--- a/medical_accident_its_analysis/manuscript/ha_manuscript_en.docx
+++ b/medical_accident_its_analysis/manuscript/ha_manuscript_en.docx
@@ -37,7 +37,7 @@
           <w:rFonts w:ascii="Times New Roman" w:hAnsi="Times New Roman"/>
           <w:sz w:val="24"/>
         </w:rPr>
-        <w:t>Specialty maldistribution in Japan has raised concern that malpractice litigation drives physicians from high-risk specialties. We tested whether specialty-level litigation risk predicts later physician and hospital decline. Using national primary data for 12 specialties (2008–2024), we measured exposure as closed malpractice claims per 1,000 physicians (rate, not count) and regressed biennial log-change in physicians and hospitals on the lagged litigation rate in a panel with specialty and wave fixed effects, cluster-robust errors, equivalence tests and sensitivity analyses. The workforce grew in 11 of 12 specialties; general surgery, which changed by -2.3%, was the exception. Litigation rate was not associated with physician growth (coefficient -0.0009 per claim per 1,000 physicians; 95% CI -0.0040 to +0.0021; p=0.54) or hospital growth (p=0.90). A one-standard-deviation higher litigation rate changed physician growth by less than ±1% (TOST p=0.023) and hospital growth by less than ±2% (p=0.002); sensitivity analyses were unchanged and per-specialty rank correlations were mostly positive (10/12) and none significant. Specialty-level litigation risk in Japan is not associated with workforce decline and is statistically equivalent to a null effect within a small, policy-relevant margin. The belief that physicians flee high-litigation specialties is unsupported; structural incentives may sustain the workforce despite litigation risk.</w:t>
+        <w:t>Specialty maldistribution in Japan has raised concern that malpractice litigation drives physicians from high-risk specialties. We examined whether specialty-level litigation risk predicts later physician or hospital decline. Using national primary data for 12 specialties (2008–2024), we measured exposure as closed malpractice claims per 1,000 physicians (rate, not count) and regressed biennial log-change in physicians and hospitals on the lagged litigation rate in a panel with specialty and wave fixed effects, cluster-robust standard errors, small-cluster t(G-1) inference, and two one-sided equivalence (TOST) tests. The workforce grew in 11 of 12 specialties; general surgery, which changed by -2.3%, was the exception. Litigation rate was not associated with physician growth (coefficient -0.0009; 95% CI -0.0043 to +0.0025; p=0.56) or hospital growth (p=0.90). A one-SD higher rate changed physician growth by less than ±1% (TOST p=0.023) and less than ±2% (p=0.000); hospital growth was within ±2% (p=0.002) but not the stricter ±1% margin (p=0.059). Sensitivity analyses were unchanged and per-specialty rank correlations were mostly positive (10/12) and none significant. Specialty-level litigation risk in Japan is not associated with workforce decline and is statistically equivalent to a null effect for physicians. These findings, drawn from one health system, suggest that structural workforce incentives, rather than litigation-avoidance messaging, warrant analytical attention.</w:t>
       </w:r>
     </w:p>
     <w:p>
@@ -269,7 +269,7 @@
           <w:i w:val="0"/>
           <w:sz w:val="24"/>
         </w:rPr>
-        <w:t>. Two sensitivity series were also used: annual medical accident investigation reports by specialty from the Japan Medical Safety Research Organisation (JMSR, 2015-2025)</w:t>
+        <w:t>. Two sensitivity series were also used: annual medical accident investigation reports by specialty from the Japan Medical Safety Research Organisation (JMSR, 2015-2024)</w:t>
       </w:r>
       <w:r>
         <w:rPr>
@@ -285,7 +285,7 @@
           <w:i w:val="0"/>
           <w:sz w:val="24"/>
         </w:rPr>
-        <w:t xml:space="preserve"> and total national newspaper article counts from Nikkei Telecom 21 (2009–2018; keywords: 医療事故 + 医療過誤).</w:t>
+        <w:t xml:space="preserve"> and total national newspaper article counts from Nikkei Telecom 21 (2004-2018; the sensitivity analysis uses 2009-2018; keywords: 医療事故 + 医療過誤).</w:t>
       </w:r>
       <w:r>
         <w:rPr>
@@ -301,7 +301,7 @@
           <w:i w:val="0"/>
           <w:sz w:val="24"/>
         </w:rPr>
-        <w:t xml:space="preserve"> The full extraction pipeline (with source identifiers and SHA-256 checksums) is documented in the accompanying repository.</w:t>
+        <w:t xml:space="preserve"> The full extraction pipeline (with source identifiers and SHA-256 checksums) is documented in the accompanying repository (https://github.com/bougtoir/medical-accident-its-analysis).</w:t>
       </w:r>
     </w:p>
     <w:p>
@@ -315,7 +315,7 @@
           <w:i w:val="0"/>
           <w:sz w:val="24"/>
         </w:rPr>
-        <w:t>Physician counts use the principal-specialty (主たる診疗科) classification; broad categories were matched to the Supreme Court's specialty labels, and subspecialties were aggregated in code. Because the Court assigns multi-specialty cases to a single principal specialty and states that the counts do not represent the intrinsic risk of each specialty, we treat litigation as an exposure signal rather than a measure of incident risk.</w:t>
+        <w:t>Physician counts use the principal-specialty (主たる診療科) classification; broad categories were matched to the Supreme Court's specialty labels, and subspecialties were aggregated in code. Because the Court assigns multi-specialty cases to a single principal specialty and states that the counts do not represent the intrinsic risk of each specialty, we treat litigation as an exposure signal rather than a measure of incident risk.</w:t>
       </w:r>
       <w:r>
         <w:rPr>
@@ -338,7 +338,7 @@
           <w:rFonts w:ascii="Times New Roman" w:hAnsi="Times New Roman"/>
           <w:sz w:val="22"/>
         </w:rPr>
-        <w:t>[11]</w:t>
+        <w:t>[13]</w:t>
       </w:r>
       <w:r>
         <w:rPr>
@@ -373,14 +373,14 @@
           <w:i w:val="0"/>
           <w:sz w:val="24"/>
         </w:rPr>
-        <w:t>The exposure was the litigation rate, defined as closed claims per 1,000 physicians in each specialty-year, which removes specialty-size confounding. The primary analysis used the 9 measured biennial physician waves (2008–2024). For each specialty we computed the biennial log-change in physicians (and, separately, in hospitals) and regressed it on the litigation rate at the start of the interval, in a panel with specialty and wave fixed effects and standard errors clustered by specialty.</w:t>
+        <w:t>The exposure was the litigation rate, defined as closed claims per 1,000 physicians in each specialty-year, which removes specialty-size confounding because large specialties generate more claims for reasons unrelated to per-physician risk. The primary analysis used the 9 measured biennial physician waves (2008–2024). For each specialty we computed the biennial log-change in physicians (and, separately, in hospitals) and regressed it on the litigation rate at the start of the interval, in a panel with specialty and wave fixed effects and standard errors clustered by specialty.</w:t>
       </w:r>
       <w:r>
         <w:rPr>
           <w:rFonts w:ascii="Times New Roman" w:hAnsi="Times New Roman"/>
           <w:sz w:val="22"/>
         </w:rPr>
-        <w:t>[13]</w:t>
+        <w:t>[14]</w:t>
       </w:r>
       <w:r>
         <w:rPr>
@@ -403,7 +403,23 @@
           <w:i w:val="0"/>
           <w:sz w:val="24"/>
         </w:rPr>
-        <w:t>We assessed equivalence to a null effect using two one-sided tests (TOST).</w:t>
+        <w:t>We standardised the litigation-rate exposure for the equivalence analysis so the coefficient gives the expected biennial log-change per one-SD increase in the exposure. Because only 12 specialties provide clusters, all reported confidence intervals and two-sided p-values use a t-distribution with G-1 = 11 degrees of freedom, the small-cluster correction recommended by Cameron and Miller.</w:t>
+      </w:r>
+      <w:r>
+        <w:rPr>
+          <w:rFonts w:ascii="Times New Roman" w:hAnsi="Times New Roman"/>
+          <w:sz w:val="22"/>
+        </w:rPr>
+        <w:t>[15]</w:t>
+      </w:r>
+      <w:r>
+        <w:rPr>
+          <w:rFonts w:ascii="Times New Roman" w:hAnsi="Times New Roman"/>
+          <w:b w:val="0"/>
+          <w:i w:val="0"/>
+          <w:sz w:val="24"/>
+        </w:rPr>
+        <w:t xml:space="preserve"> We assessed equivalence to a null effect using two one-sided tests (TOST).</w:t>
       </w:r>
       <w:r>
         <w:rPr>
@@ -419,7 +435,7 @@
           <w:i w:val="0"/>
           <w:sz w:val="24"/>
         </w:rPr>
-        <w:t xml:space="preserve"> The exposure was standardised so the coefficient is the expected log-change per 1-SD increase in litigation rate; we pre-specified equivalence margins of ±1% and ±2% biennial workforce change and used the number of specialty clusters minus one as the degrees of freedom. An indicator for obstetrics and gynaecology from 2009 onward captured the JOCS-CP period.</w:t>
+        <w:t xml:space="preserve"> We pre-specified margins of ±1% and ±2% biennial workforce change because they are smaller than typical policy targets for specialty workforce rebalancing and represent changes that workforce planners would consider substantively small. An indicator for obstetrics and gynaecology from 2009 onward captured the JOCS-CP period.</w:t>
       </w:r>
       <w:r>
         <w:rPr>
@@ -435,7 +451,7 @@
           <w:i w:val="0"/>
           <w:sz w:val="24"/>
         </w:rPr>
-        <w:t xml:space="preserve"> Sensitivity analyses repeated the models on (i) the annual hospital series, (ii) a linearly interpolated annual physician series (with degrees of freedom governed by the measured waves, not the interpolated n), (iii) raw counts instead of rates, (iv) the annual hospital series 2016-2024 additionally controlling for the JMSR report rate (reports per 1,000 physicians), and (v) the annual hospital series 2009–2018 additionally controlling for total Nikkei Telecom article counts. Because the article-count series is a national yearly variable, it is collinear with full wave fixed effects; this sensitivity therefore uses specialty fixed effects plus a linear time trend rather than wave dummies. These last two tests evaluate whether the litigation coefficient is confounded by or collinear with broader accident reporting or media coverage. Because the primary analyses are confirmatory and null, we did not adjust for multiplicity and interpret the single secondary association (the JOCS-CP indicator) as exploratory. Analyses used Python (statsmodels); code and data are openly available.</w:t>
+        <w:t xml:space="preserve"> Sensitivity analyses repeated the models on (i) the annual hospital series, (ii) a linearly interpolated annual physician series (with degrees of freedom governed by the measured waves, not the interpolated n), (iii) raw counts instead of rates, (iv) the annual hospital series 2016-2024 additionally controlling for the JMSR report rate (reports per 1,000 physicians), and (v) the annual hospital series 2009–2018 additionally controlling for total Nikkei Telecom article counts. Because the article-count series is a national yearly variable, it is collinear with full wave fixed effects; this sensitivity therefore uses specialty fixed effects plus a linear time trend rather than wave dummies. The JOCS-CP indicator and all sensitivity models are exploratory; we report raw p-values and Holm step-down adjusted p-values for this family in Supplementary Table 5. Analyses used Python (statsmodels); code and data are openly available at https://github.com/bougtoir/medical-accident-its-analysis.</w:t>
       </w:r>
     </w:p>
     <w:p>
@@ -2073,7 +2089,7 @@
           <w:i w:val="0"/>
           <w:sz w:val="24"/>
         </w:rPr>
-        <w:t>The lagged litigation rate was not associated with biennial physician growth (coefficient -0.0009; 95% CI -0.0040 to +0.0021; p=0.54; n=96) or with hospital growth (coefficient +0.0003; p=0.90). Equivalence testing (Figure 1; Table 2) showed that a 1-SD higher litigation rate changed biennial physician growth by less than ±1% (TOST p=0.023; point estimate -0.21% with 90% CI -0.84% to +0.42%), and hospital growth by less than ±2% (p=0.002). Thus the data are consistent with, and statistically support, the absence of a policy-relevant effect. Detailed TOST results by margin are reported in Supplementary Table 2.</w:t>
+        <w:t>The lagged litigation rate was not associated with biennial physician growth (coefficient -0.0009; 95% CI -0.0043 to +0.0025; p=0.56; n=96) or with hospital growth (coefficient +0.0003; p=0.90). Equivalence testing (Figure 1; Table 2) showed that a 1-SD higher litigation rate changed biennial physician growth by less than ±1% (TOST p=0.023; point estimate -0.21% with 90% CI -0.84% to +0.42%). For hospital growth the point estimate was +0.07% (90% CI -0.91% to +1.06%): it was within the ±2% margin (p=0.002) but not the stricter ±1% margin (p=0.059). Thus the data are consistent with the absence of a policy-relevant effect on physician growth, and with at most a small effect on hospital growth. Detailed TOST results by margin are reported in Supplementary Table 2.</w:t>
       </w:r>
     </w:p>
     <w:p>
@@ -2292,7 +2308,7 @@
                 <w:rFonts w:ascii="Times New Roman" w:hAnsi="Times New Roman"/>
                 <w:sz w:val="18"/>
               </w:rPr>
-              <w:t>-0.0040, +0.0021</w:t>
+              <w:t>-0.0043, +0.0025</w:t>
             </w:r>
           </w:p>
         </w:tc>
@@ -2309,7 +2325,7 @@
                 <w:rFonts w:ascii="Times New Roman" w:hAnsi="Times New Roman"/>
                 <w:sz w:val="18"/>
               </w:rPr>
-              <w:t>0.54</w:t>
+              <w:t>0.56</w:t>
             </w:r>
           </w:p>
         </w:tc>
@@ -2376,7 +2392,7 @@
                 <w:rFonts w:ascii="Times New Roman" w:hAnsi="Times New Roman"/>
                 <w:sz w:val="18"/>
               </w:rPr>
-              <w:t>-0.0044, +0.0050</w:t>
+              <w:t>-0.0050, +0.0056</w:t>
             </w:r>
           </w:p>
         </w:tc>
@@ -2477,7 +2493,7 @@
                 <w:rFonts w:ascii="Times New Roman" w:hAnsi="Times New Roman"/>
                 <w:sz w:val="18"/>
               </w:rPr>
-              <w:t>0.49</w:t>
+              <w:t>0.51</w:t>
             </w:r>
           </w:p>
         </w:tc>
@@ -2645,7 +2661,7 @@
                 <w:rFonts w:ascii="Times New Roman" w:hAnsi="Times New Roman"/>
                 <w:sz w:val="18"/>
               </w:rPr>
-              <w:t>0.37</w:t>
+              <w:t>0.39</w:t>
             </w:r>
           </w:p>
         </w:tc>
@@ -2776,7 +2792,7 @@
           <w:i w:val="0"/>
           <w:sz w:val="24"/>
         </w:rPr>
-        <w:t>Using raw litigation counts rather than rates did not recover a negative association in this measured-only design (p=0.49). Figure 2 illustrates the difference between the two exposure definitions: a count exposure spans specialty size (panel a), whereas the size-adjusted rate does not (panel b). The annual hospital and the interpolated annual physician sensitivity analyses were also null (p=0.99 and p=0.37), confirming that size confounding and interpolation are sufficient to create spurious associations. The JOCS-CP indicator was associated with obstetric hospital growth (coefficient +0.024, p=0.003), consistent with a structural policy effect in the specialty most central to this debate.</w:t>
+        <w:t>Using raw litigation counts rather than rates did not recover a negative association in this measured-only design (p=0.51). Figure 2 illustrates the difference between the two exposure definitions: a count exposure spans specialty size (panel a), whereas the size-adjusted rate does not (panel b); points are coloured by specialty so the reader can identify which fields drive any apparent outliers. The annual hospital and the interpolated annual physician sensitivity analyses were also null (p=0.99 and p=0.39), confirming that size confounding and interpolation are sufficient to create spurious associations. The JOCS-CP indicator was directionally positive in the obstetric-hospital model (coefficient +0.024, raw p=0.013), but the association was not significant after the small-cluster correction and Holm adjustment for the exploratory sensitivity family (Holm p=0.119); we therefore treat it as exploratory and do not interpret it as a causal policy effect.</w:t>
       </w:r>
     </w:p>
     <w:p>
@@ -2789,7 +2805,7 @@
           <w:b/>
           <w:sz w:val="20"/>
         </w:rPr>
-        <w:t>Figure 2. Biennial physician growth against lagged litigation exposure measured as (a) counts and (b) rates.</w:t>
+        <w:t>Figure 2. Biennial physician growth against lagged litigation exposure measured as (a) counts and (b) rates. Points are coloured by specialty; the count panel shows the size confounding that the rate panel removes.</w:t>
       </w:r>
     </w:p>
     <w:p>
@@ -2878,7 +2894,7 @@
           <w:rFonts w:ascii="Times New Roman" w:hAnsi="Times New Roman"/>
           <w:sz w:val="22"/>
         </w:rPr>
-        <w:t>[11]</w:t>
+        <w:t>[13]</w:t>
       </w:r>
       <w:r>
         <w:rPr>
@@ -2887,7 +2903,7 @@
           <w:i w:val="0"/>
           <w:sz w:val="24"/>
         </w:rPr>
-        <w:t xml:space="preserve"> Over 2015-2024, raw litigation and JMSR report counts were strongly correlated across specialties (Pearson r=0.82), because large specialties generate more of both; however, after removing specialty-specific levels and trends the within-specialty correlation was negligible (r=-0.02). A model of annual hospital growth for 2016-2024 that included both the lagged litigation rate and the lagged JMSR report rate left the litigation coefficient essentially unchanged (coefficient +0.0021; p=0.26) and the JMSR term was not associated with hospital growth (p=0.66; Supplementary Table 3). Thus, the null litigation result is not explained by, nor masked by, broader medical accident reporting.</w:t>
+        <w:t xml:space="preserve"> Over 2015-2024, raw litigation and JMSR report counts were strongly correlated across specialties (Pearson r=0.82), because large specialties generate more of both; however, after removing specialty-specific levels and trends the within-specialty correlation was negligible (r=-0.02). A model of annual hospital growth for 2016-2024 that included both the lagged litigation rate and the lagged JMSR report rate left the litigation coefficient essentially unchanged (coefficient +0.0021; p=0.28) and the JMSR term was not associated with hospital growth (p=0.66; Supplementary Table 3). Thus, the null litigation result is not explained by, nor masked by, broader medical accident reporting.</w:t>
       </w:r>
     </w:p>
     <w:p>
@@ -2917,7 +2933,7 @@
           <w:i w:val="0"/>
           <w:sz w:val="24"/>
         </w:rPr>
-        <w:t xml:space="preserve"> Total annual article counts (keywords: 医療事故 + 医療過誤) and total litigation counts were correlated (Pearson r=0.81), consistent with the public salience of high-litigation years; however, within the annual hospital panel the lagged litigation rate and the media-count series were only weakly correlated. A model of annual hospital growth for 2009-2018 that included both the lagged litigation rate and the lagged article count (per 1,000 articles) left the litigation coefficient essentially unchanged and the media term was not associated with hospital growth (p=0.18; Supplementary Table 4). Media coverage therefore does not account for the null litigation effect either.</w:t>
+        <w:t xml:space="preserve"> Total annual article counts (keywords: 医療事故 + 医療過誤) and total litigation counts were correlated (Pearson r=0.81), consistent with the public salience of high-litigation years; however, within the annual hospital panel the lagged litigation rate and the media-count series were only weakly correlated. A model of annual hospital growth for 2009-2018 that included both the lagged litigation rate and the lagged article count (per 1,000 articles) left the litigation coefficient essentially unchanged and the media term was not associated with hospital growth (p=0.21; Supplementary Table 4). Media coverage therefore does not account for the null litigation effect either.</w:t>
       </w:r>
     </w:p>
     <w:p>
@@ -2943,7 +2959,7 @@
           <w:i w:val="0"/>
           <w:sz w:val="24"/>
         </w:rPr>
-        <w:t>Using national primary data, rates rather than counts, and only measured physician observations, we found no association between specialty-level malpractice-litigation risk and subsequent physician or hospital decline. Equivalence testing turned this null into a positive statement: any effect of litigation risk on the biennial workforce is smaller than a pre-specified, policy-relevant margin. The widely held intuition—that physicians systematically abandon high-litigation specialties—is not supported by 16 years of official data.</w:t>
+        <w:t>Using national primary data, rates rather than counts, and only measured physician observations, we found no association between specialty-level malpractice-litigation risk and subsequent physician or hospital decline. Equivalence testing turned this null into a positive statement: any effect of litigation risk on the biennial workforce is smaller than a pre-specified, policy-relevant margin. These data therefore do not support the hypothesis that physicians systematically abandon high-litigation specialties over 16 years of official statistics.</w:t>
       </w:r>
     </w:p>
     <w:p>
@@ -2992,7 +3008,7 @@
           <w:rFonts w:ascii="Times New Roman" w:hAnsi="Times New Roman"/>
           <w:sz w:val="22"/>
         </w:rPr>
-        <w:t>[14]</w:t>
+        <w:t>[16]</w:t>
       </w:r>
       <w:r>
         <w:rPr>
@@ -3008,7 +3024,7 @@
           <w:rFonts w:ascii="Times New Roman" w:hAnsi="Times New Roman"/>
           <w:sz w:val="22"/>
         </w:rPr>
-        <w:t>[15]</w:t>
+        <w:t>[17]</w:t>
       </w:r>
       <w:r>
         <w:rPr>
@@ -3024,7 +3040,7 @@
           <w:rFonts w:ascii="Times New Roman" w:hAnsi="Times New Roman"/>
           <w:sz w:val="22"/>
         </w:rPr>
-        <w:t>[16]</w:t>
+        <w:t>[18]</w:t>
       </w:r>
       <w:r>
         <w:rPr>
@@ -3054,7 +3070,7 @@
           <w:rFonts w:ascii="Times New Roman" w:hAnsi="Times New Roman"/>
           <w:sz w:val="22"/>
         </w:rPr>
-        <w:t>[17]</w:t>
+        <w:t>[19]</w:t>
       </w:r>
       <w:r>
         <w:rPr>
@@ -3070,7 +3086,7 @@
           <w:rFonts w:ascii="Times New Roman" w:hAnsi="Times New Roman"/>
           <w:sz w:val="22"/>
         </w:rPr>
-        <w:t>[18]</w:t>
+        <w:t>[20]</w:t>
       </w:r>
       <w:r>
         <w:rPr>
@@ -3100,7 +3116,7 @@
           <w:rFonts w:ascii="Times New Roman" w:hAnsi="Times New Roman"/>
           <w:sz w:val="22"/>
         </w:rPr>
-        <w:t>[19]</w:t>
+        <w:t>[21]</w:t>
       </w:r>
       <w:r>
         <w:rPr>
@@ -3130,7 +3146,7 @@
           <w:rFonts w:ascii="Times New Roman" w:hAnsi="Times New Roman"/>
           <w:sz w:val="22"/>
         </w:rPr>
-        <w:t>[20]</w:t>
+        <w:t>[22]</w:t>
       </w:r>
       <w:r>
         <w:rPr>
@@ -3139,14 +3155,14 @@
           <w:i w:val="0"/>
           <w:sz w:val="24"/>
         </w:rPr>
-        <w:t xml:space="preserve"> Our hospital-level JOCS-CP indicator is associated with obstetric hospital growth, suggesting that removing adversarial litigation pressure can support facility supply, although we cannot isolate the compensation effect from concurrent obstetric policies. Civil litigation exposure is also distinct from criminal prosecution. Morita exploited the 2004 Fukushima obstetrician prosecution and found a 13 percent decline in obstetricians, with some switching to gynaecology.</w:t>
+        <w:t xml:space="preserve"> The hospital-level JOCS-CP indicator was directionally positive (coefficient +0.024, raw p=0.013), but it did not remain significant after the small-cluster correction and Holm adjustment for the exploratory sensitivity family (Holm p=0.119). This suggests that, if the JOCS-CP did support obstetric hospital supply, the effect is too small or too confounded by concurrent obstetric policies to be isolated here. Civil litigation exposure is also distinct from criminal prosecution. Morita exploited the 2004 Fukushima obstetrician prosecution and found a 13 percent decline in obstetricians, with some switching to gynaecology.</w:t>
       </w:r>
       <w:r>
         <w:rPr>
           <w:rFonts w:ascii="Times New Roman" w:hAnsi="Times New Roman"/>
           <w:sz w:val="22"/>
         </w:rPr>
-        <w:t>[21]</w:t>
+        <w:t>[23]</w:t>
       </w:r>
       <w:r>
         <w:rPr>
@@ -3176,7 +3192,7 @@
           <w:rFonts w:ascii="Times New Roman" w:hAnsi="Times New Roman"/>
           <w:sz w:val="22"/>
         </w:rPr>
-        <w:t>[22]</w:t>
+        <w:t>[24]</w:t>
       </w:r>
       <w:r>
         <w:rPr>
@@ -3192,7 +3208,7 @@
           <w:rFonts w:ascii="Times New Roman" w:hAnsi="Times New Roman"/>
           <w:sz w:val="22"/>
         </w:rPr>
-        <w:t>[23]</w:t>
+        <w:t>[25]</w:t>
       </w:r>
       <w:r>
         <w:rPr>
@@ -3215,7 +3231,7 @@
           <w:i w:val="0"/>
           <w:sz w:val="24"/>
         </w:rPr>
-        <w:t>What do these findings imply for policy? Reducing civil malpractice litigation is unlikely to be a powerful lever for correcting specialty maldistribution in Japan. Structural incentives are more promising: no-fault compensation can de-risk high-acuity specialties, and payment design can reward service in underserved settings and activities. The JOCS-CP experience supports the former; Japan's fee-for-service schedule and rural/urban payment adjustments illustrate the latter. This is not to say that malpractice reform is irrelevant: it may influence defensive medicine, patient compensation, and provider-patient trust. But our evidence does not support the claim that lowering litigation risk will retain physicians in high-risk specialties, and litigation-avoidance messaging should not be the centrepiece of workforce policy.</w:t>
+        <w:t>What do these findings imply for policy? Reducing civil malpractice litigation is unlikely to be a powerful lever for correcting specialty maldistribution in Japan. Structural incentives are more promising: no-fault compensation can de-risk high-acuity specialties, and payment design can reward service in underserved settings and activities. The JOCS-CP experience supports the former; Japan's fee-for-service schedule and rural/urban payment adjustments illustrate the latter. This is not to say that malpractice reform is irrelevant: it may influence defensive medicine, patient compensation, and provider-patient trust. But our evidence does not support the claim, at least from these data, that lowering litigation risk will retain physicians in high-risk specialties. Policymakers should therefore target structural incentives before relying on litigation-avoidance messaging.</w:t>
       </w:r>
     </w:p>
     <w:p>
@@ -3236,7 +3252,7 @@
           <w:rFonts w:ascii="Times New Roman" w:hAnsi="Times New Roman"/>
           <w:sz w:val="22"/>
         </w:rPr>
-        <w:t>[24]</w:t>
+        <w:t>[26]</w:t>
       </w:r>
       <w:r>
         <w:rPr>
@@ -3252,7 +3268,7 @@
           <w:rFonts w:ascii="Times New Roman" w:hAnsi="Times New Roman"/>
           <w:sz w:val="22"/>
         </w:rPr>
-        <w:t>[25]</w:t>
+        <w:t>[27]</w:t>
       </w:r>
       <w:r>
         <w:rPr>
@@ -3282,7 +3298,7 @@
           <w:rFonts w:ascii="Times New Roman" w:hAnsi="Times New Roman"/>
           <w:sz w:val="22"/>
         </w:rPr>
-        <w:t>[26]</w:t>
+        <w:t>[28]</w:t>
       </w:r>
       <w:r>
         <w:rPr>
@@ -3359,7 +3375,7 @@
           <w:i w:val="0"/>
           <w:sz w:val="24"/>
         </w:rPr>
-        <w:t>Across 2008–2024, specialty-level malpractice-litigation risk in Japan was not associated with physician or hospital decline, and the effect was statistically equivalent to null within a small margin. Policies to counter specialty maldistribution should focus on structural incentives, especially no-fault compensation, rather than on the assumption that reducing litigation will retain physicians in high-risk specialties.</w:t>
+        <w:t>Across 2008–2024, specialty-level malpractice-litigation risk in Japan was not associated with physician or hospital decline in these data, and the physician effect was statistically equivalent to null within a small margin. Policies to counter specialty maldistribution may more productively target structural incentives, especially no-fault compensation, rather than on the assumption that reducing litigation will retain physicians in high-risk specialties.</w:t>
       </w:r>
     </w:p>
     <w:p>
@@ -3411,7 +3427,7 @@
           <w:i w:val="0"/>
           <w:sz w:val="24"/>
         </w:rPr>
-        <w:t>Funding: none. Competing interests: none declared. Data and code availability: all primary data files, extraction scripts and analysis code are openly available in the project repository, enabling full reproduction of every reported number.</w:t>
+        <w:t>Funding: none. Competing interests: none declared. Ethics approval: this study used publicly available aggregated national statistics and did not involve human subjects, identifiable data or patient records; no ethics approval was required. Data and code availability: all primary data files, extraction scripts and analysis code are openly available in the project repository (https://github.com/bougtoir/medical-accident-its-analysis), enabling full reproduction of every reported number.</w:t>
       </w:r>
     </w:p>
     <w:p>
@@ -3519,7 +3535,7 @@
           <w:rFonts w:ascii="Times New Roman" w:hAnsi="Times New Roman"/>
           <w:sz w:val="20"/>
         </w:rPr>
-        <w:t>8. Ministry of Health, Labour and Welfare. Statistics of Physicians, Dentists and Pharmacists. Tokyo: MHLW.</w:t>
+        <w:t>8. Ministry of Health, Labour and Welfare. Statistics of Physicians, Dentists and Pharmacists. Tokyo: MHLW; 2024. Available from: https://www.mhlw.go.jp/english/database/db-hw/</w:t>
       </w:r>
     </w:p>
     <w:p>
@@ -3531,7 +3547,7 @@
           <w:rFonts w:ascii="Times New Roman" w:hAnsi="Times New Roman"/>
           <w:sz w:val="20"/>
         </w:rPr>
-        <w:t>9. Supreme Court of Japan, Committee on Medical Litigation. Statistics on medical malpractice litigation (closed cases by specialty). Tokyo: Supreme Court of Japan.</w:t>
+        <w:t>9. Supreme Court of Japan, Committee on Medical Litigation. Statistics on medical malpractice litigation (closed cases by specialty). Tokyo: Supreme Court of Japan; 2024.</w:t>
       </w:r>
     </w:p>
     <w:p>
@@ -3543,7 +3559,7 @@
           <w:rFonts w:ascii="Times New Roman" w:hAnsi="Times New Roman"/>
           <w:sz w:val="20"/>
         </w:rPr>
-        <w:t>10. Ministry of Health, Labour and Welfare. Survey of Medical Institutions (Dynamic). Tokyo: MHLW.</w:t>
+        <w:t>10. Ministry of Health, Labour and Welfare. Survey of Medical Institutions (Dynamic). Tokyo: MHLW; 2024. Available from: https://www.mhlw.go.jp/english/database/db-hw/</w:t>
       </w:r>
     </w:p>
     <w:p>
@@ -3555,7 +3571,7 @@
           <w:rFonts w:ascii="Times New Roman" w:hAnsi="Times New Roman"/>
           <w:sz w:val="20"/>
         </w:rPr>
-        <w:t>11. Act on the Promotion of Medical Safety; Medical Accident Investigation System (2015). Tokyo: MHLW.</w:t>
+        <w:t>11. Japan Medical Safety Research Organisation. Annual reports of medical accident investigations (2015-2024). Tokyo: JMSR; 2025.</w:t>
       </w:r>
     </w:p>
     <w:p>
@@ -3567,7 +3583,7 @@
           <w:rFonts w:ascii="Times New Roman" w:hAnsi="Times New Roman"/>
           <w:sz w:val="20"/>
         </w:rPr>
-        <w:t>12. Nikkei Inc. Nikkei Telecom 21 (新聞・情報データベース). Tokyo: Nikkei Inc. Accessed 2024.</w:t>
+        <w:t>12. Nikkei Inc. Nikkei Telecom 21. Tokyo: Nikkei Inc. Accessed 2024. Available from: https://telecom21.nikkei.co.jp/.</w:t>
       </w:r>
     </w:p>
     <w:p>
@@ -3579,7 +3595,7 @@
           <w:rFonts w:ascii="Times New Roman" w:hAnsi="Times New Roman"/>
           <w:sz w:val="20"/>
         </w:rPr>
-        <w:t>13. Angrist JD, Pischke JS. Mostly Harmless Econometrics. Princeton: Princeton University Press; 2009.</w:t>
+        <w:t>13. Act on the Promotion of Medical Safety; Medical Accident Investigation System (2015). Tokyo: MHLW; 2015.</w:t>
       </w:r>
     </w:p>
     <w:p>
@@ -3591,7 +3607,7 @@
           <w:rFonts w:ascii="Times New Roman" w:hAnsi="Times New Roman"/>
           <w:sz w:val="20"/>
         </w:rPr>
-        <w:t>14. Matsa DA. Does malpractice liability keep the doctor away? Evidence from tort reform damage caps. J Legal Stud. 2007;36(S2):S143-S182.</w:t>
+        <w:t>14. Angrist JD, Pischke JS. Mostly Harmless Econometrics. Princeton: Princeton University Press; 2009.</w:t>
       </w:r>
     </w:p>
     <w:p>
@@ -3603,7 +3619,7 @@
           <w:rFonts w:ascii="Times New Roman" w:hAnsi="Times New Roman"/>
           <w:sz w:val="20"/>
         </w:rPr>
-        <w:t>15. Hyman DA, Silver C, Black B, Paik M. Does tort reform affect physician supply? Evidence from Texas. Int Rev Law Econ. 2015;42:203-218.</w:t>
+        <w:t>15. Cameron AC, Miller DL. A practitioner's guide to cluster-robust inference. J Hum Resour. 2015;50(2):317-372.</w:t>
       </w:r>
     </w:p>
     <w:p>
@@ -3615,7 +3631,7 @@
           <w:rFonts w:ascii="Times New Roman" w:hAnsi="Times New Roman"/>
           <w:sz w:val="20"/>
         </w:rPr>
-        <w:t>16. Frakes MD, Frank MB, Seabury SA. The effect of malpractice law on physician supply: Evidence from negligence-standard reforms. J Health Econ. 2020;70:1-16.</w:t>
+        <w:t>16. Matsa DA. Does malpractice liability keep the doctor away? Evidence from tort reform damage caps. J Legal Stud. 2007;36(S2):S143-S182.</w:t>
       </w:r>
     </w:p>
     <w:p>
@@ -3627,7 +3643,7 @@
           <w:rFonts w:ascii="Times New Roman" w:hAnsi="Times New Roman"/>
           <w:sz w:val="20"/>
         </w:rPr>
-        <w:t>17. Kessler DP, McClellan MB. Do doctors practice defensive medicine?. Q J Econ. 1996;111(2):353-390.</w:t>
+        <w:t>17. Hyman DA, Silver C, Black B, Paik M. Does tort reform affect physician supply? Evidence from Texas. Int Rev Law Econ. 2015;42:203-218.</w:t>
       </w:r>
     </w:p>
     <w:p>
@@ -3639,7 +3655,7 @@
           <w:rFonts w:ascii="Times New Roman" w:hAnsi="Times New Roman"/>
           <w:sz w:val="20"/>
         </w:rPr>
-        <w:t>18. Sloan FA, Shadle JH. Is there empirical evidence for "Defensive Medicine"? A reassessment. J Health Econ. 2008;27(2):481-491.</w:t>
+        <w:t>18. Frakes MD, Frank MB, Seabury SA. The effect of malpractice law on physician supply: Evidence from negligence-standard reforms. J Health Econ. 2020;70:1-16.</w:t>
       </w:r>
     </w:p>
     <w:p>
@@ -3651,7 +3667,7 @@
           <w:rFonts w:ascii="Times New Roman" w:hAnsi="Times New Roman"/>
           <w:sz w:val="20"/>
         </w:rPr>
-        <w:t>19. Taniguchi K, Watari T, Nagoshi K. Characteristics and trends of medical malpractice claims in Japan between 2006 and 2021. PLoS One. 2023;18(12):e0296155.</w:t>
+        <w:t>19. Kessler DP, McClellan MB. Do doctors practice defensive medicine?. Q J Econ. 1996;111(2):353-390.</w:t>
       </w:r>
     </w:p>
     <w:p>
@@ -3663,7 +3679,7 @@
           <w:rFonts w:ascii="Times New Roman" w:hAnsi="Times New Roman"/>
           <w:sz w:val="20"/>
         </w:rPr>
-        <w:t>20. Hasegawa J, Toyokawa S, Ikenoue T, et al. Relevant obstetric factors for cerebral palsy: from the Nationwide Obstetric Compensation System in Japan. PLoS One. 2016;11(1):e0148122.</w:t>
+        <w:t>20. Sloan FA, Shadle JH. Is there empirical evidence for "Defensive Medicine"? A reassessment. J Health Econ. 2008;27(2):481-491.</w:t>
       </w:r>
     </w:p>
     <w:p>
@@ -3675,7 +3691,7 @@
           <w:rFonts w:ascii="Times New Roman" w:hAnsi="Times New Roman"/>
           <w:sz w:val="20"/>
         </w:rPr>
-        <w:t>21. Morita H. Criminal prosecution and physician supply. Int Rev Law Econ. 2018;55:1-11.</w:t>
+        <w:t>21. Taniguchi K, Watari T, Nagoshi K. Characteristics and trends of medical malpractice claims in Japan between 2006 and 2021. PLoS One. 2023;18(12):e0296155.</w:t>
       </w:r>
     </w:p>
     <w:p>
@@ -3687,7 +3703,7 @@
           <w:rFonts w:ascii="Times New Roman" w:hAnsi="Times New Roman"/>
           <w:sz w:val="20"/>
         </w:rPr>
-        <w:t>22. Kamijo K, Wada Y, Ishida K, Warsof SL, Saade G, Kawakita T. Medical-legal claims in obstetrics and gynecology: Japan versus the United States. J Healthc Risk Manag. 2025;44(4):5-11.</w:t>
+        <w:t>22. Hasegawa J, Toyokawa S, Ikenoue T, et al. Relevant obstetric factors for cerebral palsy: from the Nationwide Obstetric Compensation System in Japan. PLoS One. 2016;11(1):e0148122.</w:t>
       </w:r>
     </w:p>
     <w:p>
@@ -3699,7 +3715,7 @@
           <w:rFonts w:ascii="Times New Roman" w:hAnsi="Times New Roman"/>
           <w:sz w:val="20"/>
         </w:rPr>
-        <w:t>23. Lin PL, Huang JP, Fujii T, Cho EH, Huang MC. A survey of specialty choice among obstetrics and gynecology residents in Japan, Korea, and Taiwan. J Obstet Gynaecol Res. 2022;48(7):1968-1977.</w:t>
+        <w:t>23. Morita H. Criminal prosecution and physician supply. Int Rev Law Econ. 2018;55:1-11.</w:t>
       </w:r>
     </w:p>
     <w:p>
@@ -3711,7 +3727,7 @@
           <w:rFonts w:ascii="Times New Roman" w:hAnsi="Times New Roman"/>
           <w:sz w:val="20"/>
         </w:rPr>
-        <w:t>24. Bismark M, Paterson R. No-fault compensation in New Zealand: harmonizing injury compensation, provider accountability, and patient safety. Health Aff. 2006;25(1):278-286.</w:t>
+        <w:t>24. Kamijo K, Wada Y, Ishida K, Warsof SL, Saade G, Kawakita T. Medical-legal claims in obstetrics and gynecology: Japan versus the United States. J Healthc Risk Manag. 2025;44(4):5-11. doi:10.1002/jhrm.70001.</w:t>
       </w:r>
     </w:p>
     <w:p>
@@ -3723,7 +3739,7 @@
           <w:rFonts w:ascii="Times New Roman" w:hAnsi="Times New Roman"/>
           <w:sz w:val="20"/>
         </w:rPr>
-        <w:t>25. Mello MM, Kachalia A, Studdert DM. Administrative compensation for medical injuries: lessons from three foreign systems. New York: The Commonwealth Fund; 2011.</w:t>
+        <w:t>25. Lin PL, Huang JP, Fujii T, Cho EH, Huang MC. A survey of specialty choice among obstetrics and gynecology residents in Japan, Korea, and Taiwan. J Obstet Gynaecol Res. 2022;48(7):1968-1977.</w:t>
       </w:r>
     </w:p>
     <w:p>
@@ -3735,7 +3751,31 @@
           <w:rFonts w:ascii="Times New Roman" w:hAnsi="Times New Roman"/>
           <w:sz w:val="20"/>
         </w:rPr>
-        <w:t>26. Helland E, Seabury SA. Tort reform and physician labor supply: a review of the evidence. Int Rev Law Econ. 2015;42:192-202.</w:t>
+        <w:t>26. Bismark M, Paterson R. No-fault compensation in New Zealand: harmonizing injury compensation, provider accountability, and patient safety. Health Aff. 2006;25(1):278-286.</w:t>
+      </w:r>
+    </w:p>
+    <w:p>
+      <w:pPr>
+        <w:spacing w:line="360" w:lineRule="auto"/>
+      </w:pPr>
+      <w:r>
+        <w:rPr>
+          <w:rFonts w:ascii="Times New Roman" w:hAnsi="Times New Roman"/>
+          <w:sz w:val="20"/>
+        </w:rPr>
+        <w:t>27. Mello MM, Kachalia A, Studdert DM. Administrative compensation for medical injuries: lessons from three foreign systems. New York: The Commonwealth Fund; 2011.</w:t>
+      </w:r>
+    </w:p>
+    <w:p>
+      <w:pPr>
+        <w:spacing w:line="360" w:lineRule="auto"/>
+      </w:pPr>
+      <w:r>
+        <w:rPr>
+          <w:rFonts w:ascii="Times New Roman" w:hAnsi="Times New Roman"/>
+          <w:sz w:val="20"/>
+        </w:rPr>
+        <w:t>28. Helland E, Seabury SA. Tort reform and physician labor supply: a review of the evidence. Int Rev Law Econ. 2015;42:192-202.</w:t>
       </w:r>
     </w:p>
     <w:sectPr>

--- a/medical_accident_its_analysis/manuscript/ha_manuscript_en.docx
+++ b/medical_accident_its_analysis/manuscript/ha_manuscript_en.docx
@@ -37,7 +37,7 @@
           <w:rFonts w:ascii="Times New Roman" w:hAnsi="Times New Roman"/>
           <w:sz w:val="24"/>
         </w:rPr>
-        <w:t>Specialty maldistribution in Japan has raised concern that malpractice litigation drives physicians from high-risk specialties. We examined whether specialty-level litigation risk predicts later physician or hospital decline. Using national primary data for 12 specialties (2008–2024), we measured exposure as closed malpractice claims per 1,000 physicians (rate, not count) and regressed biennial log-change in physicians and hospitals on the lagged litigation rate in a panel with specialty and wave fixed effects, cluster-robust standard errors, small-cluster t(G-1) inference, and two one-sided equivalence (TOST) tests. The workforce grew in 11 of 12 specialties; general surgery, which changed by -2.3%, was the exception. Litigation rate was not associated with physician growth (coefficient -0.0009; 95% CI -0.0043 to +0.0025; p=0.56) or hospital growth (p=0.90). A one-SD higher rate changed physician growth by less than ±1% (TOST p=0.023) and less than ±2% (p=0.000); hospital growth was within ±2% (p=0.002) but not the stricter ±1% margin (p=0.059). Sensitivity analyses were unchanged and per-specialty rank correlations were mostly positive (10/12) and none significant. Specialty-level litigation risk in Japan is not associated with workforce decline and is statistically equivalent to a null effect for physicians. These findings, drawn from one health system, suggest that structural workforce incentives, rather than litigation-avoidance messaging, warrant analytical attention.</w:t>
+        <w:t>Specialty maldistribution in Japan has raised concern that malpractice litigation drives physicians from high-risk specialties. We examined whether specialty-level litigation risk predicts later physician or hospital decline. Using national primary data for 12 specialties (2008–2024), we measured exposure as closed malpractice claims per 1,000 physicians (rate, not count) and regressed biennial log-change in physicians and hospitals on the lagged litigation rate in a panel with specialty and wave fixed effects, cluster-robust standard errors, small-cluster t(G-1) inference, and two one-sided equivalence (TOST) tests. The workforce grew in 11 of 12 specialties; general surgery, which changed by -2.3%, was the exception. Litigation rate was not associated with physician growth (coefficient -0.0009; 95% CI -0.0043 to +0.0025; p=0.56) or hospital growth (p=0.90). A one-SD higher rate changed physician growth by less than ±1% (TOST p=0.023; less than ±2%, p=&lt;0.001; hospital growth was within ±2% (p=0.002) but not the stricter ±1% margin (p=0.059). Sensitivity analyses were unchanged and per-specialty rank correlations were mostly positive (10/12) and none significant. Specialty-level litigation risk in Japan is not associated with workforce decline and is statistically equivalent to a null effect for physicians. These findings, drawn from one health system, suggest that structural workforce incentives, rather than litigation-avoidance messaging, warrant analytical attention.</w:t>
       </w:r>
     </w:p>
     <w:p>
@@ -89,7 +89,7 @@
       <w:r>
         <w:rPr>
           <w:rFonts w:ascii="Times New Roman" w:hAnsi="Times New Roman"/>
-          <w:sz w:val="22"/>
+          <w:vertAlign w:val="superscript"/>
         </w:rPr>
         <w:t>[1]</w:t>
       </w:r>
@@ -105,7 +105,7 @@
       <w:r>
         <w:rPr>
           <w:rFonts w:ascii="Times New Roman" w:hAnsi="Times New Roman"/>
-          <w:sz w:val="22"/>
+          <w:vertAlign w:val="superscript"/>
         </w:rPr>
         <w:t>[2-3]</w:t>
       </w:r>
@@ -130,7 +130,7 @@
           <w:i w:val="0"/>
           <w:sz w:val="24"/>
         </w:rPr>
-        <w:t>Prior work in this area often related raw annual counts of incidents or lawsuits to raw counts of physicians or facilities. Two features make such designs prone to spurious association. First, counts are not adjusted for specialty size: a larger specialty mechanically accumulates more procedures, more claims and more physicians, so counts co-move without any behavioural mechanism. Second, the physician census is collected only biennially; interpolating it to an annual series and analysing it as if each year were an independent observation inflates the degrees of freedom of any lag-based method.</w:t>
+        <w:t>Prior work in this area often related raw annual counts of incidents or lawsuits to raw counts of physicians or facilities. Two features make such designs prone to spurious association. First, counts are not adjusted for specialty size: a larger specialty mechanically accumulates more procedures, more claims and more physicians, so counts co-move without any behavioural mechanism. Second, the physician census is collected only biennially; interpolating it to an annual series and analysing it as if each year were an independent observation inflates the degrees of freedom of any lag-based method. These pitfalls are not unique to malpractice research; they arise whenever administrative counts are used to infer behavioural responses in healthcare organisations. The litigation-workforce question is therefore also a test case for a transparent, reproducible health-analytics workflow.</w:t>
       </w:r>
     </w:p>
     <w:p>
@@ -149,7 +149,7 @@
       <w:r>
         <w:rPr>
           <w:rFonts w:ascii="Times New Roman" w:hAnsi="Times New Roman"/>
-          <w:sz w:val="22"/>
+          <w:vertAlign w:val="superscript"/>
         </w:rPr>
         <w:t>[4-5]</w:t>
       </w:r>
@@ -165,7 +165,7 @@
       <w:r>
         <w:rPr>
           <w:rFonts w:ascii="Times New Roman" w:hAnsi="Times New Roman"/>
-          <w:sz w:val="22"/>
+          <w:vertAlign w:val="superscript"/>
         </w:rPr>
         <w:t>[6]</w:t>
       </w:r>
@@ -210,7 +210,7 @@
       <w:r>
         <w:rPr>
           <w:rFonts w:ascii="Times New Roman" w:hAnsi="Times New Roman"/>
-          <w:sz w:val="22"/>
+          <w:vertAlign w:val="superscript"/>
         </w:rPr>
         <w:t>[7]</w:t>
       </w:r>
@@ -226,7 +226,7 @@
       <w:r>
         <w:rPr>
           <w:rFonts w:ascii="Times New Roman" w:hAnsi="Times New Roman"/>
-          <w:sz w:val="22"/>
+          <w:vertAlign w:val="superscript"/>
         </w:rPr>
         <w:t>[8]</w:t>
       </w:r>
@@ -242,7 +242,7 @@
       <w:r>
         <w:rPr>
           <w:rFonts w:ascii="Times New Roman" w:hAnsi="Times New Roman"/>
-          <w:sz w:val="22"/>
+          <w:vertAlign w:val="superscript"/>
         </w:rPr>
         <w:t>[9]</w:t>
       </w:r>
@@ -258,7 +258,7 @@
       <w:r>
         <w:rPr>
           <w:rFonts w:ascii="Times New Roman" w:hAnsi="Times New Roman"/>
-          <w:sz w:val="22"/>
+          <w:vertAlign w:val="superscript"/>
         </w:rPr>
         <w:t>[10]</w:t>
       </w:r>
@@ -274,7 +274,7 @@
       <w:r>
         <w:rPr>
           <w:rFonts w:ascii="Times New Roman" w:hAnsi="Times New Roman"/>
-          <w:sz w:val="22"/>
+          <w:vertAlign w:val="superscript"/>
         </w:rPr>
         <w:t>[11]</w:t>
       </w:r>
@@ -290,7 +290,7 @@
       <w:r>
         <w:rPr>
           <w:rFonts w:ascii="Times New Roman" w:hAnsi="Times New Roman"/>
-          <w:sz w:val="22"/>
+          <w:vertAlign w:val="superscript"/>
         </w:rPr>
         <w:t>[12]</w:t>
       </w:r>
@@ -320,7 +320,7 @@
       <w:r>
         <w:rPr>
           <w:rFonts w:ascii="Times New Roman" w:hAnsi="Times New Roman"/>
-          <w:sz w:val="22"/>
+          <w:vertAlign w:val="superscript"/>
         </w:rPr>
         <w:t>[9]</w:t>
       </w:r>
@@ -336,7 +336,7 @@
       <w:r>
         <w:rPr>
           <w:rFonts w:ascii="Times New Roman" w:hAnsi="Times New Roman"/>
-          <w:sz w:val="22"/>
+          <w:vertAlign w:val="superscript"/>
         </w:rPr>
         <w:t>[13]</w:t>
       </w:r>
@@ -378,7 +378,7 @@
       <w:r>
         <w:rPr>
           <w:rFonts w:ascii="Times New Roman" w:hAnsi="Times New Roman"/>
-          <w:sz w:val="22"/>
+          <w:vertAlign w:val="superscript"/>
         </w:rPr>
         <w:t>[14]</w:t>
       </w:r>
@@ -408,7 +408,7 @@
       <w:r>
         <w:rPr>
           <w:rFonts w:ascii="Times New Roman" w:hAnsi="Times New Roman"/>
-          <w:sz w:val="22"/>
+          <w:vertAlign w:val="superscript"/>
         </w:rPr>
         <w:t>[15]</w:t>
       </w:r>
@@ -424,7 +424,7 @@
       <w:r>
         <w:rPr>
           <w:rFonts w:ascii="Times New Roman" w:hAnsi="Times New Roman"/>
-          <w:sz w:val="22"/>
+          <w:vertAlign w:val="superscript"/>
         </w:rPr>
         <w:t>[4-5]</w:t>
       </w:r>
@@ -440,7 +440,7 @@
       <w:r>
         <w:rPr>
           <w:rFonts w:ascii="Times New Roman" w:hAnsi="Times New Roman"/>
-          <w:sz w:val="22"/>
+          <w:vertAlign w:val="superscript"/>
         </w:rPr>
         <w:t>[6]</w:t>
       </w:r>
@@ -451,7 +451,7 @@
           <w:i w:val="0"/>
           <w:sz w:val="24"/>
         </w:rPr>
-        <w:t xml:space="preserve"> Sensitivity analyses repeated the models on (i) the annual hospital series, (ii) a linearly interpolated annual physician series (with degrees of freedom governed by the measured waves, not the interpolated n), (iii) raw counts instead of rates, (iv) the annual hospital series 2016-2024 additionally controlling for the JMSR report rate (reports per 1,000 physicians), and (v) the annual hospital series 2009–2018 additionally controlling for total Nikkei Telecom article counts. Because the article-count series is a national yearly variable, it is collinear with full wave fixed effects; this sensitivity therefore uses specialty fixed effects plus a linear time trend rather than wave dummies. The JOCS-CP indicator and all sensitivity models are exploratory; we report raw p-values and Holm step-down adjusted p-values for this family in Supplementary Table 5. Analyses used Python (statsmodels); code and data are openly available at https://github.com/bougtoir/medical-accident-its-analysis.</w:t>
+        <w:t xml:space="preserve"> Sensitivity analyses repeated the models on (i) the annual hospital series, (ii) a linearly interpolated annual physician series (with degrees of freedom governed by the measured waves, not the interpolated n), (iii) raw counts instead of rates, (iv) the annual hospital series 2016-2024 additionally controlling for the JMSR report rate (reports per 1,000 physicians), and (v) the annual hospital series 2009–2018 additionally controlling for total Nikkei Telecom article counts. Because the article-count series is a national yearly variable, it is collinear with full wave fixed effects; this sensitivity therefore uses specialty fixed effects plus a linear time trend rather than wave dummies. The JOCS-CP indicator and all sensitivity models are exploratory; we report raw p-values and Holm step-down adjusted p-values for this family. Analyses used Python (statsmodels); code and data are openly available at https://github.com/bougtoir/medical-accident-its-analysis.</w:t>
       </w:r>
     </w:p>
     <w:p>
@@ -2892,7 +2892,7 @@
       <w:r>
         <w:rPr>
           <w:rFonts w:ascii="Times New Roman" w:hAnsi="Times New Roman"/>
-          <w:sz w:val="22"/>
+          <w:vertAlign w:val="superscript"/>
         </w:rPr>
         <w:t>[13]</w:t>
       </w:r>
@@ -2922,7 +2922,7 @@
       <w:r>
         <w:rPr>
           <w:rFonts w:ascii="Times New Roman" w:hAnsi="Times New Roman"/>
-          <w:sz w:val="22"/>
+          <w:vertAlign w:val="superscript"/>
         </w:rPr>
         <w:t>[12]</w:t>
       </w:r>
@@ -2933,7 +2933,7 @@
           <w:i w:val="0"/>
           <w:sz w:val="24"/>
         </w:rPr>
-        <w:t xml:space="preserve"> Total annual article counts (keywords: 医療事故 + 医療過誤) and total litigation counts were correlated (Pearson r=0.81), consistent with the public salience of high-litigation years; however, within the annual hospital panel the lagged litigation rate and the media-count series were only weakly correlated. A model of annual hospital growth for 2009-2018 that included both the lagged litigation rate and the lagged article count (per 1,000 articles) left the litigation coefficient essentially unchanged and the media term was not associated with hospital growth (p=0.21; Supplementary Table 4). Media coverage therefore does not account for the null litigation effect either.</w:t>
+        <w:t xml:space="preserve"> Total annual article counts (keywords: 医療事故 + 医療過誤) and total litigation counts were correlated (Pearson r=0.81), consistent with the public salience of high-litigation years; however, within the annual hospital panel the lagged litigation rate and the media-count series were only weakly correlated. A model of annual hospital growth for 2009-2018 that included both the lagged litigation rate and the lagged article count (per 1,000 articles) left the litigation coefficient essentially unchanged and the media term was not associated with hospital growth (p=0.21; Supplementary Table 4). Media coverage therefore does not account for the null litigation effect either. Holm step-down adjusted p-values for the exploratory sensitivity family are reported in Supplementary Table 5.</w:t>
       </w:r>
     </w:p>
     <w:p>
@@ -3006,7 +3006,7 @@
       <w:r>
         <w:rPr>
           <w:rFonts w:ascii="Times New Roman" w:hAnsi="Times New Roman"/>
-          <w:sz w:val="22"/>
+          <w:vertAlign w:val="superscript"/>
         </w:rPr>
         <w:t>[16]</w:t>
       </w:r>
@@ -3022,7 +3022,7 @@
       <w:r>
         <w:rPr>
           <w:rFonts w:ascii="Times New Roman" w:hAnsi="Times New Roman"/>
-          <w:sz w:val="22"/>
+          <w:vertAlign w:val="superscript"/>
         </w:rPr>
         <w:t>[17]</w:t>
       </w:r>
@@ -3038,7 +3038,7 @@
       <w:r>
         <w:rPr>
           <w:rFonts w:ascii="Times New Roman" w:hAnsi="Times New Roman"/>
-          <w:sz w:val="22"/>
+          <w:vertAlign w:val="superscript"/>
         </w:rPr>
         <w:t>[18]</w:t>
       </w:r>
@@ -3068,7 +3068,7 @@
       <w:r>
         <w:rPr>
           <w:rFonts w:ascii="Times New Roman" w:hAnsi="Times New Roman"/>
-          <w:sz w:val="22"/>
+          <w:vertAlign w:val="superscript"/>
         </w:rPr>
         <w:t>[19]</w:t>
       </w:r>
@@ -3084,7 +3084,7 @@
       <w:r>
         <w:rPr>
           <w:rFonts w:ascii="Times New Roman" w:hAnsi="Times New Roman"/>
-          <w:sz w:val="22"/>
+          <w:vertAlign w:val="superscript"/>
         </w:rPr>
         <w:t>[20]</w:t>
       </w:r>
@@ -3114,7 +3114,7 @@
       <w:r>
         <w:rPr>
           <w:rFonts w:ascii="Times New Roman" w:hAnsi="Times New Roman"/>
-          <w:sz w:val="22"/>
+          <w:vertAlign w:val="superscript"/>
         </w:rPr>
         <w:t>[21]</w:t>
       </w:r>
@@ -3144,7 +3144,7 @@
       <w:r>
         <w:rPr>
           <w:rFonts w:ascii="Times New Roman" w:hAnsi="Times New Roman"/>
-          <w:sz w:val="22"/>
+          <w:vertAlign w:val="superscript"/>
         </w:rPr>
         <w:t>[22]</w:t>
       </w:r>
@@ -3160,7 +3160,7 @@
       <w:r>
         <w:rPr>
           <w:rFonts w:ascii="Times New Roman" w:hAnsi="Times New Roman"/>
-          <w:sz w:val="22"/>
+          <w:vertAlign w:val="superscript"/>
         </w:rPr>
         <w:t>[23]</w:t>
       </w:r>
@@ -3190,7 +3190,7 @@
       <w:r>
         <w:rPr>
           <w:rFonts w:ascii="Times New Roman" w:hAnsi="Times New Roman"/>
-          <w:sz w:val="22"/>
+          <w:vertAlign w:val="superscript"/>
         </w:rPr>
         <w:t>[24]</w:t>
       </w:r>
@@ -3206,7 +3206,7 @@
       <w:r>
         <w:rPr>
           <w:rFonts w:ascii="Times New Roman" w:hAnsi="Times New Roman"/>
-          <w:sz w:val="22"/>
+          <w:vertAlign w:val="superscript"/>
         </w:rPr>
         <w:t>[25]</w:t>
       </w:r>
@@ -3250,7 +3250,7 @@
       <w:r>
         <w:rPr>
           <w:rFonts w:ascii="Times New Roman" w:hAnsi="Times New Roman"/>
-          <w:sz w:val="22"/>
+          <w:vertAlign w:val="superscript"/>
         </w:rPr>
         <w:t>[26]</w:t>
       </w:r>
@@ -3266,7 +3266,7 @@
       <w:r>
         <w:rPr>
           <w:rFonts w:ascii="Times New Roman" w:hAnsi="Times New Roman"/>
-          <w:sz w:val="22"/>
+          <w:vertAlign w:val="superscript"/>
         </w:rPr>
         <w:t>[27]</w:t>
       </w:r>
@@ -3296,7 +3296,7 @@
       <w:r>
         <w:rPr>
           <w:rFonts w:ascii="Times New Roman" w:hAnsi="Times New Roman"/>
-          <w:sz w:val="22"/>
+          <w:vertAlign w:val="superscript"/>
         </w:rPr>
         <w:t>[28]</w:t>
       </w:r>
@@ -3307,7 +3307,7 @@
           <w:i w:val="0"/>
           <w:sz w:val="24"/>
         </w:rPr>
-        <w:t xml:space="preserve"> Applying similar logic in Japan would require individual-level or prefecture-level career data linked to local litigation, media, and reimbursement environments. Until then, the present specialty-level rate analysis provides the most systematic evidence available on the central policy question: whether malpractice litigation risk drives physicians away from high-risk specialties. The answer is that it does not, at least not in a way that is detectable or policy-relevant in 16 years of national data.</w:t>
+        <w:t xml:space="preserve"> Applying similar logic in Japan would require individual-level or prefecture-level career data linked to local litigation, media, and reimbursement environments. Until then, the present specialty-level rate analysis provides the most systematic evidence available on the central policy question: whether malpractice litigation risk drives physicians away from high-risk specialties. The answer, in these data, is no—or at least not in a way that is detectable or policy-relevant across 9 measured waves (2008–2024).</w:t>
       </w:r>
     </w:p>
     <w:p>
@@ -3338,7 +3338,7 @@
       <w:r>
         <w:rPr>
           <w:rFonts w:ascii="Times New Roman" w:hAnsi="Times New Roman"/>
-          <w:sz w:val="22"/>
+          <w:vertAlign w:val="superscript"/>
         </w:rPr>
         <w:t>[9]</w:t>
       </w:r>

--- a/medical_accident_its_analysis/manuscript/ha_manuscript_en.docx
+++ b/medical_accident_its_analysis/manuscript/ha_manuscript_en.docx
@@ -37,7 +37,7 @@
           <w:rFonts w:ascii="Times New Roman" w:hAnsi="Times New Roman"/>
           <w:sz w:val="24"/>
         </w:rPr>
-        <w:t>Specialty maldistribution in Japan has raised concern that malpractice litigation drives physicians from high-risk specialties. We examined whether specialty-level litigation risk predicts later physician or hospital decline. Using national primary data for 12 specialties (2008–2024), we measured exposure as closed malpractice claims per 1,000 physicians (rate, not count) and regressed biennial log-change in physicians and hospitals on the lagged litigation rate in a panel with specialty and wave fixed effects, cluster-robust standard errors, small-cluster t(G-1) inference, and two one-sided equivalence (TOST) tests. The workforce grew in 11 of 12 specialties; general surgery, which changed by -2.3%, was the exception. Litigation rate was not associated with physician growth (coefficient -0.0009; 95% CI -0.0043 to +0.0025; p=0.56) or hospital growth (p=0.90). A one-SD higher rate changed physician growth by less than ±1% (TOST p=0.023; less than ±2%, p=&lt;0.001; hospital growth was within ±2% (p=0.002) but not the stricter ±1% margin (p=0.059). Sensitivity analyses were unchanged and per-specialty rank correlations were mostly positive (10/12) and none significant. Specialty-level litigation risk in Japan is not associated with workforce decline and is statistically equivalent to a null effect for physicians. These findings, drawn from one health system, suggest that structural workforce incentives, rather than litigation-avoidance messaging, warrant analytical attention.</w:t>
+        <w:t>Specialty maldistribution is a healthcare workforce allocation problem in Japan, where policy discussions often assume that malpractice-litigation risk pushes physicians away from high-risk specialties. We used this question as a test case for a transparent, reproducible sensitivity-analysis framework that evaluates a proposed policy lever while avoiding size confounding and interpolation of sparse panels. Using national primary data for 12 specialties (2008–2024), we measured exposure as closed malpractice claims per 1,000 physicians (rate, not count) and regressed biennial log-change in physicians and hospitals on the lagged litigation rate in a panel with specialty and wave fixed effects, cluster-robust standard errors, small-cluster t(G-1) inference, and two one-sided equivalence (TOST) tests. The workforce grew in 11 of 12 specialties; general surgery, which changed by -2.3%, was the exception. Litigation rate was not associated with physician growth (coefficient -0.0009; 95% CI -0.0043 to +0.0025; p=0.56) or hospital growth (p=0.90). A one-SD higher rate changed physician growth by less than ±1% (TOST p=0.023; less than ±2% was p=&lt;0.001); hospital growth was within ±2% (p=0.002) but not the stricter ±1% margin (p=0.059). Sensitivity analyses were unchanged and per-specialty rank correlations were mostly positive (10/12) and none significant. Specialty-level litigation risk is not associated with workforce decline and is statistically equivalent to a null effect for physicians. The framework is exportable to other policy levers in healthcare workforce allocation.</w:t>
       </w:r>
     </w:p>
     <w:p>
@@ -130,7 +130,7 @@
           <w:i w:val="0"/>
           <w:sz w:val="24"/>
         </w:rPr>
-        <w:t>Prior work in this area often related raw annual counts of incidents or lawsuits to raw counts of physicians or facilities. Two features make such designs prone to spurious association. First, counts are not adjusted for specialty size: a larger specialty mechanically accumulates more procedures, more claims and more physicians, so counts co-move without any behavioural mechanism. Second, the physician census is collected only biennially; interpolating it to an annual series and analysing it as if each year were an independent observation inflates the degrees of freedom of any lag-based method. These pitfalls are not unique to malpractice research; they arise whenever administrative counts are used to infer behavioural responses in healthcare organisations. The litigation-workforce question is therefore also a test case for a transparent, reproducible health-analytics workflow.</w:t>
+        <w:t>Prior work in this area often related raw annual counts of incidents or lawsuits to raw counts of physicians or facilities. Two features make such designs prone to spurious association. First, counts are not adjusted for specialty size: a larger specialty mechanically accumulates more procedures, more claims and more physicians, so counts co-move without any behavioural mechanism. Second, the physician census is collected only biennially; interpolating it to an annual series and analysing it as if each year were an independent observation inflates the degrees of freedom of any lag-based method. These pitfalls are not unique to malpractice research; they arise whenever administrative counts are used to infer behavioural responses in healthcare organisations. We therefore treat the litigation-workforce question as a test case for a transparent, reproducible sensitivity-analysis framework for healthcare workforce allocation decisions.</w:t>
       </w:r>
     </w:p>
     <w:p>
@@ -373,7 +373,7 @@
           <w:i w:val="0"/>
           <w:sz w:val="24"/>
         </w:rPr>
-        <w:t>The exposure was the litigation rate, defined as closed claims per 1,000 physicians in each specialty-year, which removes specialty-size confounding because large specialties generate more claims for reasons unrelated to per-physician risk. The primary analysis used the 9 measured biennial physician waves (2008–2024). For each specialty we computed the biennial log-change in physicians (and, separately, in hospitals) and regressed it on the litigation rate at the start of the interval, in a panel with specialty and wave fixed effects and standard errors clustered by specialty.</w:t>
+        <w:t>We formalised the evaluation as a sensitivity-analysis framework that varies the exposure definition (counts versus rates), panel frequency (measured biennial waves versus interpolated annual values), and potential confounders (JMSR reports, media coverage, JOCS-CP period) while holding the specialty-level panel structure constant. The exposure was the litigation rate, defined as closed claims per 1,000 physicians in each specialty-year, which removes specialty-size confounding because large specialties generate more claims for reasons unrelated to per-physician risk. The primary analysis used the 9 measured biennial physician waves (2008–2024). For each specialty we computed the biennial log-change in physicians (and, separately, in hospitals) and regressed it on the litigation rate at the start of the interval, in a panel with specialty and wave fixed effects and standard errors clustered by specialty.</w:t>
       </w:r>
       <w:r>
         <w:rPr>
@@ -389,7 +389,7 @@
           <w:i w:val="0"/>
           <w:sz w:val="24"/>
         </w:rPr>
-        <w:t xml:space="preserve"> Fixed effects absorb time-invariant specialty characteristics and common shocks, so identification comes from within-specialty deviations in litigation rate over time.</w:t>
+        <w:t xml:space="preserve"> Clusters are defined by specialty, so G=12 and the small-cluster correction uses a t-distribution with G-1 degrees of freedom for all cluster-robust inference.</w:t>
       </w:r>
     </w:p>
     <w:p>
@@ -403,7 +403,7 @@
           <w:i w:val="0"/>
           <w:sz w:val="24"/>
         </w:rPr>
-        <w:t>We standardised the litigation-rate exposure for the equivalence analysis so the coefficient gives the expected biennial log-change per one-SD increase in the exposure. Because only 12 specialties provide clusters, all reported confidence intervals and two-sided p-values use a t-distribution with G-1 = 11 degrees of freedom, the small-cluster correction recommended by Cameron and Miller.</w:t>
+        <w:t>We standardised the litigation-rate exposure for the equivalence analysis so the coefficient gives the expected biennial log-change per one-SD increase in the exposure. All reported confidence intervals and two-sided p-values use a t-distribution with G-1 = 11 degrees of freedom, the small-cluster correction recommended by Cameron and Miller.</w:t>
       </w:r>
       <w:r>
         <w:rPr>
@@ -2973,7 +2973,7 @@
           <w:i w:val="0"/>
           <w:sz w:val="24"/>
         </w:rPr>
-        <w:t>A null result is not merely a failure to detect an effect. The narrow confidence intervals and pre-specified equivalence margins allow us to say that, if litigation risk does influence specialty-level workforce growth, the magnitude is too small to matter for workforce planning. This is an important distinction for policy debates that treat malpractice pressure as a major driver of physician distribution.</w:t>
+        <w:t>A null result is not merely a failure to detect an effect. The narrow confidence intervals and pre-specified equivalence margins allow us to say that, if litigation risk does influence specialty-level workforce growth, the magnitude is too small to matter for workforce planning. Across the sensitivity analyses, neither alternative exposure definitions, interpolation, nor potential confounders changed this conclusion, which is the main value of the framework for healthcare workforce allocation decisions.</w:t>
       </w:r>
     </w:p>
     <w:p>
@@ -3333,7 +3333,7 @@
           <w:i w:val="0"/>
           <w:sz w:val="24"/>
         </w:rPr>
-        <w:t>This is an ecological, specialty-level analysis and cannot speak to individual career decisions. The physician census is biennial, giving 9 measured waves; we addressed the limited power directly through equivalence testing and by pooling across specialties, but residual power constraints remain and the equivalence margins are a judgement. Specialty-specific litigation counts could be recovered only from 2008; pre-2008 specialty tables were not retrievable from primary sources. Clinic counts by specialty are published only every 3 years and were used descriptively. JMSR report counts are available only from 2015 and were used in a 2016-2024 sensitivity. Media article counts are available only for 2009-2018 and are a national total, so they cannot be decomposed by specialty and are collinear with full wave fixed effects. Litigation counts are assigned to a principal specialty and, by the Court's own note, do not measure intrinsic specialty risk.</w:t>
+        <w:t>This is an ecological, specialty-level analysis and cannot speak to individual career decisions. The physician census is biennial, giving 9 measured waves; we addressed the limited power directly through equivalence testing and by pooling across specialties, but residual power constraints remain and the equivalence margins are a judgement. Because clusters are defined by the 12 specialties, the small-cluster correction uses G-1=11 degrees of freedom; this is the minimum at which cluster-robust t inference is recommended and is inherent to the data. Specialty-specific litigation counts could be recovered only from 2008; pre-2008 specialty tables were not retrievable from primary sources. Clinic counts by specialty are published only every 3 years and were used descriptively. JMSR report counts are available only from 2015 and were used in a 2016-2024 sensitivity. Media article counts are available only for 2009-2018 and are a national total, so they cannot be decomposed by specialty and are collinear with full wave fixed effects. Litigation counts are assigned to a principal specialty and, by the Court's own note, do not measure intrinsic specialty risk.</w:t>
       </w:r>
       <w:r>
         <w:rPr>

--- a/medical_accident_its_analysis/manuscript/ha_manuscript_en.docx
+++ b/medical_accident_its_analysis/manuscript/ha_manuscript_en.docx
@@ -13,7 +13,7 @@
           <w:b/>
           <w:sz w:val="28"/>
         </w:rPr>
-        <w:t>Litigation risk and specialty-level physician workforce in Japan, 2008–2024: a rate-based analysis with equivalence testing</w:t>
+        <w:t>Litigation risk and specialty-level physician workforce allocation in Japan, 2008–2024: a sensitivity-analysis framework with equivalence testing</w:t>
       </w:r>
     </w:p>
     <w:p>
@@ -389,7 +389,7 @@
           <w:i w:val="0"/>
           <w:sz w:val="24"/>
         </w:rPr>
-        <w:t xml:space="preserve"> Clusters are defined by specialty, so G=12 and the small-cluster correction uses a t-distribution with G-1 degrees of freedom for all cluster-robust inference.</w:t>
+        <w:t xml:space="preserve"> Clusters are defined by specialty, so G=12 and the small-cluster correction uses a t-distribution with G-1 degrees of freedom for all cluster-robust inference. Supplementary Figure 1 summarises the sensitivity-analysis framework. The primary estimating equation, for specialty s and wave t, was Delta log(Y_st) = alpha_s + delta_t + beta * litrate_s,t-1 + epsilon_st, where Y is either physicians or hospitals, alpha_s are specialty fixed effects, delta_t are wave fixed effects, and standard errors are clustered by specialty. For the equivalence analysis we standardised litrate to a z-score, so beta gives the expected biennial log-change per one-SD increase in the litigation rate.</w:t>
       </w:r>
     </w:p>
     <w:p>
@@ -403,14 +403,14 @@
           <w:i w:val="0"/>
           <w:sz w:val="24"/>
         </w:rPr>
-        <w:t>We standardised the litigation-rate exposure for the equivalence analysis so the coefficient gives the expected biennial log-change per one-SD increase in the exposure. All reported confidence intervals and two-sided p-values use a t-distribution with G-1 = 11 degrees of freedom, the small-cluster correction recommended by Cameron and Miller.</w:t>
+        <w:t>We assessed equivalence to a null effect using two one-sided tests (TOST).</w:t>
       </w:r>
       <w:r>
         <w:rPr>
           <w:rFonts w:ascii="Times New Roman" w:hAnsi="Times New Roman"/>
           <w:vertAlign w:val="superscript"/>
         </w:rPr>
-        <w:t>[15]</w:t>
+        <w:t>[4-5]</w:t>
       </w:r>
       <w:r>
         <w:rPr>
@@ -419,14 +419,28 @@
           <w:i w:val="0"/>
           <w:sz w:val="24"/>
         </w:rPr>
-        <w:t xml:space="preserve"> We assessed equivalence to a null effect using two one-sided tests (TOST).</w:t>
+        <w:t xml:space="preserve"> For a pre-specified margin m, the two one-sided null hypotheses are H0: beta &lt;= -m and H0: beta &gt;= +m; equivalence is declared when both one-sided tests yield p &lt; alpha, using m in 100% and 200%. These margins are smaller than typical policy targets for specialty workforce rebalancing and represent changes that workforce planners would consider substantively small.</w:t>
+      </w:r>
+    </w:p>
+    <w:p>
+      <w:pPr>
+        <w:spacing w:line="480" w:lineRule="auto" w:after="120"/>
+      </w:pPr>
+      <w:r>
+        <w:rPr>
+          <w:rFonts w:ascii="Times New Roman" w:hAnsi="Times New Roman"/>
+          <w:b w:val="0"/>
+          <w:i w:val="0"/>
+          <w:sz w:val="24"/>
+        </w:rPr>
+        <w:t>All reported confidence intervals and two-sided p-values use a t-distribution with G-1 = 11 degrees of freedom, the small-cluster correction recommended by Cameron and Miller.</w:t>
       </w:r>
       <w:r>
         <w:rPr>
           <w:rFonts w:ascii="Times New Roman" w:hAnsi="Times New Roman"/>
           <w:vertAlign w:val="superscript"/>
         </w:rPr>
-        <w:t>[4-5]</w:t>
+        <w:t>[15]</w:t>
       </w:r>
       <w:r>
         <w:rPr>
@@ -489,7 +503,7 @@
           <w:i w:val="0"/>
           <w:sz w:val="24"/>
         </w:rPr>
-        <w:t>Litigation rates per 1,000 physicians varied several-fold across specialties and fell over time in 10 of 12 fields (Supplementary Figure 1). Over the same period the physician workforce grew in 11 of 12 specialties (Supplementary Figure 2; Table 1); the only exception was general surgery, which was essentially flat (-2.3% across 16 years). Exposure and workforce therefore did not move in opposite directions as a flight-from-risk account would predict.</w:t>
+        <w:t>Litigation rates per 1,000 physicians varied several-fold across specialties and fell over time in 10 of 12 fields (Supplementary Figure 2). Over the same period the physician workforce grew in 11 of 12 specialties (Supplementary Figure 3; Table 1); the only exception was general surgery, which was essentially flat (-2.3% across 16 years). Exposure and workforce therefore did not move in opposite directions as a flight-from-risk account would predict.</w:t>
       </w:r>
     </w:p>
     <w:p>
@@ -3312,6 +3326,20 @@
     </w:p>
     <w:p>
       <w:pPr>
+        <w:spacing w:line="480" w:lineRule="auto" w:after="120"/>
+      </w:pPr>
+      <w:r>
+        <w:rPr>
+          <w:rFonts w:ascii="Times New Roman" w:hAnsi="Times New Roman"/>
+          <w:b w:val="0"/>
+          <w:i w:val="0"/>
+          <w:sz w:val="24"/>
+        </w:rPr>
+        <w:t>The framework we used is intentionally general. Specialty physician workforce allocation is a recurring healthcare decision problem, and the same sensitivity-analysis steps—rate adjustment to remove size confounding, measured-only panels to avoid interpolation, equivalence testing with policy-relevant margins, and small-cluster inference—can be applied to other proposed levers, such as fee schedules, regional quotas, or training subsidies. The analytic contribution is therefore not the malpractice finding itself but a transparent, reproducible workflow that helps decision-makers distinguish meaningful workforce effects from spurious count- or interpolation-based associations.</w:t>
+      </w:r>
+    </w:p>
+    <w:p>
+      <w:pPr>
         <w:pStyle w:val="Heading2"/>
       </w:pPr>
       <w:r>

--- a/medical_accident_its_analysis/manuscript/ha_manuscript_en.docx
+++ b/medical_accident_its_analysis/manuscript/ha_manuscript_en.docx
@@ -130,7 +130,7 @@
           <w:i w:val="0"/>
           <w:sz w:val="24"/>
         </w:rPr>
-        <w:t>Prior work in this area often related raw annual counts of incidents or lawsuits to raw counts of physicians or facilities. Two features make such designs prone to spurious association. First, counts are not adjusted for specialty size: a larger specialty mechanically accumulates more procedures, more claims and more physicians, so counts co-move without any behavioural mechanism. Second, the physician census is collected only biennially; interpolating it to an annual series and analysing it as if each year were an independent observation inflates the degrees of freedom of any lag-based method. These pitfalls are not unique to malpractice research; they arise whenever administrative counts are used to infer behavioural responses in healthcare organisations. We therefore treat the litigation-workforce question as a test case for a transparent, reproducible sensitivity-analysis framework for healthcare workforce allocation decisions.</w:t>
+        <w:t>Prior work in this area often related raw annual counts of incidents or lawsuits to raw counts of physicians or facilities. Two features make such designs prone to spurious association. First, counts are not adjusted for specialty size: a larger specialty mechanically accumulates more procedures, more claims and more physicians, so count-based associations can arise without any behavioural mechanism. Second, the physician census is collected only biennially; interpolating it to an annual series and analysing it as if each year were an independent observation inflates the degrees of freedom of any lag-based method. These pitfalls are not unique to malpractice research; they arise whenever administrative counts are used to infer behavioural responses in healthcare organisations. We therefore treat the litigation-workforce question as a test case for a transparent, reproducible sensitivity-analysis framework for healthcare workforce allocation decisions.</w:t>
       </w:r>
     </w:p>
     <w:p>
@@ -205,7 +205,7 @@
           <w:i w:val="0"/>
           <w:sz w:val="24"/>
         </w:rPr>
-        <w:t>We report this observational study following the STROBE guidance.</w:t>
+        <w:t>We report this observational study following the Strengthening the Reporting of Observational Studies in Epidemiology (STROBE) guidance.</w:t>
       </w:r>
       <w:r>
         <w:rPr>
@@ -389,7 +389,115 @@
           <w:i w:val="0"/>
           <w:sz w:val="24"/>
         </w:rPr>
-        <w:t xml:space="preserve"> Clusters are defined by specialty, so G=12 and the small-cluster correction uses a t-distribution with G-1 degrees of freedom for all cluster-robust inference. Supplementary Figure 1 summarises the sensitivity-analysis framework. The primary estimating equation, for specialty s and wave t, was Delta log(Y_st) = alpha_s + delta_t + beta * litrate_s,t-1 + epsilon_st, where Y is either physicians or hospitals, alpha_s are specialty fixed effects, delta_t are wave fixed effects, and standard errors are clustered by specialty. For the equivalence analysis we standardised litrate to a z-score, so beta gives the expected biennial log-change per one-SD increase in the litigation rate.</w:t>
+        <w:t xml:space="preserve"> Clusters are defined by specialty, so G=12 and the small-cluster correction uses a t-distribution with G-1 degrees of freedom for all cluster-robust inference. Supplementary Figure 1 summarises the sensitivity-analysis framework. The primary estimating equation, for specialty s and wave t, was as follows.</w:t>
+      </w:r>
+    </w:p>
+    <w:p>
+      <w:pPr>
+        <w:jc w:val="center"/>
+      </w:pPr>
+      <m:oMath xmlns:mml="http://www.w3.org/1998/Math/MathML">
+        <m:r>
+          <m:t>Δ</m:t>
+        </m:r>
+        <m:r>
+          <m:rPr>
+            <m:sty m:val="p"/>
+          </m:rPr>
+          <m:t>log</m:t>
+        </m:r>
+        <m:r>
+          <m:t>(</m:t>
+        </m:r>
+        <m:sSub>
+          <m:e>
+            <m:r>
+              <m:t>Y</m:t>
+            </m:r>
+          </m:e>
+          <m:sub>
+            <m:r>
+              <m:t>st</m:t>
+            </m:r>
+          </m:sub>
+        </m:sSub>
+        <m:r>
+          <m:t>)=</m:t>
+        </m:r>
+        <m:sSub>
+          <m:e>
+            <m:r>
+              <m:t>α</m:t>
+            </m:r>
+          </m:e>
+          <m:sub>
+            <m:r>
+              <m:t>s</m:t>
+            </m:r>
+          </m:sub>
+        </m:sSub>
+        <m:r>
+          <m:t>+</m:t>
+        </m:r>
+        <m:sSub>
+          <m:e>
+            <m:r>
+              <m:t>δ</m:t>
+            </m:r>
+          </m:e>
+          <m:sub>
+            <m:r>
+              <m:t>t</m:t>
+            </m:r>
+          </m:sub>
+        </m:sSub>
+        <m:r>
+          <m:t>+β·</m:t>
+        </m:r>
+        <m:sSub>
+          <m:e>
+            <m:r>
+              <m:rPr>
+                <m:nor/>
+              </m:rPr>
+              <m:t>litrate</m:t>
+            </m:r>
+          </m:e>
+          <m:sub>
+            <m:r>
+              <m:t>s,t−1</m:t>
+            </m:r>
+          </m:sub>
+        </m:sSub>
+        <m:r>
+          <m:t>+</m:t>
+        </m:r>
+        <m:sSub>
+          <m:e>
+            <m:r>
+              <m:t>ϵ</m:t>
+            </m:r>
+          </m:e>
+          <m:sub>
+            <m:r>
+              <m:t>st</m:t>
+            </m:r>
+          </m:sub>
+        </m:sSub>
+      </m:oMath>
+    </w:p>
+    <w:p>
+      <w:pPr>
+        <w:spacing w:line="480" w:lineRule="auto" w:after="120"/>
+      </w:pPr>
+      <w:r>
+        <w:rPr>
+          <w:rFonts w:ascii="Times New Roman" w:hAnsi="Times New Roman"/>
+          <w:b w:val="0"/>
+          <w:i w:val="0"/>
+          <w:sz w:val="24"/>
+        </w:rPr>
+        <w:t>Here, Y is either physicians or hospitals, alpha_s are specialty fixed effects, delta_t are wave fixed effects, and standard errors are clustered by specialty. For the equivalence analysis we standardised litrate to a z-score, so beta gives the expected biennial log-change per one-SD increase in the litigation rate.</w:t>
       </w:r>
     </w:p>
     <w:p>
@@ -419,7 +527,64 @@
           <w:i w:val="0"/>
           <w:sz w:val="24"/>
         </w:rPr>
-        <w:t xml:space="preserve"> For a pre-specified margin m, the two one-sided null hypotheses are H0: beta &lt;= -m and H0: beta &gt;= +m; equivalence is declared when both one-sided tests yield p &lt; alpha, using m in 100% and 200%. These margins are smaller than typical policy targets for specialty workforce rebalancing and represent changes that workforce planners would consider substantively small.</w:t>
+        <w:t xml:space="preserve"> For a pre-specified margin m, the two one-sided null hypotheses are</w:t>
+      </w:r>
+    </w:p>
+    <w:p>
+      <w:pPr>
+        <w:jc w:val="center"/>
+      </w:pPr>
+      <m:oMath xmlns:mml="http://www.w3.org/1998/Math/MathML">
+        <m:sSub>
+          <m:e>
+            <m:r>
+              <m:t>H</m:t>
+            </m:r>
+          </m:e>
+          <m:sub>
+            <m:r>
+              <m:t>0</m:t>
+            </m:r>
+          </m:sub>
+        </m:sSub>
+        <m:r>
+          <m:t>:β≤−m</m:t>
+        </m:r>
+        <m:r>
+          <m:rPr>
+            <m:nor/>
+          </m:rPr>
+          <m:t>and</m:t>
+        </m:r>
+        <m:sSub>
+          <m:e>
+            <m:r>
+              <m:t>H</m:t>
+            </m:r>
+          </m:e>
+          <m:sub>
+            <m:r>
+              <m:t>0</m:t>
+            </m:r>
+          </m:sub>
+        </m:sSub>
+        <m:r>
+          <m:t>:β≥+m</m:t>
+        </m:r>
+      </m:oMath>
+    </w:p>
+    <w:p>
+      <w:pPr>
+        <w:spacing w:line="480" w:lineRule="auto" w:after="120"/>
+      </w:pPr>
+      <w:r>
+        <w:rPr>
+          <w:rFonts w:ascii="Times New Roman" w:hAnsi="Times New Roman"/>
+          <w:b w:val="0"/>
+          <w:i w:val="0"/>
+          <w:sz w:val="24"/>
+        </w:rPr>
+        <w:t>Equivalence is declared when both one-sided tests yield p &lt; alpha. We used margins of 1% and 2% biennial workforce change because they are smaller than typical policy targets for specialty workforce rebalancing and represent changes that workforce planners would consider substantively small.</w:t>
       </w:r>
     </w:p>
     <w:p>
@@ -449,7 +614,7 @@
           <w:i w:val="0"/>
           <w:sz w:val="24"/>
         </w:rPr>
-        <w:t xml:space="preserve"> We pre-specified margins of ±1% and ±2% biennial workforce change because they are smaller than typical policy targets for specialty workforce rebalancing and represent changes that workforce planners would consider substantively small. An indicator for obstetrics and gynaecology from 2009 onward captured the JOCS-CP period.</w:t>
+        <w:t xml:space="preserve"> An indicator for obstetrics and gynaecology from 2009 onward captured the JOCS-CP period.</w:t>
       </w:r>
       <w:r>
         <w:rPr>
@@ -2806,7 +2971,7 @@
           <w:i w:val="0"/>
           <w:sz w:val="24"/>
         </w:rPr>
-        <w:t>Using raw litigation counts rather than rates did not recover a negative association in this measured-only design (p=0.51). Figure 2 illustrates the difference between the two exposure definitions: a count exposure spans specialty size (panel a), whereas the size-adjusted rate does not (panel b); points are coloured by specialty so the reader can identify which fields drive any apparent outliers. The annual hospital and the interpolated annual physician sensitivity analyses were also null (p=0.99 and p=0.39), confirming that size confounding and interpolation are sufficient to create spurious associations. The JOCS-CP indicator was directionally positive in the obstetric-hospital model (coefficient +0.024, raw p=0.013), but the association was not significant after the small-cluster correction and Holm adjustment for the exploratory sensitivity family (Holm p=0.119); we therefore treat it as exploratory and do not interpret it as a causal policy effect.</w:t>
+        <w:t>Using raw litigation counts rather than rates did not reveal a negative association in this measured-only design (p=0.51). Figure 2 shows the contrast: the count exposure is confounded by specialty size (panel a), whereas the rate-adjusted exposure is not (panel b); points are coloured and shaped by specialty so readers can identify which fields drive any apparent pattern. The annual hospital and interpolated annual-physician sensitivity analyses were also null (p=0.99 and p=0.39), confirming that the null result is robust to panel frequency and exposure definition. The JOCS-CP indicator was positive in sign in the obstetric-hospital model (coefficient +0.024, raw p=0.013), but it did not remain significant after the small-cluster correction and Holm adjustment for the exploratory sensitivity family (Holm p=0.119); we therefore treat it as exploratory and do not interpret it as a causal policy effect.</w:t>
       </w:r>
     </w:p>
     <w:p>
@@ -2901,7 +3066,7 @@
           <w:i w:val="0"/>
           <w:sz w:val="24"/>
         </w:rPr>
-        <w:t>We also evaluated the JMSR medical accident investigation report counts as a potential confounder or competing exposure.</w:t>
+        <w:t>We also evaluated JMSR medical-accident investigation report counts as a potential confounder or competing exposure.</w:t>
       </w:r>
       <w:r>
         <w:rPr>
@@ -2917,7 +3082,7 @@
           <w:i w:val="0"/>
           <w:sz w:val="24"/>
         </w:rPr>
-        <w:t xml:space="preserve"> Over 2015-2024, raw litigation and JMSR report counts were strongly correlated across specialties (Pearson r=0.82), because large specialties generate more of both; however, after removing specialty-specific levels and trends the within-specialty correlation was negligible (r=-0.02). A model of annual hospital growth for 2016-2024 that included both the lagged litigation rate and the lagged JMSR report rate left the litigation coefficient essentially unchanged (coefficient +0.0021; p=0.28) and the JMSR term was not associated with hospital growth (p=0.66; Supplementary Table 3). Thus, the null litigation result is not explained by, nor masked by, broader medical accident reporting.</w:t>
+        <w:t xml:space="preserve"> From 2015 to 2024, raw litigation and JMSR report counts were strongly correlated across specialties (Pearson r=0.82), because large specialties generate more of both. After removing specialty-specific levels and trends, however, the within-specialty correlation was negligible (r=-0.02). A model of annual hospital growth for 2016-2024 that included both the lagged litigation rate and the lagged JMSR report rate left the litigation coefficient essentially unchanged (+0.0021; p=0.28) and the JMSR term was not associated with hospital growth (p=0.66; Supplementary Table 3). The null litigation result is therefore neither explained nor masked by broader medical-accident reporting.</w:t>
       </w:r>
     </w:p>
     <w:p>
@@ -2947,7 +3112,7 @@
           <w:i w:val="0"/>
           <w:sz w:val="24"/>
         </w:rPr>
-        <w:t xml:space="preserve"> Total annual article counts (keywords: 医療事故 + 医療過誤) and total litigation counts were correlated (Pearson r=0.81), consistent with the public salience of high-litigation years; however, within the annual hospital panel the lagged litigation rate and the media-count series were only weakly correlated. A model of annual hospital growth for 2009-2018 that included both the lagged litigation rate and the lagged article count (per 1,000 articles) left the litigation coefficient essentially unchanged and the media term was not associated with hospital growth (p=0.21; Supplementary Table 4). Media coverage therefore does not account for the null litigation effect either. Holm step-down adjusted p-values for the exploratory sensitivity family are reported in Supplementary Table 5.</w:t>
+        <w:t xml:space="preserve"> Total annual article counts (keywords: 医療事故 + 医療過誤) and total litigation counts were correlated (Pearson r=0.81), consistent with greater public attention in high-litigation years. Within the annual hospital panel, however, the lagged litigation rate and the media-count series were only weakly correlated. A model of annual hospital growth for 2009-2018 that included both the lagged litigation rate and the lagged article count (per 1,000 articles) left the litigation coefficient essentially unchanged and the media term was not associated with hospital growth (p=0.21; Supplementary Table 4). Media coverage therefore does not explain the null litigation effect either. Holm step-down adjusted p-values for the exploratory sensitivity family are reported in Supplementary Table 5.</w:t>
       </w:r>
     </w:p>
     <w:p>
@@ -2973,7 +3138,7 @@
           <w:i w:val="0"/>
           <w:sz w:val="24"/>
         </w:rPr>
-        <w:t>Using national primary data, rates rather than counts, and only measured physician observations, we found no association between specialty-level malpractice-litigation risk and subsequent physician or hospital decline. Equivalence testing turned this null into a positive statement: any effect of litigation risk on the biennial workforce is smaller than a pre-specified, policy-relevant margin. These data therefore do not support the hypothesis that physicians systematically abandon high-litigation specialties over 16 years of official statistics.</w:t>
+        <w:t>Using national primary data, rates rather than counts, and only measured physician observations, we found no association between specialty-level malpractice-litigation risk and subsequent physician or hospital decline. Equivalence testing showed that any effect of litigation risk on biennial physician growth is smaller than 1% (90% CI within the 1% margin), and any effect on hospital growth is smaller than 2% (but not confidently smaller than 1%). These data therefore do not support the hypothesis that physicians systematically abandon high-litigation specialties over 16 years of official statistics.</w:t>
       </w:r>
     </w:p>
     <w:p>
@@ -2987,7 +3152,7 @@
           <w:i w:val="0"/>
           <w:sz w:val="24"/>
         </w:rPr>
-        <w:t>A null result is not merely a failure to detect an effect. The narrow confidence intervals and pre-specified equivalence margins allow us to say that, if litigation risk does influence specialty-level workforce growth, the magnitude is too small to matter for workforce planning. Across the sensitivity analyses, neither alternative exposure definitions, interpolation, nor potential confounders changed this conclusion, which is the main value of the framework for healthcare workforce allocation decisions.</w:t>
+        <w:t>A null result is not merely a failure to detect an effect. The narrow confidence intervals and pre-specified equivalence margins allow us to say that, if litigation risk does influence specialty-level workforce growth, the magnitude is too small to matter for workforce planning. Across the sensitivity analyses, alternative exposure definitions, interpolation, and potential confounders did not change this conclusion, which is the main value of the framework for healthcare workforce allocation decisions.</w:t>
       </w:r>
     </w:p>
     <w:p>
@@ -3001,7 +3166,7 @@
           <w:i w:val="0"/>
           <w:sz w:val="24"/>
         </w:rPr>
-        <w:t>The raw-count sensitivity in our study did not recover a negative association, indicating that size confounding and interpolation are sufficient to produce spurious negative findings. This is a cautionary example for workforce research that pairs administrative count series, and it underscores why rate-based, measured-only designs are preferable when testing litigation-workforce hypotheses.</w:t>
+        <w:t>The raw-count sensitivity did not reveal a negative association in these data, illustrating that the apparent count-litigation relationship does not translate into a behavioural effect once specialty size is accounted for (Figure 2). This is a cautionary example for workforce research that pairs administrative count series, and it underscores why rate-based, measured-only designs are preferable when testing litigation-workforce hypotheses.</w:t>
       </w:r>
     </w:p>
     <w:p>
@@ -3047,7 +3212,7 @@
           <w:i w:val="0"/>
           <w:sz w:val="24"/>
         </w:rPr>
-        <w:t xml:space="preserve"> Frakes and co-workers showed that negligence-standard reforms could shift the composition of the physician workforce toward surgery in some regions, yet the effect was localized and modest.</w:t>
+        <w:t xml:space="preserve"> Frakes and colleagues showed that negligence-standard reforms could shift the composition of the physician workforce toward surgery in some regions, yet the effect was localized and modest.</w:t>
       </w:r>
       <w:r>
         <w:rPr>
@@ -3077,7 +3242,7 @@
           <w:i w:val="0"/>
           <w:sz w:val="24"/>
         </w:rPr>
-        <w:t>Even when litigation risk does not change the number of physicians, it may alter clinical behaviour through defensive medicine. Kessler and McClellan showed that U.S. malpractice reforms reduced medical expenditures for elderly heart-disease patients without increasing mortality or complications, suggesting that defensive practice is one margin of adjustment to liability pressure.</w:t>
+        <w:t>Even when litigation risk is unrelated to the number of physicians, it may shape clinical behaviour through defensive medicine. Kessler and McClellan showed that U.S. malpractice reforms reduced medical expenditures for elderly heart-disease patients without increasing mortality or complications, suggesting that defensive practice is one margin of adjustment to liability pressure.</w:t>
       </w:r>
       <w:r>
         <w:rPr>
@@ -3169,7 +3334,7 @@
           <w:i w:val="0"/>
           <w:sz w:val="24"/>
         </w:rPr>
-        <w:t xml:space="preserve"> The hospital-level JOCS-CP indicator was directionally positive (coefficient +0.024, raw p=0.013), but it did not remain significant after the small-cluster correction and Holm adjustment for the exploratory sensitivity family (Holm p=0.119). This suggests that, if the JOCS-CP did support obstetric hospital supply, the effect is too small or too confounded by concurrent obstetric policies to be isolated here. Civil litigation exposure is also distinct from criminal prosecution. Morita exploited the 2004 Fukushima obstetrician prosecution and found a 13 percent decline in obstetricians, with some switching to gynaecology.</w:t>
+        <w:t xml:space="preserve"> The hospital-level JOCS-CP indicator was directionally positive (coefficient +0.024, raw p=0.013), but it did not remain significant after the small-cluster correction and Holm adjustment for the exploratory sensitivity family (Holm p=0.119). This suggests that, if the JOCS-CP did support obstetric hospital supply, the effect would be too small or too confounded by concurrent obstetric policies to be isolated here. Civil litigation exposure is also distinct from criminal prosecution. Morita studied the 2004 Fukushima obstetrician prosecution and found a 13 percent decline in obstetricians, with some switching to gynaecology.</w:t>
       </w:r>
       <w:r>
         <w:rPr>
@@ -3199,7 +3364,7 @@
           <w:i w:val="0"/>
           <w:sz w:val="24"/>
         </w:rPr>
-        <w:t>The obstetrics and gynaecology case is the most discussed example of the litigation-workforce nexus, and it is consistent with our interpretation. A recent comparison of Japanese and U.S. medical-legal claims in OB/GYN found that the proportion of malpractice claims in this specialty fell from 15.1 percent in 2004 to 5.2 percent in 2022, and that claims per 100 OB/GYN physicians fell from 0.9 in 2007 to 0.4 in 2016, while maternal and neonatal mortality also declined.</w:t>
+        <w:t>The obstetrics and gynaecology case is the most discussed example of the litigation-workforce nexus, and it is consistent with our interpretation. A recent comparison of Japanese and U.S. medical-legal claims in obstetrics and gynaecology (OB/GYN) found that the proportion of malpractice claims in this specialty fell from 15.1 percent in 2004 to 5.2 percent in 2022, and that claims per 100 OB/GYN physicians fell from 0.9 in 2007 to 0.4 in 2016, while maternal and neonatal mortality also declined.</w:t>
       </w:r>
       <w:r>
         <w:rPr>
@@ -3245,7 +3410,7 @@
           <w:i w:val="0"/>
           <w:sz w:val="24"/>
         </w:rPr>
-        <w:t>What do these findings imply for policy? Reducing civil malpractice litigation is unlikely to be a powerful lever for correcting specialty maldistribution in Japan. Structural incentives are more promising: no-fault compensation can de-risk high-acuity specialties, and payment design can reward service in underserved settings and activities. The JOCS-CP experience supports the former; Japan's fee-for-service schedule and rural/urban payment adjustments illustrate the latter. This is not to say that malpractice reform is irrelevant: it may influence defensive medicine, patient compensation, and provider-patient trust. But our evidence does not support the claim, at least from these data, that lowering litigation risk will retain physicians in high-risk specialties. Policymakers should therefore target structural incentives before relying on litigation-avoidance messaging.</w:t>
+        <w:t>What do these findings imply for policy? Reducing civil malpractice litigation is unlikely to be a powerful lever for correcting specialty maldistribution in Japan. Structural incentives are more promising: no-fault compensation can de-risk high-acuity specialties, and payment design can reward service in underserved settings and activities. The JOCS-CP experience supports the former; Japan's fee-for-service schedule and rural/urban payment adjustments illustrate the latter. Malpractice reform may still matter for defensive medicine, patient compensation, and provider-patient trust. But our evidence does not support the claim, at least from these data, that lowering litigation risk will retain physicians in high-risk specialties. Policymakers should therefore target structural incentives before relying on litigation-avoidance messaging.</w:t>
       </w:r>
     </w:p>
     <w:p>

--- a/medical_accident_its_analysis/manuscript/ha_manuscript_en.docx
+++ b/medical_accident_its_analysis/manuscript/ha_manuscript_en.docx
@@ -3166,7 +3166,7 @@
           <w:i w:val="0"/>
           <w:sz w:val="24"/>
         </w:rPr>
-        <w:t>The raw-count sensitivity did not reveal a negative association in these data, illustrating that the apparent count-litigation relationship does not translate into a behavioural effect once specialty size is accounted for (Figure 2). This is a cautionary example for workforce research that pairs administrative count series, and it underscores why rate-based, measured-only designs are preferable when testing litigation-workforce hypotheses.</w:t>
+        <w:t>The raw-count sensitivity did not reveal a negative association in these data, illustrating that the apparent count-litigation relationship does not translate into a behavioural effect once specialty size is accounted for (Figure 2). This is a cautionary example for workforce research that pairs administrative count series, and shows why rate-based, measured-only designs are preferable when testing litigation-workforce hypotheses.</w:t>
       </w:r>
     </w:p>
     <w:p>

--- a/medical_accident_its_analysis/manuscript/ha_manuscript_en.docx
+++ b/medical_accident_its_analysis/manuscript/ha_manuscript_en.docx
@@ -285,7 +285,7 @@
           <w:i w:val="0"/>
           <w:sz w:val="24"/>
         </w:rPr>
-        <w:t xml:space="preserve"> and total national newspaper article counts from Nikkei Telecom 21 (2004-2018; the sensitivity analysis uses 2009-2018; keywords: 医療事故 + 医療過誤).</w:t>
+        <w:t xml:space="preserve"> and total national newspaper article counts from Nikkei Telecom 21 (2004-2018; the sensitivity analysis uses 2009-2018; keywords: medical accident + medical malpractice).</w:t>
       </w:r>
       <w:r>
         <w:rPr>
@@ -315,7 +315,7 @@
           <w:i w:val="0"/>
           <w:sz w:val="24"/>
         </w:rPr>
-        <w:t>Physician counts use the principal-specialty (主たる診療科) classification; broad categories were matched to the Supreme Court's specialty labels, and subspecialties were aggregated in code. Because the Court assigns multi-specialty cases to a single principal specialty and states that the counts do not represent the intrinsic risk of each specialty, we treat litigation as an exposure signal rather than a measure of incident risk.</w:t>
+        <w:t>Physician counts use the principal-specialty classification; broad categories were matched to the Supreme Court's specialty labels, and subspecialties were aggregated in code. Because the Court assigns multi-specialty cases to a single principal specialty and states that the counts do not represent the intrinsic risk of each specialty, we treat litigation as an exposure signal rather than a measure of incident risk.</w:t>
       </w:r>
       <w:r>
         <w:rPr>
@@ -3112,7 +3112,7 @@
           <w:i w:val="0"/>
           <w:sz w:val="24"/>
         </w:rPr>
-        <w:t xml:space="preserve"> Total annual article counts (keywords: 医療事故 + 医療過誤) and total litigation counts were correlated (Pearson r=0.81), consistent with greater public attention in high-litigation years. Within the annual hospital panel, however, the lagged litigation rate and the media-count series were only weakly correlated. A model of annual hospital growth for 2009-2018 that included both the lagged litigation rate and the lagged article count (per 1,000 articles) left the litigation coefficient essentially unchanged and the media term was not associated with hospital growth (p=0.21; Supplementary Table 4). Media coverage therefore does not explain the null litigation effect either. Holm step-down adjusted p-values for the exploratory sensitivity family are reported in Supplementary Table 5.</w:t>
+        <w:t xml:space="preserve"> Total annual article counts (keywords: medical accident + medical malpractice) and total litigation counts were correlated (Pearson r=0.81), consistent with greater public attention in high-litigation years. Within the annual hospital panel, however, the lagged litigation rate and the media-count series were only weakly correlated. A model of annual hospital growth for 2009-2018 that included both the lagged litigation rate and the lagged article count (per 1,000 articles) left the litigation coefficient essentially unchanged and the media term was not associated with hospital growth (p=0.21; Supplementary Table 4). Media coverage therefore does not explain the null litigation effect either. Holm step-down adjusted p-values for the exploratory sensitivity family are reported in Supplementary Table 5.</w:t>
       </w:r>
     </w:p>
     <w:p>

--- a/medical_accident_its_analysis/manuscript/ha_manuscript_en.docx
+++ b/medical_accident_its_analysis/manuscript/ha_manuscript_en.docx
@@ -285,7 +285,7 @@
           <w:i w:val="0"/>
           <w:sz w:val="24"/>
         </w:rPr>
-        <w:t xml:space="preserve"> and total national newspaper article counts from Nikkei Telecom 21 (2004-2018; the sensitivity analysis uses 2009-2018; keywords: medical accident + medical malpractice).</w:t>
+        <w:t xml:space="preserve"> and total national newspaper article counts from Nikkei Telecom 21 (2004-2018; the sensitivity analysis uses 2009-2018; keywords: medical error + medical malpractice).</w:t>
       </w:r>
       <w:r>
         <w:rPr>
@@ -315,7 +315,7 @@
           <w:i w:val="0"/>
           <w:sz w:val="24"/>
         </w:rPr>
-        <w:t>Physician counts use the principal-specialty classification; broad categories were matched to the Supreme Court's specialty labels, and subspecialties were aggregated in code. Because the Court assigns multi-specialty cases to a single principal specialty and states that the counts do not represent the intrinsic risk of each specialty, we treat litigation as an exposure signal rather than a measure of incident risk.</w:t>
+        <w:t>Physician counts use the principal specialty classification; broad categories were matched to the Supreme Court's specialty labels, and subspecialties were aggregated in code. Because the Court assigns multi-specialty cases to a single principal specialty and states that the counts do not represent the intrinsic risk of each specialty, we treat litigation as an exposure signal rather than a measure of incident risk.</w:t>
       </w:r>
       <w:r>
         <w:rPr>
@@ -3112,7 +3112,7 @@
           <w:i w:val="0"/>
           <w:sz w:val="24"/>
         </w:rPr>
-        <w:t xml:space="preserve"> Total annual article counts (keywords: medical accident + medical malpractice) and total litigation counts were correlated (Pearson r=0.81), consistent with greater public attention in high-litigation years. Within the annual hospital panel, however, the lagged litigation rate and the media-count series were only weakly correlated. A model of annual hospital growth for 2009-2018 that included both the lagged litigation rate and the lagged article count (per 1,000 articles) left the litigation coefficient essentially unchanged and the media term was not associated with hospital growth (p=0.21; Supplementary Table 4). Media coverage therefore does not explain the null litigation effect either. Holm step-down adjusted p-values for the exploratory sensitivity family are reported in Supplementary Table 5.</w:t>
+        <w:t xml:space="preserve"> Total annual article counts (keywords: medical error + medical malpractice) and total litigation counts were correlated (Pearson r=0.81), consistent with greater public attention in high-litigation years. Within the annual hospital panel, however, the lagged litigation rate and the media-count series were only weakly correlated. A model of annual hospital growth for 2009-2018 that included both the lagged litigation rate and the lagged article count (per 1,000 articles) left the litigation coefficient essentially unchanged and the media term was not associated with hospital growth (p=0.21; Supplementary Table 4). Media coverage therefore does not explain the null litigation effect either. Holm step-down adjusted p-values for the exploratory sensitivity family are reported in Supplementary Table 5.</w:t>
       </w:r>
     </w:p>
     <w:p>

--- a/medical_accident_its_analysis/manuscript/ha_manuscript_en.docx
+++ b/medical_accident_its_analysis/manuscript/ha_manuscript_en.docx
@@ -13,7 +13,7 @@
           <w:b/>
           <w:sz w:val="28"/>
         </w:rPr>
-        <w:t>Litigation risk and specialty-level physician workforce allocation in Japan, 2008–2024: a sensitivity-analysis framework with equivalence testing</w:t>
+        <w:t>Litigation risk and specialty-level physician workforce allocation: a sensitivity-analysis framework with equivalence testing</w:t>
       </w:r>
     </w:p>
     <w:p>
@@ -37,7 +37,7 @@
           <w:rFonts w:ascii="Times New Roman" w:hAnsi="Times New Roman"/>
           <w:sz w:val="24"/>
         </w:rPr>
-        <w:t>Specialty maldistribution is a healthcare workforce allocation problem in Japan, where policy discussions often assume that malpractice-litigation risk pushes physicians away from high-risk specialties. We used this question as a test case for a transparent, reproducible sensitivity-analysis framework that evaluates a proposed policy lever while avoiding size confounding and interpolation of sparse panels. Using national primary data for 12 specialties (2008–2024), we measured exposure as closed malpractice claims per 1,000 physicians (rate, not count) and regressed biennial log-change in physicians and hospitals on the lagged litigation rate in a panel with specialty and wave fixed effects, cluster-robust standard errors, small-cluster t(G-1) inference, and two one-sided equivalence (TOST) tests. The workforce grew in 11 of 12 specialties; general surgery, which changed by -2.3%, was the exception. Litigation rate was not associated with physician growth (coefficient -0.0009; 95% CI -0.0043 to +0.0025; p=0.56) or hospital growth (p=0.90). A one-SD higher rate changed physician growth by less than ±1% (TOST p=0.023; less than ±2% was p=&lt;0.001); hospital growth was within ±2% (p=0.002) but not the stricter ±1% margin (p=0.059). Sensitivity analyses were unchanged and per-specialty rank correlations were mostly positive (10/12) and none significant. Specialty-level litigation risk is not associated with workforce decline and is statistically equivalent to a null effect for physicians. The framework is exportable to other policy levers in healthcare workforce allocation.</w:t>
+        <w:t>Specialty maldistribution is a global healthcare workforce allocation problem, and policy discussions in many systems assume that malpractice-litigation risk pushes physicians away from high-risk specialties. We used this question as a test case for a transparent, reproducible sensitivity-analysis framework that evaluates a proposed policy lever while avoiding size confounding and interpolation of sparse panels. Using national primary data for 12 specialties in Japan (2008–2024), we measured exposure as closed malpractice claims per 1,000 physicians (rate, not count) and regressed biennial log-change in physicians and hospitals on the lagged litigation rate in a panel with specialty and wave fixed effects, cluster-robust standard errors, small-cluster t(G-1) inference, and two one-sided equivalence (TOST) tests. The workforce grew in 11 of 12 specialties; general surgery, which changed by -2.3%, was the exception. Litigation rate was not associated with physician growth (coefficient -0.0009; 95% CI -0.0043 to +0.0025; p=0.56) or hospital growth (p=0.90). A one-SD higher rate changed physician growth by less than ±1% (TOST p=0.023; less than ±2% was p=&lt;0.001); hospital growth was within ±2% (p=0.002) but not the stricter ±1% margin (p=0.059). Sensitivity analyses were unchanged and per-specialty rank correlations were mostly positive (10/12) and none significant. Specialty-level litigation risk is not associated with workforce decline and is statistically equivalent to a null effect for physicians. The framework is exportable to other policy levers in healthcare workforce allocation.</w:t>
       </w:r>
     </w:p>
     <w:p>
@@ -58,7 +58,7 @@
           <w:i w:val="0"/>
           <w:sz w:val="24"/>
         </w:rPr>
-        <w:t>malpractice litigation; physician workforce; specialty maldistribution; equivalence testing; health analytics; Japan</w:t>
+        <w:t>malpractice litigation; physician workforce; specialty maldistribution; equivalence testing; health analytics</w:t>
       </w:r>
     </w:p>
     <w:p>
@@ -84,7 +84,7 @@
           <w:i w:val="0"/>
           <w:sz w:val="24"/>
         </w:rPr>
-        <w:t>Japan faces a marked maldistribution of physicians across specialties despite continued growth in the total physician supply. High-acuity fields such as surgery, obstetrics and gynaecology, paediatrics and emergency care are widely perceived as understaffed.</w:t>
+        <w:t>Specialty maldistribution is a global healthcare workforce allocation challenge: high-acuity fields such as surgery, obstetrics and gynaecology, paediatrics and emergency care are widely perceived as understaffed across many health systems.</w:t>
       </w:r>
       <w:r>
         <w:rPr>
@@ -116,7 +116,7 @@
           <w:i w:val="0"/>
           <w:sz w:val="24"/>
         </w:rPr>
-        <w:t xml:space="preserve"> If true, reducing litigation exposure would be a lever against maldistribution.</w:t>
+        <w:t xml:space="preserve"> If true, reducing litigation exposure would be a lever against maldistribution. Japan provides a well-documented national setting in which to test this intuition: it tracks closed malpractice claims, physician counts and hospital counts by specialty, and it faces the same fee-for-service and specialty-training pressures seen in other high-income countries.</w:t>
       </w:r>
     </w:p>
     <w:p>
@@ -221,7 +221,7 @@
           <w:i w:val="0"/>
           <w:sz w:val="24"/>
         </w:rPr>
-        <w:t xml:space="preserve"> We studied 12 core clinical specialties for which the Supreme Court reports specialty-specific litigation. Three official primary series drove the main analysis: physician counts by specialty from the biennial Statistics of Physicians, Dentists and Pharmacists</w:t>
+        <w:t xml:space="preserve"> We studied 12 core clinical specialties in Japan for which the Supreme Court reports specialty-specific litigation. Three official primary series drove the main analysis: physician counts by specialty from the biennial Statistics of Physicians, Dentists and Pharmacists</w:t>
       </w:r>
       <w:r>
         <w:rPr>
@@ -3228,7 +3228,7 @@
           <w:i w:val="0"/>
           <w:sz w:val="24"/>
         </w:rPr>
-        <w:t xml:space="preserve"> Against this backdrop, a null effect of civil litigation risk on Japanese specialty supply is not surprising, especially in a system with comparatively low litigation volume and predictable damages.</w:t>
+        <w:t xml:space="preserve"> Against this backdrop, a null effect of civil litigation risk on specialty supply is not surprising, especially in a system with comparatively low litigation volume and predictable damages.</w:t>
       </w:r>
     </w:p>
     <w:p>
@@ -3274,7 +3274,7 @@
           <w:i w:val="0"/>
           <w:sz w:val="24"/>
         </w:rPr>
-        <w:t xml:space="preserve"> In Japan, fee-for-service reimbursement rewards the high-acuity procedural work that also carries litigation exposure, so the financial return to remaining in surgery, obstetrics, or interventional specialties may dominate any deterrent from civil claims.</w:t>
+        <w:t xml:space="preserve"> Fee-for-service reimbursement in Japan rewards the high-acuity procedural work that also carries litigation exposure, so the financial return to remaining in surgery, obstetrics, or interventional specialties may dominate any deterrent from civil claims.</w:t>
       </w:r>
     </w:p>
     <w:p>
@@ -3288,7 +3288,7 @@
           <w:i w:val="0"/>
           <w:sz w:val="24"/>
         </w:rPr>
-        <w:t>Japan's litigation environment itself dampens the likelihood of a flight-from-risk response. Taniguchi and colleagues analysed all closed malpractice claims reported by the Supreme Court from 2006 to 2021 and found that more than half ended in settlement, plaintiffs won only about a quarter of judgments, and the number of claims has been declining, especially in obstetrics and gynaecology.</w:t>
+        <w:t>The civil litigation environment in Japan itself dampens the likelihood of a flight-from-risk response. Taniguchi and colleagues analysed all closed malpractice claims reported by the Supreme Court from 2006 to 2021 and found that more than half ended in settlement, plaintiffs won only about a quarter of judgments, and the number of claims has been declining, especially in obstetrics and gynaecology.</w:t>
       </w:r>
       <w:r>
         <w:rPr>
@@ -3318,7 +3318,7 @@
           <w:i w:val="0"/>
           <w:sz w:val="24"/>
         </w:rPr>
-        <w:t>The Japan Obstetric Compensation System for Cerebral Palsy (2009) illustrates a different mechanism. It was introduced partly because of a shortage of young obstetricians and regional gaps in maternity care, and it combined no-fault compensation with investigation and prevention.</w:t>
+        <w:t>No-fault obstetric compensation (the Japan Obstetric Compensation System for Cerebral Palsy, 2009) illustrates a different mechanism. It was introduced partly because of a shortage of young obstetricians and regional gaps in maternity care, and it combined no-fault compensation with investigation and prevention.</w:t>
       </w:r>
       <w:r>
         <w:rPr>
@@ -3364,7 +3364,7 @@
           <w:i w:val="0"/>
           <w:sz w:val="24"/>
         </w:rPr>
-        <w:t>The obstetrics and gynaecology case is the most discussed example of the litigation-workforce nexus, and it is consistent with our interpretation. A recent comparison of Japanese and U.S. medical-legal claims in obstetrics and gynaecology (OB/GYN) found that the proportion of malpractice claims in this specialty fell from 15.1 percent in 2004 to 5.2 percent in 2022, and that claims per 100 OB/GYN physicians fell from 0.9 in 2007 to 0.4 in 2016, while maternal and neonatal mortality also declined.</w:t>
+        <w:t>The obstetrics and gynaecology case is the most discussed example of the litigation-workforce nexus, and it is consistent with our interpretation. A recent Japan–U.S. comparison of medical-legal claims in obstetrics and gynaecology (OB/GYN) found that the proportion of malpractice claims in this specialty fell from 15.1 percent in 2004 to 5.2 percent in 2022, and that claims per 100 OB/GYN physicians fell from 0.9 in 2007 to 0.4 in 2016, while maternal and neonatal mortality also declined.</w:t>
       </w:r>
       <w:r>
         <w:rPr>
@@ -3410,7 +3410,7 @@
           <w:i w:val="0"/>
           <w:sz w:val="24"/>
         </w:rPr>
-        <w:t>What do these findings imply for policy? Reducing civil malpractice litigation is unlikely to be a powerful lever for correcting specialty maldistribution in Japan. Structural incentives are more promising: no-fault compensation can de-risk high-acuity specialties, and payment design can reward service in underserved settings and activities. The JOCS-CP experience supports the former; Japan's fee-for-service schedule and rural/urban payment adjustments illustrate the latter. Malpractice reform may still matter for defensive medicine, patient compensation, and provider-patient trust. But our evidence does not support the claim, at least from these data, that lowering litigation risk will retain physicians in high-risk specialties. Policymakers should therefore target structural incentives before relying on litigation-avoidance messaging.</w:t>
+        <w:t>What do these findings imply for policy? Reducing civil malpractice litigation is unlikely to be a powerful lever for correcting specialty maldistribution in this national setting. Structural incentives are more promising: no-fault compensation can de-risk high-acuity specialties, and payment design can reward service in underserved settings and activities. The JOCS-CP experience supports the former; the country's fee-for-service schedule and rural/urban payment adjustments illustrate the latter. Malpractice reform may still matter for defensive medicine, patient compensation, and provider-patient trust. But our evidence does not support the claim, at least from these data, that lowering litigation risk will retain physicians in high-risk specialties. Policymakers should therefore target structural incentives before relying on litigation-avoidance messaging.</w:t>
       </w:r>
     </w:p>
     <w:p>
@@ -3486,7 +3486,7 @@
           <w:i w:val="0"/>
           <w:sz w:val="24"/>
         </w:rPr>
-        <w:t xml:space="preserve"> Applying similar logic in Japan would require individual-level or prefecture-level career data linked to local litigation, media, and reimbursement environments. Until then, the present specialty-level rate analysis provides the most systematic evidence available on the central policy question: whether malpractice litigation risk drives physicians away from high-risk specialties. The answer, in these data, is no—or at least not in a way that is detectable or policy-relevant across 9 measured waves (2008–2024).</w:t>
+        <w:t xml:space="preserve"> Applying similar logic in the same national setting would require individual-level or prefecture-level career data linked to local litigation, media, and reimbursement environments. Until then, the present specialty-level rate analysis provides the most systematic evidence available on the central policy question: whether malpractice litigation risk drives physicians away from high-risk specialties. The answer, in these data, is no—or at least not in a way that is detectable or policy-relevant across 9 measured waves (2008–2024).</w:t>
       </w:r>
     </w:p>
     <w:p>
@@ -3542,7 +3542,7 @@
           <w:i w:val="0"/>
           <w:sz w:val="24"/>
         </w:rPr>
-        <w:t xml:space="preserve"> Finally, these findings are embedded in Japan's particular legal, cultural and institutional context—including its no-fault obstetric compensation scheme, its fee-for-service reimbursement structure and its comparatively low-volume malpractice-litigation culture—so physician responses to litigation risk may differ in health systems with different liability regimes, compensation mechanisms or professional norms; the results should not be assumed to generalise across cultural spheres.</w:t>
+        <w:t xml:space="preserve"> Finally, these findings are embedded in the country's particular legal, cultural and institutional context—including its no-fault obstetric compensation scheme, its fee-for-service reimbursement structure and its comparatively low-volume malpractice-litigation culture—so physician responses to litigation risk may differ in health systems with different liability regimes, compensation mechanisms or professional norms; the results should not be assumed to generalise across cultural spheres.</w:t>
       </w:r>
     </w:p>
     <w:p>
@@ -3568,7 +3568,7 @@
           <w:i w:val="0"/>
           <w:sz w:val="24"/>
         </w:rPr>
-        <w:t>Across 2008–2024, specialty-level malpractice-litigation risk in Japan was not associated with physician or hospital decline in these data, and the physician effect was statistically equivalent to null within a small margin. Policies to counter specialty maldistribution may more productively target structural incentives, especially no-fault compensation, rather than on the assumption that reducing litigation will retain physicians in high-risk specialties.</w:t>
+        <w:t>Across 2008–2024, specialty-level malpractice-litigation risk was not associated with physician or hospital decline in these national data, and the physician effect was statistically equivalent to null within a small margin. Policies to counter specialty maldistribution may more productively target structural incentives, especially no-fault compensation, rather than rely on the assumption that reducing litigation will retain physicians in high-risk specialties.</w:t>
       </w:r>
     </w:p>
     <w:p>

--- a/medical_accident_its_analysis/manuscript/ha_manuscript_en.docx
+++ b/medical_accident_its_analysis/manuscript/ha_manuscript_en.docx
@@ -13,7 +13,7 @@
           <w:b/>
           <w:sz w:val="28"/>
         </w:rPr>
-        <w:t>Litigation risk and specialty-level physician workforce allocation: a sensitivity-analysis framework with equivalence testing</w:t>
+        <w:t>Litigation risk and specialty-level physician workforce allocation: a transparent decision-analytics framework for evaluating healthcare workforce policy levers</w:t>
       </w:r>
     </w:p>
     <w:p>
@@ -37,7 +37,7 @@
           <w:rFonts w:ascii="Times New Roman" w:hAnsi="Times New Roman"/>
           <w:sz w:val="24"/>
         </w:rPr>
-        <w:t>Specialty maldistribution is a global healthcare workforce allocation problem, and policy discussions in many systems assume that malpractice-litigation risk pushes physicians away from high-risk specialties. We used this question as a test case for a transparent, reproducible sensitivity-analysis framework that evaluates a proposed policy lever while avoiding size confounding and interpolation of sparse panels. Using national primary data for 12 specialties in Japan (2008–2024), we measured exposure as closed malpractice claims per 1,000 physicians (rate, not count) and regressed biennial log-change in physicians and hospitals on the lagged litigation rate in a panel with specialty and wave fixed effects, cluster-robust standard errors, small-cluster t(G-1) inference, and two one-sided equivalence (TOST) tests. The workforce grew in 11 of 12 specialties; general surgery, which changed by -2.3%, was the exception. Litigation rate was not associated with physician growth (coefficient -0.0009; 95% CI -0.0043 to +0.0025; p=0.56) or hospital growth (p=0.90). A one-SD higher rate changed physician growth by less than ±1% (TOST p=0.023; less than ±2% was p=&lt;0.001); hospital growth was within ±2% (p=0.002) but not the stricter ±1% margin (p=0.059). Sensitivity analyses were unchanged and per-specialty rank correlations were mostly positive (10/12) and none significant. Specialty-level litigation risk is not associated with workforce decline and is statistically equivalent to a null effect for physicians. The framework is exportable to other policy levers in healthcare workforce allocation.</w:t>
+        <w:t>Specialty maldistribution is a global healthcare workforce-allocation problem, and many health systems assume that malpractice-litigation risk pushes physicians away from high-risk specialties. We used this question as a test case for a transparent, reproducible decision-analytics framework that evaluates a proposed workforce policy lever while avoiding size confounding and interpolation artifacts in sparse administrative panels. Using national primary data for {N_SPEC} specialties in Japan (2008–2024), we measured exposure as closed malpractice claims per 1,000 physicians (rate, not count) and regressed biennial log-change in physicians and hospitals on the lagged litigation rate in a panel with specialty and wave fixed effects, cluster-robust standard errors with a small-cluster t(G-1) correction, a cluster block-bootstrap robustness check, two one-sided equivalence (TOST) tests, and power diagnostics. The workforce grew in 11 of 12 specialties; general surgery, which changed by -2.3%, was the exception. Litigation rate was not associated with physician growth (coefficient -0.0009; 95% CI -0.0043 to +0.0025; p=0.56) or hospital growth (p=0.90). A one-SD higher rate changed physician growth by less than ±1% (TOST p=0.023; less than ±2% was p=&lt;0.001); the minimum detectable effect was 1.08% per SD at 80% power. Hospital growth was within ±2% (p=0.002) but not the stricter ±1% margin (p=0.059). Sensitivity analyses were unchanged. Specialty-level litigation risk is not associated with workforce decline in these national data. The decision-analytics framework is exportable to other healthcare workforce-policy levers.</w:t>
       </w:r>
     </w:p>
     <w:p>
@@ -58,7 +58,7 @@
           <w:i w:val="0"/>
           <w:sz w:val="24"/>
         </w:rPr>
-        <w:t>malpractice litigation; physician workforce; specialty maldistribution; equivalence testing; health analytics</w:t>
+        <w:t>malpractice litigation; physician workforce; specialty maldistribution; equivalence testing; healthcare decision analytics; policy lever evaluation</w:t>
       </w:r>
     </w:p>
     <w:p>
@@ -130,7 +130,7 @@
           <w:i w:val="0"/>
           <w:sz w:val="24"/>
         </w:rPr>
-        <w:t>Prior work in this area often related raw annual counts of incidents or lawsuits to raw counts of physicians or facilities. Two features make such designs prone to spurious association. First, counts are not adjusted for specialty size: a larger specialty mechanically accumulates more procedures, more claims and more physicians, so count-based associations can arise without any behavioural mechanism. Second, the physician census is collected only biennially; interpolating it to an annual series and analysing it as if each year were an independent observation inflates the degrees of freedom of any lag-based method. These pitfalls are not unique to malpractice research; they arise whenever administrative counts are used to infer behavioural responses in healthcare organisations. We therefore treat the litigation-workforce question as a test case for a transparent, reproducible sensitivity-analysis framework for healthcare workforce allocation decisions.</w:t>
+        <w:t>Prior work in this area often related raw annual counts of incidents or lawsuits to raw counts of physicians or facilities. Two features make such designs prone to spurious association. First, counts are not adjusted for specialty size: a larger specialty mechanically accumulates more procedures, more claims and more physicians, so count-based associations can arise without any behavioural mechanism. Second, the physician census is collected only biennially; interpolating it to an annual series and analysing it as if each year were an independent observation inflates the degrees of freedom of any lag-based method. These pitfalls are not unique to malpractice research; they arise whenever administrative counts are used to infer behavioural responses in healthcare organisations. From a decision-analytics perspective, the relevant question is not whether litigation risk is correlated with raw counts, but whether it is a policy lever that workforce planners can use to shift specialty supply. We therefore treat the litigation-workforce question as a test case for a transparent, reproducible decision-analytics framework for healthcare workforce allocation and resource planning.</w:t>
       </w:r>
     </w:p>
     <w:p>
@@ -585,6 +585,20 @@
           <w:sz w:val="24"/>
         </w:rPr>
         <w:t>Equivalence is declared when both one-sided tests yield p &lt; alpha. We used margins of 1% and 2% biennial workforce change because they are smaller than typical policy targets for specialty workforce rebalancing and represent changes that workforce planners would consider substantively small.</w:t>
+      </w:r>
+    </w:p>
+    <w:p>
+      <w:pPr>
+        <w:spacing w:line="480" w:lineRule="auto" w:after="120"/>
+      </w:pPr>
+      <w:r>
+        <w:rPr>
+          <w:rFonts w:ascii="Times New Roman" w:hAnsi="Times New Roman"/>
+          <w:b w:val="0"/>
+          <w:i w:val="0"/>
+          <w:sz w:val="24"/>
+        </w:rPr>
+        <w:t>We complemented the analytical small-cluster inference with two diagnostic quantities. First, a cluster block-bootstrap with B = 1,999 replications resampled specialties with replacement, re-fitted the primary model, and reported percentile bootstrap 95% confidence intervals and a bootstrap p-value based on the distribution of absolute t-statistics. Second, we report the minimum detectable effect (MDE) at 80% power for the per-SD litigation-rate coefficient and the power to declare equivalence when the true effect is zero. The MDE is (t(0.975, df) + t(0.80, df)) × SE; the equivalence power is 2·F_t(m/SE) − 1, where F_t is the cumulative distribution of the t(df) distribution. These diagnostics make the limited-panel information explicit to workforce planners evaluating this policy lever.</w:t>
       </w:r>
     </w:p>
     <w:p>
@@ -2957,6 +2971,32 @@
           <w:rFonts w:ascii="Times New Roman" w:hAnsi="Times New Roman"/>
           <w:color w:val="000000"/>
         </w:rPr>
+        <w:t>Small-cluster robustness and power</w:t>
+      </w:r>
+    </w:p>
+    <w:p>
+      <w:pPr>
+        <w:spacing w:line="480" w:lineRule="auto" w:after="120"/>
+      </w:pPr>
+      <w:r>
+        <w:rPr>
+          <w:rFonts w:ascii="Times New Roman" w:hAnsi="Times New Roman"/>
+          <w:b w:val="0"/>
+          <w:i w:val="0"/>
+          <w:sz w:val="24"/>
+        </w:rPr>
+        <w:t>Because inference is based on only 12 specialty clusters, we checked the primary results with a cluster block-bootstrap (B = 1,999). For physician growth the bootstrap 95% CI for the lagged litigation-rate coefficient was -0.0048 to +0.0021 and the bootstrap p-value was 0.57; for hospital growth the bootstrap 95% CI was -0.0043 to +0.0042 and the bootstrap p-value was 0.90. Both intervals comfortably contain zero. Power diagnostics make the panel information explicit. For physician growth, the minimum detectable effect was 1.08% per SD at 80% power, and the power to declare equivalence within the ±1% margin if the true effect were zero was 98.4%. For hospital growth the minimum detectable effect was 1.69% per SD and the equivalent power for the ±1% margin was 90.4%. The panel is therefore informative enough to rule out policy-relevant effects for physicians, and to bound any hospital effect within a small margin.</w:t>
+      </w:r>
+    </w:p>
+    <w:p>
+      <w:pPr>
+        <w:pStyle w:val="Heading2"/>
+      </w:pPr>
+      <w:r>
+        <w:rPr>
+          <w:rFonts w:ascii="Times New Roman" w:hAnsi="Times New Roman"/>
+          <w:color w:val="000000"/>
+        </w:rPr>
         <w:t>Counts versus rates, and confounders</w:t>
       </w:r>
     </w:p>
@@ -3152,7 +3192,14 @@
           <w:i w:val="0"/>
           <w:sz w:val="24"/>
         </w:rPr>
-        <w:t>A null result is not merely a failure to detect an effect. The narrow confidence intervals and pre-specified equivalence margins allow us to say that, if litigation risk does influence specialty-level workforce growth, the magnitude is too small to matter for workforce planning. Across the sensitivity analyses, alternative exposure definitions, interpolation, and potential confounders did not change this conclusion, which is the main value of the framework for healthcare workforce allocation decisions.</w:t>
+        <w:t>A null result is not merely a failure to detect an effect. The narrow confidence intervals, pre-specified equivalence margins, and power diagnostics allow us to say that, if litigation risk does influence specialty-level workforce growth, the magnitude is too small to matter for workforce planning. Several interpretations are consistent with this finding. First, litigation risk may affect clinical behaviour on the intensive margin (defensive medicine) rather than the extensive margin (specialty exit). Second, the closed-claim rate is an objective measure, but the perceived risk that drives career decisions may be shaped more by rare, salient criminal prosecutions and media coverage than by routine civil claims. Third, high-risk specialties in Japan also carry substantial fee-for-service returns, so income effects, switching costs and status-quo bias can offset any deterrent. Finally, the negative finding is informative in its own right: studies that reject a commonly assumed policy mechanism are under-represented in the literature, and a well-powered equivalence result reduces the risk that policy is directed at an ineffective lever.</w:t>
+      </w:r>
+      <w:r>
+        <w:rPr>
+          <w:rFonts w:ascii="Times New Roman" w:hAnsi="Times New Roman"/>
+          <w:vertAlign w:val="superscript"/>
+        </w:rPr>
+        <w:t>[16-18]</w:t>
       </w:r>
     </w:p>
     <w:p>
@@ -3187,7 +3234,7 @@
           <w:rFonts w:ascii="Times New Roman" w:hAnsi="Times New Roman"/>
           <w:vertAlign w:val="superscript"/>
         </w:rPr>
-        <w:t>[16]</w:t>
+        <w:t>[19]</w:t>
       </w:r>
       <w:r>
         <w:rPr>
@@ -3203,7 +3250,7 @@
           <w:rFonts w:ascii="Times New Roman" w:hAnsi="Times New Roman"/>
           <w:vertAlign w:val="superscript"/>
         </w:rPr>
-        <w:t>[17]</w:t>
+        <w:t>[20]</w:t>
       </w:r>
       <w:r>
         <w:rPr>
@@ -3219,7 +3266,7 @@
           <w:rFonts w:ascii="Times New Roman" w:hAnsi="Times New Roman"/>
           <w:vertAlign w:val="superscript"/>
         </w:rPr>
-        <w:t>[18]</w:t>
+        <w:t>[21]</w:t>
       </w:r>
       <w:r>
         <w:rPr>
@@ -3249,7 +3296,7 @@
           <w:rFonts w:ascii="Times New Roman" w:hAnsi="Times New Roman"/>
           <w:vertAlign w:val="superscript"/>
         </w:rPr>
-        <w:t>[19]</w:t>
+        <w:t>[22]</w:t>
       </w:r>
       <w:r>
         <w:rPr>
@@ -3265,7 +3312,7 @@
           <w:rFonts w:ascii="Times New Roman" w:hAnsi="Times New Roman"/>
           <w:vertAlign w:val="superscript"/>
         </w:rPr>
-        <w:t>[20]</w:t>
+        <w:t>[23]</w:t>
       </w:r>
       <w:r>
         <w:rPr>
@@ -3288,6 +3335,52 @@
           <w:i w:val="0"/>
           <w:sz w:val="24"/>
         </w:rPr>
+        <w:t>This pattern is consistent with well-documented behavioural-economics mechanisms. Media coverage of sensational malpractice or criminal prosecutions makes litigation risk highly available to physicians and trainees, and loss aversion can cause a rare but salient adverse outcome to be overweighted in career deliberations.</w:t>
+      </w:r>
+      <w:r>
+        <w:rPr>
+          <w:rFonts w:ascii="Times New Roman" w:hAnsi="Times New Roman"/>
+          <w:vertAlign w:val="superscript"/>
+        </w:rPr>
+        <w:t>[16-17]</w:t>
+      </w:r>
+      <w:r>
+        <w:rPr>
+          <w:rFonts w:ascii="Times New Roman" w:hAnsi="Times New Roman"/>
+          <w:b w:val="0"/>
+          <w:i w:val="0"/>
+          <w:sz w:val="24"/>
+        </w:rPr>
+        <w:t xml:space="preserve"> Yet the actual decision to leave a specialty is governed by expected income, sunk training costs, switching costs and status-quo bias, all of which discourage exit even when perceived risk is high.</w:t>
+      </w:r>
+      <w:r>
+        <w:rPr>
+          <w:rFonts w:ascii="Times New Roman" w:hAnsi="Times New Roman"/>
+          <w:vertAlign w:val="superscript"/>
+        </w:rPr>
+        <w:t>[18]</w:t>
+      </w:r>
+      <w:r>
+        <w:rPr>
+          <w:rFonts w:ascii="Times New Roman" w:hAnsi="Times New Roman"/>
+          <w:b w:val="0"/>
+          <w:i w:val="0"/>
+          <w:sz w:val="24"/>
+        </w:rPr>
+        <w:t xml:space="preserve"> The discrepancy between reported anxiety and measured supply is therefore not a contradiction; it is exactly what one would expect when a vivid, low-probability risk meets strong economic and institutional incentives to remain.</w:t>
+      </w:r>
+    </w:p>
+    <w:p>
+      <w:pPr>
+        <w:spacing w:line="480" w:lineRule="auto" w:after="120"/>
+      </w:pPr>
+      <w:r>
+        <w:rPr>
+          <w:rFonts w:ascii="Times New Roman" w:hAnsi="Times New Roman"/>
+          <w:b w:val="0"/>
+          <w:i w:val="0"/>
+          <w:sz w:val="24"/>
+        </w:rPr>
         <w:t>The civil litigation environment in Japan itself dampens the likelihood of a flight-from-risk response. Taniguchi and colleagues analysed all closed malpractice claims reported by the Supreme Court from 2006 to 2021 and found that more than half ended in settlement, plaintiffs won only about a quarter of judgments, and the number of claims has been declining, especially in obstetrics and gynaecology.</w:t>
       </w:r>
       <w:r>
@@ -3295,7 +3388,7 @@
           <w:rFonts w:ascii="Times New Roman" w:hAnsi="Times New Roman"/>
           <w:vertAlign w:val="superscript"/>
         </w:rPr>
-        <w:t>[21]</w:t>
+        <w:t>[24]</w:t>
       </w:r>
       <w:r>
         <w:rPr>
@@ -3325,7 +3418,7 @@
           <w:rFonts w:ascii="Times New Roman" w:hAnsi="Times New Roman"/>
           <w:vertAlign w:val="superscript"/>
         </w:rPr>
-        <w:t>[22]</w:t>
+        <w:t>[25]</w:t>
       </w:r>
       <w:r>
         <w:rPr>
@@ -3341,7 +3434,7 @@
           <w:rFonts w:ascii="Times New Roman" w:hAnsi="Times New Roman"/>
           <w:vertAlign w:val="superscript"/>
         </w:rPr>
-        <w:t>[23]</w:t>
+        <w:t>[26]</w:t>
       </w:r>
       <w:r>
         <w:rPr>
@@ -3371,7 +3464,7 @@
           <w:rFonts w:ascii="Times New Roman" w:hAnsi="Times New Roman"/>
           <w:vertAlign w:val="superscript"/>
         </w:rPr>
-        <w:t>[24]</w:t>
+        <w:t>[27]</w:t>
       </w:r>
       <w:r>
         <w:rPr>
@@ -3387,7 +3480,7 @@
           <w:rFonts w:ascii="Times New Roman" w:hAnsi="Times New Roman"/>
           <w:vertAlign w:val="superscript"/>
         </w:rPr>
-        <w:t>[25]</w:t>
+        <w:t>[28]</w:t>
       </w:r>
       <w:r>
         <w:rPr>
@@ -3431,7 +3524,7 @@
           <w:rFonts w:ascii="Times New Roman" w:hAnsi="Times New Roman"/>
           <w:vertAlign w:val="superscript"/>
         </w:rPr>
-        <w:t>[26]</w:t>
+        <w:t>[29]</w:t>
       </w:r>
       <w:r>
         <w:rPr>
@@ -3447,7 +3540,7 @@
           <w:rFonts w:ascii="Times New Roman" w:hAnsi="Times New Roman"/>
           <w:vertAlign w:val="superscript"/>
         </w:rPr>
-        <w:t>[27]</w:t>
+        <w:t>[30]</w:t>
       </w:r>
       <w:r>
         <w:rPr>
@@ -3477,7 +3570,7 @@
           <w:rFonts w:ascii="Times New Roman" w:hAnsi="Times New Roman"/>
           <w:vertAlign w:val="superscript"/>
         </w:rPr>
-        <w:t>[28]</w:t>
+        <w:t>[31]</w:t>
       </w:r>
       <w:r>
         <w:rPr>
@@ -3526,7 +3619,7 @@
           <w:i w:val="0"/>
           <w:sz w:val="24"/>
         </w:rPr>
-        <w:t>This is an ecological, specialty-level analysis and cannot speak to individual career decisions. The physician census is biennial, giving 9 measured waves; we addressed the limited power directly through equivalence testing and by pooling across specialties, but residual power constraints remain and the equivalence margins are a judgement. Because clusters are defined by the 12 specialties, the small-cluster correction uses G-1=11 degrees of freedom; this is the minimum at which cluster-robust t inference is recommended and is inherent to the data. Specialty-specific litigation counts could be recovered only from 2008; pre-2008 specialty tables were not retrievable from primary sources. Clinic counts by specialty are published only every 3 years and were used descriptively. JMSR report counts are available only from 2015 and were used in a 2016-2024 sensitivity. Media article counts are available only for 2009-2018 and are a national total, so they cannot be decomposed by specialty and are collinear with full wave fixed effects. Litigation counts are assigned to a principal specialty and, by the Court's own note, do not measure intrinsic specialty risk.</w:t>
+        <w:t>This is an ecological, specialty-level analysis and cannot establish individual-level causality. The physician census is biennial, giving 9 measured waves; we addressed the limited power directly through equivalence testing and by pooling across specialties, but residual power constraints remain and the equivalence margins are a judgement. Litigation rates may be endogenous to physician supply if a smaller workforce increases workload and hence incidents; the lagged exposure, fixed effects, and reverse specification make reverse causation unlikely, yet unobserved confounders at the specialty or prefecture level cannot be fully ruled out. Cluster block-bootstrap and power diagnostics are reported in Supplementary Table 6. Because clusters are defined by the 12 specialties, the small-cluster correction uses G-1=11 degrees of freedom; this is the minimum at which cluster-robust t inference is recommended and is inherent to the data. Specialty-specific litigation counts could be recovered only from 2008; pre-2008 specialty tables were not retrievable from primary sources. Clinic counts by specialty are published only every 3 years and were used descriptively. JMSR report counts are available only from 2015 and were used in a 2016-2024 sensitivity. Media article counts are available only for 2009-2018 and are a national total, so they cannot be decomposed by specialty and are collinear with full wave fixed effects. Litigation counts are assigned to a principal specialty and, by the Court's own note, do not measure intrinsic specialty risk.</w:t>
       </w:r>
       <w:r>
         <w:rPr>
@@ -3568,7 +3661,7 @@
           <w:i w:val="0"/>
           <w:sz w:val="24"/>
         </w:rPr>
-        <w:t>Across 2008–2024, specialty-level malpractice-litigation risk was not associated with physician or hospital decline in these national data, and the physician effect was statistically equivalent to null within a small margin. Policies to counter specialty maldistribution may more productively target structural incentives, especially no-fault compensation, rather than rely on the assumption that reducing litigation will retain physicians in high-risk specialties.</w:t>
+        <w:t>Across 2008–2024, specialty-level malpractice-litigation risk was not associated with physician or hospital decline in these national data, and the physician effect was statistically equivalent to null within a small margin. From a decision-analytics standpoint, malpractice litigation is not a reliable policy lever for correcting specialty maldistribution in this setting. Policymakers may more productively target structural incentives, especially no-fault compensation, rather than rely on the assumption that reducing litigation will retain physicians in high-risk specialties. The transparent, reproducible sensitivity-analysis framework used here is exportable to other healthcare workforce-policy levers.</w:t>
       </w:r>
     </w:p>
     <w:p>
@@ -3824,7 +3917,7 @@
           <w:rFonts w:ascii="Times New Roman" w:hAnsi="Times New Roman"/>
           <w:sz w:val="20"/>
         </w:rPr>
-        <w:t>16. Matsa DA. Does malpractice liability keep the doctor away? Evidence from tort reform damage caps. J Legal Stud. 2007;36(S2):S143-S182.</w:t>
+        <w:t>16. Tversky A, Kahneman D. Availability: a heuristic for judging frequency and probability. Cogn Psychol. 1973;5(2):207-232.</w:t>
       </w:r>
     </w:p>
     <w:p>
@@ -3836,7 +3929,7 @@
           <w:rFonts w:ascii="Times New Roman" w:hAnsi="Times New Roman"/>
           <w:sz w:val="20"/>
         </w:rPr>
-        <w:t>17. Hyman DA, Silver C, Black B, Paik M. Does tort reform affect physician supply? Evidence from Texas. Int Rev Law Econ. 2015;42:203-218.</w:t>
+        <w:t>17. Kahneman D, Tversky A. Prospect theory: an analysis of decision under risk. Econometrica. 1979;47(2):263-291.</w:t>
       </w:r>
     </w:p>
     <w:p>
@@ -3848,7 +3941,7 @@
           <w:rFonts w:ascii="Times New Roman" w:hAnsi="Times New Roman"/>
           <w:sz w:val="20"/>
         </w:rPr>
-        <w:t>18. Frakes MD, Frank MB, Seabury SA. The effect of malpractice law on physician supply: Evidence from negligence-standard reforms. J Health Econ. 2020;70:1-16.</w:t>
+        <w:t>18. Samuelson W, Zeckhauser R. Status quo bias in decision making. J Risk Uncertain. 1988;1(1):7-59.</w:t>
       </w:r>
     </w:p>
     <w:p>
@@ -3860,7 +3953,7 @@
           <w:rFonts w:ascii="Times New Roman" w:hAnsi="Times New Roman"/>
           <w:sz w:val="20"/>
         </w:rPr>
-        <w:t>19. Kessler DP, McClellan MB. Do doctors practice defensive medicine?. Q J Econ. 1996;111(2):353-390.</w:t>
+        <w:t>19. Matsa DA. Does malpractice liability keep the doctor away? Evidence from tort reform damage caps. J Legal Stud. 2007;36(S2):S143-S182.</w:t>
       </w:r>
     </w:p>
     <w:p>
@@ -3872,7 +3965,7 @@
           <w:rFonts w:ascii="Times New Roman" w:hAnsi="Times New Roman"/>
           <w:sz w:val="20"/>
         </w:rPr>
-        <w:t>20. Sloan FA, Shadle JH. Is there empirical evidence for "Defensive Medicine"? A reassessment. J Health Econ. 2008;27(2):481-491.</w:t>
+        <w:t>20. Hyman DA, Silver C, Black B, Paik M. Does tort reform affect physician supply? Evidence from Texas. Int Rev Law Econ. 2015;42:203-218.</w:t>
       </w:r>
     </w:p>
     <w:p>
@@ -3884,7 +3977,7 @@
           <w:rFonts w:ascii="Times New Roman" w:hAnsi="Times New Roman"/>
           <w:sz w:val="20"/>
         </w:rPr>
-        <w:t>21. Taniguchi K, Watari T, Nagoshi K. Characteristics and trends of medical malpractice claims in Japan between 2006 and 2021. PLoS One. 2023;18(12):e0296155.</w:t>
+        <w:t>21. Frakes MD, Frank MB, Seabury SA. The effect of malpractice law on physician supply: Evidence from negligence-standard reforms. J Health Econ. 2020;70:1-16.</w:t>
       </w:r>
     </w:p>
     <w:p>
@@ -3896,7 +3989,7 @@
           <w:rFonts w:ascii="Times New Roman" w:hAnsi="Times New Roman"/>
           <w:sz w:val="20"/>
         </w:rPr>
-        <w:t>22. Hasegawa J, Toyokawa S, Ikenoue T, et al. Relevant obstetric factors for cerebral palsy: from the Nationwide Obstetric Compensation System in Japan. PLoS One. 2016;11(1):e0148122.</w:t>
+        <w:t>22. Kessler DP, McClellan MB. Do doctors practice defensive medicine?. Q J Econ. 1996;111(2):353-390.</w:t>
       </w:r>
     </w:p>
     <w:p>
@@ -3908,7 +4001,7 @@
           <w:rFonts w:ascii="Times New Roman" w:hAnsi="Times New Roman"/>
           <w:sz w:val="20"/>
         </w:rPr>
-        <w:t>23. Morita H. Criminal prosecution and physician supply. Int Rev Law Econ. 2018;55:1-11.</w:t>
+        <w:t>23. Sloan FA, Shadle JH. Is there empirical evidence for "Defensive Medicine"? A reassessment. J Health Econ. 2008;27(2):481-491.</w:t>
       </w:r>
     </w:p>
     <w:p>
@@ -3920,7 +4013,7 @@
           <w:rFonts w:ascii="Times New Roman" w:hAnsi="Times New Roman"/>
           <w:sz w:val="20"/>
         </w:rPr>
-        <w:t>24. Kamijo K, Wada Y, Ishida K, Warsof SL, Saade G, Kawakita T. Medical-legal claims in obstetrics and gynecology: Japan versus the United States. J Healthc Risk Manag. 2025;44(4):5-11. doi:10.1002/jhrm.70001.</w:t>
+        <w:t>24. Taniguchi K, Watari T, Nagoshi K. Characteristics and trends of medical malpractice claims in Japan between 2006 and 2021. PLoS One. 2023;18(12):e0296155.</w:t>
       </w:r>
     </w:p>
     <w:p>
@@ -3932,7 +4025,7 @@
           <w:rFonts w:ascii="Times New Roman" w:hAnsi="Times New Roman"/>
           <w:sz w:val="20"/>
         </w:rPr>
-        <w:t>25. Lin PL, Huang JP, Fujii T, Cho EH, Huang MC. A survey of specialty choice among obstetrics and gynecology residents in Japan, Korea, and Taiwan. J Obstet Gynaecol Res. 2022;48(7):1968-1977.</w:t>
+        <w:t>25. Hasegawa J, Toyokawa S, Ikenoue T, et al. Relevant obstetric factors for cerebral palsy: from the Nationwide Obstetric Compensation System in Japan. PLoS One. 2016;11(1):e0148122.</w:t>
       </w:r>
     </w:p>
     <w:p>
@@ -3944,7 +4037,7 @@
           <w:rFonts w:ascii="Times New Roman" w:hAnsi="Times New Roman"/>
           <w:sz w:val="20"/>
         </w:rPr>
-        <w:t>26. Bismark M, Paterson R. No-fault compensation in New Zealand: harmonizing injury compensation, provider accountability, and patient safety. Health Aff. 2006;25(1):278-286.</w:t>
+        <w:t>26. Morita H. Criminal prosecution and physician supply. Int Rev Law Econ. 2018;55:1-11.</w:t>
       </w:r>
     </w:p>
     <w:p>
@@ -3956,7 +4049,7 @@
           <w:rFonts w:ascii="Times New Roman" w:hAnsi="Times New Roman"/>
           <w:sz w:val="20"/>
         </w:rPr>
-        <w:t>27. Mello MM, Kachalia A, Studdert DM. Administrative compensation for medical injuries: lessons from three foreign systems. New York: The Commonwealth Fund; 2011.</w:t>
+        <w:t>27. Kamijo K, Wada Y, Ishida K, Warsof SL, Saade G, Kawakita T. Medical-legal claims in obstetrics and gynecology: Japan versus the United States. J Healthc Risk Manag. 2025;44(4):5-11. doi:10.1002/jhrm.70001.</w:t>
       </w:r>
     </w:p>
     <w:p>
@@ -3968,7 +4061,43 @@
           <w:rFonts w:ascii="Times New Roman" w:hAnsi="Times New Roman"/>
           <w:sz w:val="20"/>
         </w:rPr>
-        <w:t>28. Helland E, Seabury SA. Tort reform and physician labor supply: a review of the evidence. Int Rev Law Econ. 2015;42:192-202.</w:t>
+        <w:t>28. Lin PL, Huang JP, Fujii T, Cho EH, Huang MC. A survey of specialty choice among obstetrics and gynecology residents in Japan, Korea, and Taiwan. J Obstet Gynaecol Res. 2022;48(7):1968-1977.</w:t>
+      </w:r>
+    </w:p>
+    <w:p>
+      <w:pPr>
+        <w:spacing w:line="360" w:lineRule="auto"/>
+      </w:pPr>
+      <w:r>
+        <w:rPr>
+          <w:rFonts w:ascii="Times New Roman" w:hAnsi="Times New Roman"/>
+          <w:sz w:val="20"/>
+        </w:rPr>
+        <w:t>29. Bismark M, Paterson R. No-fault compensation in New Zealand: harmonizing injury compensation, provider accountability, and patient safety. Health Aff. 2006;25(1):278-286.</w:t>
+      </w:r>
+    </w:p>
+    <w:p>
+      <w:pPr>
+        <w:spacing w:line="360" w:lineRule="auto"/>
+      </w:pPr>
+      <w:r>
+        <w:rPr>
+          <w:rFonts w:ascii="Times New Roman" w:hAnsi="Times New Roman"/>
+          <w:sz w:val="20"/>
+        </w:rPr>
+        <w:t>30. Mello MM, Kachalia A, Studdert DM. Administrative compensation for medical injuries: lessons from three foreign systems. New York: The Commonwealth Fund; 2011.</w:t>
+      </w:r>
+    </w:p>
+    <w:p>
+      <w:pPr>
+        <w:spacing w:line="360" w:lineRule="auto"/>
+      </w:pPr>
+      <w:r>
+        <w:rPr>
+          <w:rFonts w:ascii="Times New Roman" w:hAnsi="Times New Roman"/>
+          <w:sz w:val="20"/>
+        </w:rPr>
+        <w:t>31. Helland E, Seabury SA. Tort reform and physician labor supply: a review of the evidence. Int Rev Law Econ. 2015;42:192-202.</w:t>
       </w:r>
     </w:p>
     <w:sectPr>

--- a/medical_accident_its_analysis/manuscript/ha_manuscript_en.docx
+++ b/medical_accident_its_analysis/manuscript/ha_manuscript_en.docx
@@ -599,6 +599,32 @@
           <w:sz w:val="24"/>
         </w:rPr>
         <w:t>We complemented the analytical small-cluster inference with two diagnostic quantities. First, a cluster block-bootstrap with B = 1,999 replications resampled specialties with replacement, re-fitted the primary model, and reported percentile bootstrap 95% confidence intervals and a bootstrap p-value based on the distribution of absolute t-statistics. Second, we report the minimum detectable effect (MDE) at 80% power for the per-SD litigation-rate coefficient and the power to declare equivalence when the true effect is zero. The MDE is (t(0.975, df) + t(0.80, df)) × SE; the equivalence power is 2·F_t(m/SE) − 1, where F_t is the cumulative distribution of the t(df) distribution. These diagnostics make the limited-panel information explicit to workforce planners evaluating this policy lever.</w:t>
+      </w:r>
+    </w:p>
+    <w:p>
+      <w:pPr>
+        <w:pStyle w:val="Heading2"/>
+      </w:pPr>
+      <w:r>
+        <w:rPr>
+          <w:rFonts w:ascii="Times New Roman" w:hAnsi="Times New Roman"/>
+          <w:color w:val="000000"/>
+        </w:rPr>
+        <w:t>Policy lever simulation</w:t>
+      </w:r>
+    </w:p>
+    <w:p>
+      <w:pPr>
+        <w:spacing w:line="480" w:lineRule="auto" w:after="120"/>
+      </w:pPr>
+      <w:r>
+        <w:rPr>
+          <w:rFonts w:ascii="Times New Roman" w:hAnsi="Times New Roman"/>
+          <w:b w:val="0"/>
+          <w:i w:val="0"/>
+          <w:sz w:val="24"/>
+        </w:rPr>
+        <w:t>To translate the regression results into a decision-analytics output, we projected physician counts to 2034 under three stylised policy levers. The baseline used each specialty's observed mean biennial log-growth from 2004 to 2024. The two litigation-reduction levers set the litigation rate to zero and applied the point estimate and the 95% lower-bound coefficient, respectively, so they show both the central projection and the most favourable effect consistent with the data. The third lever added the minimum detectable per-SD effect (1.08% per biennium) to baseline growth as a benchmark for the smallest policy effect this panel could detect with 80% power. The projections are deterministic counterfactuals, not forecasts, and are reported as the marginal percent change in 2034 relative to the baseline drift.</w:t>
       </w:r>
     </w:p>
     <w:p>
@@ -3157,6 +3183,85 @@
     </w:p>
     <w:p>
       <w:pPr>
+        <w:pStyle w:val="Heading2"/>
+      </w:pPr>
+      <w:r>
+        <w:rPr>
+          <w:rFonts w:ascii="Times New Roman" w:hAnsi="Times New Roman"/>
+          <w:color w:val="000000"/>
+        </w:rPr>
+        <w:t>Policy lever simulation</w:t>
+      </w:r>
+    </w:p>
+    <w:p>
+      <w:pPr>
+        <w:spacing w:line="480" w:lineRule="auto" w:after="120"/>
+      </w:pPr>
+      <w:r>
+        <w:rPr>
+          <w:rFonts w:ascii="Times New Roman" w:hAnsi="Times New Roman"/>
+          <w:b w:val="0"/>
+          <w:i w:val="0"/>
+          <w:sz w:val="24"/>
+        </w:rPr>
+        <w:t>The counterfactual projection made the practical implications of the null regression result explicit. Under the point estimate, eliminating all malpractice litigation would add only 1.1% to the projected 2034 national physician stock relative to baseline drift. Even under the 95% lower-bound (most favourable) coefficient it would add 5.2%, comparable to the 5.5% gain from a generic lever equal to the minimum detectable effect. General surgery, the only specialty with negative baseline drift, illustrates the break-even arithmetic: its projected 2024-2034 decline of -2.2% would be reduced to -0.1% under the point estimate and reversed to 7.7% under the 95% lower bound. The latter requires eliminating every remaining closed claim and assumes the most adverse (most negative) coefficient compatible with the data; a more realistic policy would achieve far less. Figure 3 shows that litigation reduction is therefore not a high-leverage instrument for workforce allocation in this setting.</w:t>
+      </w:r>
+    </w:p>
+    <w:p>
+      <w:pPr>
+        <w:spacing w:before="280" w:after="120"/>
+      </w:pPr>
+      <w:r>
+        <w:rPr>
+          <w:rFonts w:ascii="Times New Roman" w:hAnsi="Times New Roman"/>
+          <w:b/>
+          <w:sz w:val="20"/>
+        </w:rPr>
+        <w:t>Figure 3. Counterfactual policy-lever simulation: marginal 10-year change in physician counts by specialty relative to the projected baseline drift. The MDE benchmark is the minimum detectable per-SD effect from the primary analysis.</w:t>
+      </w:r>
+    </w:p>
+    <w:p>
+      <w:pPr>
+        <w:jc w:val="center"/>
+      </w:pPr>
+      <w:r>
+        <w:drawing>
+          <wp:inline xmlns:a="http://schemas.openxmlformats.org/drawingml/2006/main" xmlns:pic="http://schemas.openxmlformats.org/drawingml/2006/picture">
+            <wp:extent cx="5303520" cy="2410691"/>
+            <wp:docPr id="3" name="Picture 3"/>
+            <wp:cNvGraphicFramePr>
+              <a:graphicFrameLocks noChangeAspect="1"/>
+            </wp:cNvGraphicFramePr>
+            <a:graphic>
+              <a:graphicData uri="http://schemas.openxmlformats.org/drawingml/2006/picture">
+                <pic:pic>
+                  <pic:nvPicPr>
+                    <pic:cNvPr id="0" name="ha_Figure_3.png"/>
+                    <pic:cNvPicPr/>
+                  </pic:nvPicPr>
+                  <pic:blipFill>
+                    <a:blip r:embed="rId11"/>
+                    <a:stretch>
+                      <a:fillRect/>
+                    </a:stretch>
+                  </pic:blipFill>
+                  <pic:spPr>
+                    <a:xfrm>
+                      <a:off x="0" y="0"/>
+                      <a:ext cx="5303520" cy="2410691"/>
+                    </a:xfrm>
+                    <a:prstGeom prst="rect"/>
+                  </pic:spPr>
+                </pic:pic>
+              </a:graphicData>
+            </a:graphic>
+          </wp:inline>
+        </w:drawing>
+      </w:r>
+    </w:p>
+    <w:p/>
+    <w:p>
+      <w:pPr>
         <w:pStyle w:val="Heading1"/>
       </w:pPr>
       <w:r>
@@ -3503,7 +3608,7 @@
           <w:i w:val="0"/>
           <w:sz w:val="24"/>
         </w:rPr>
-        <w:t>What do these findings imply for policy? Reducing civil malpractice litigation is unlikely to be a powerful lever for correcting specialty maldistribution in this national setting. Structural incentives are more promising: no-fault compensation can de-risk high-acuity specialties, and payment design can reward service in underserved settings and activities. The JOCS-CP experience supports the former; the country's fee-for-service schedule and rural/urban payment adjustments illustrate the latter. Malpractice reform may still matter for defensive medicine, patient compensation, and provider-patient trust. But our evidence does not support the claim, at least from these data, that lowering litigation risk will retain physicians in high-risk specialties. Policymakers should therefore target structural incentives before relying on litigation-avoidance messaging.</w:t>
+        <w:t>What do these findings imply for policy? Reducing civil malpractice litigation is unlikely to be a powerful lever for correcting specialty maldistribution in this national setting. The 10-year counterfactual simulation showed that eliminating all litigation would add only 1.1% to the projected national physician stock under the point estimate, and even 5.2% under the most favourable 95% lower-bound coefficient, before accounting for the implausibility of zero claims. Structural incentives are more promising: no-fault compensation can de-risk high-acuity specialties, and payment design can reward service in underserved settings and activities. The JOCS-CP experience supports the former; the country's fee-for-service schedule and rural/urban payment adjustments illustrate the latter. Malpractice reform may still matter for defensive medicine, patient compensation, and provider-patient trust. But our evidence does not support the claim, at least from these data, that lowering litigation risk will retain physicians in high-risk specialties. Policymakers should therefore target structural incentives before relying on litigation-avoidance messaging.</w:t>
       </w:r>
     </w:p>
     <w:p>

--- a/medical_accident_its_analysis/manuscript/ha_manuscript_en.docx
+++ b/medical_accident_its_analysis/manuscript/ha_manuscript_en.docx
@@ -37,7 +37,7 @@
           <w:rFonts w:ascii="Times New Roman" w:hAnsi="Times New Roman"/>
           <w:sz w:val="24"/>
         </w:rPr>
-        <w:t>Specialty maldistribution is a global healthcare workforce-allocation problem, and many health systems assume that malpractice-litigation risk pushes physicians away from high-risk specialties. We used this question as a test case for a transparent, reproducible decision-analytics framework that evaluates a proposed workforce policy lever while avoiding size confounding and interpolation artifacts in sparse administrative panels. Using national primary data for {N_SPEC} specialties in Japan (2008–2024), we measured exposure as closed malpractice claims per 1,000 physicians (rate, not count) and regressed biennial log-change in physicians and hospitals on the lagged litigation rate in a panel with specialty and wave fixed effects, cluster-robust standard errors with a small-cluster t(G-1) correction, a cluster block-bootstrap robustness check, two one-sided equivalence (TOST) tests, and power diagnostics. The workforce grew in 11 of 12 specialties; general surgery, which changed by -2.3%, was the exception. Litigation rate was not associated with physician growth (coefficient -0.0009; 95% CI -0.0043 to +0.0025; p=0.56) or hospital growth (p=0.90). A one-SD higher rate changed physician growth by less than ±1% (TOST p=0.023; less than ±2% was p=&lt;0.001); the minimum detectable effect was 1.08% per SD at 80% power. Hospital growth was within ±2% (p=0.002) but not the stricter ±1% margin (p=0.059). Sensitivity analyses were unchanged. Specialty-level litigation risk is not associated with workforce decline in these national data. The decision-analytics framework is exportable to other healthcare workforce-policy levers.</w:t>
+        <w:t>Specialty maldistribution is a global healthcare workforce-allocation problem, and many health systems assume that malpractice-litigation risk pushes physicians away from high-risk specialties. We used this question as a test case for a transparent, reproducible decision-analytics framework that evaluates a proposed workforce policy lever while avoiding size confounding and interpolation artifacts in sparse administrative panels. Using national primary data for {N_SPECIALTIES} specialties in Japan (2008–2024), we measured exposure as closed malpractice claims per 1,000 physicians (rate, not count) and regressed biennial log-change in physicians and hospitals on the lagged litigation rate in a panel with specialty and wave fixed effects, cluster-robust standard errors with a small-cluster t(G-1) correction, a cluster block-bootstrap robustness check, two one-sided equivalence (TOST) tests, and power diagnostics. The workforce grew in 11 of 12 specialties; general surgery, which changed by -2.3%, was the exception. Litigation rate was not associated with physician growth (coefficient -0.0009; 95% CI -0.0043 to +0.0025; p=0.56) or hospital growth (p=0.90). A one-SD higher rate changed physician growth by less than ±1% (TOST p=0.023; less than ±2% was p=&lt;0.001); the minimum detectable effect was 1.08% per SD at 80% power. Hospital growth was within ±2% (p=0.002) but not the stricter ±1% margin (p=0.059). Sensitivity analyses were unchanged. Specialty-level litigation risk is not associated with workforce decline in these national data. The decision-analytics framework is exportable to other healthcare workforce-policy levers.</w:t>
       </w:r>
     </w:p>
     <w:p>
@@ -3104,6 +3104,73 @@
           <w:i w:val="0"/>
           <w:sz w:val="24"/>
         </w:rPr>
+        <w:t>The same count-versus-rate contrast for biennial hospital growth is shown in Figure 3. As with physician growth, the count exposure creates a spurious size confound that disappears once the rate-adjusted exposure is used.</w:t>
+      </w:r>
+    </w:p>
+    <w:p>
+      <w:pPr>
+        <w:spacing w:before="280" w:after="120"/>
+      </w:pPr>
+      <w:r>
+        <w:rPr>
+          <w:rFonts w:ascii="Times New Roman" w:hAnsi="Times New Roman"/>
+          <w:b/>
+          <w:sz w:val="20"/>
+        </w:rPr>
+        <w:t>Figure 3. Biennial hospital growth against lagged litigation exposure measured as (a) counts and (b) rates. Points are coloured by specialty; the rate-adjusted panel shows no systematic association.</w:t>
+      </w:r>
+    </w:p>
+    <w:p>
+      <w:pPr>
+        <w:jc w:val="center"/>
+      </w:pPr>
+      <w:r>
+        <w:drawing>
+          <wp:inline xmlns:a="http://schemas.openxmlformats.org/drawingml/2006/main" xmlns:pic="http://schemas.openxmlformats.org/drawingml/2006/picture">
+            <wp:extent cx="5303520" cy="2410691"/>
+            <wp:docPr id="3" name="Picture 3"/>
+            <wp:cNvGraphicFramePr>
+              <a:graphicFrameLocks noChangeAspect="1"/>
+            </wp:cNvGraphicFramePr>
+            <a:graphic>
+              <a:graphicData uri="http://schemas.openxmlformats.org/drawingml/2006/picture">
+                <pic:pic>
+                  <pic:nvPicPr>
+                    <pic:cNvPr id="0" name="ha_Figure_3.png"/>
+                    <pic:cNvPicPr/>
+                  </pic:nvPicPr>
+                  <pic:blipFill>
+                    <a:blip r:embed="rId11"/>
+                    <a:stretch>
+                      <a:fillRect/>
+                    </a:stretch>
+                  </pic:blipFill>
+                  <pic:spPr>
+                    <a:xfrm>
+                      <a:off x="0" y="0"/>
+                      <a:ext cx="5303520" cy="2410691"/>
+                    </a:xfrm>
+                    <a:prstGeom prst="rect"/>
+                  </pic:spPr>
+                </pic:pic>
+              </a:graphicData>
+            </a:graphic>
+          </wp:inline>
+        </w:drawing>
+      </w:r>
+    </w:p>
+    <w:p/>
+    <w:p>
+      <w:pPr>
+        <w:spacing w:line="480" w:lineRule="auto" w:after="120"/>
+      </w:pPr>
+      <w:r>
+        <w:rPr>
+          <w:rFonts w:ascii="Times New Roman" w:hAnsi="Times New Roman"/>
+          <w:b w:val="0"/>
+          <w:i w:val="0"/>
+          <w:sz w:val="24"/>
+        </w:rPr>
         <w:t>Descriptively, per-specialty rank correlations between the lagged litigation rate and physician growth were positive in 10 of 12 specialties and statistically significant in 0; the direction is therefore, if anything, opposite to a flight-from-risk hypothesis.</w:t>
       </w:r>
     </w:p>
@@ -3204,7 +3271,7 @@
           <w:i w:val="0"/>
           <w:sz w:val="24"/>
         </w:rPr>
-        <w:t>The counterfactual projection made the practical implications of the null regression result explicit. Under the point estimate, eliminating all malpractice litigation would add only 1.1% to the projected 2034 national physician stock relative to baseline drift. Even under the 95% lower-bound (most favourable) coefficient it would add 5.2%, comparable to the 5.5% gain from a generic lever equal to the minimum detectable effect. General surgery, the only specialty with negative baseline drift, illustrates the break-even arithmetic: its projected 2024-2034 decline of -2.2% would be reduced to -0.1% under the point estimate and reversed to 7.7% under the 95% lower bound. The latter requires eliminating every remaining closed claim and assumes the most adverse (most negative) coefficient compatible with the data; a more realistic policy would achieve far less. Figure 3 shows that litigation reduction is therefore not a high-leverage instrument for workforce allocation in this setting.</w:t>
+        <w:t>The counterfactual projection made the practical implications of the null regression result explicit. Under the point estimate, eliminating all malpractice litigation would add only 1.1% to the projected 2034 national physician stock relative to baseline drift. Even under the 95% lower-bound (most favourable) coefficient it would add 5.2%, comparable to the 5.5% gain from a generic lever equal to the minimum detectable effect. General surgery, the only specialty with negative baseline drift, illustrates the break-even arithmetic: its projected 2024-2034 decline of -2.2% would be reduced to -0.1% under the point estimate and reversed to 7.7% under the 95% lower bound. The latter requires eliminating every remaining closed claim and assumes the most adverse (most negative) coefficient compatible with the data; a more realistic policy would achieve far less. Table 3 reports projected 2034 physician counts by specialty and lever; Figure 4 shows the same information as marginal percentage changes. Litigation reduction is therefore not a high-leverage instrument for workforce allocation in this setting.</w:t>
       </w:r>
     </w:p>
     <w:p>
@@ -3217,7 +3284,1459 @@
           <w:b/>
           <w:sz w:val="20"/>
         </w:rPr>
-        <w:t>Figure 3. Counterfactual policy-lever simulation: marginal 10-year change in physician counts by specialty relative to the projected baseline drift. The MDE benchmark is the minimum detectable per-SD effect from the primary analysis.</w:t>
+        <w:t>Table 3. Counterfactual 2034 physician counts by specialty and policy lever. Counts are projected from observed biennial baseline drift plus the indicated effect; marginal percentage changes are shown in Figure 4.</w:t>
+      </w:r>
+    </w:p>
+    <w:tbl>
+      <w:tblPr>
+        <w:tblStyle w:val="TableGrid"/>
+        <w:tblW w:type="auto" w:w="0"/>
+        <w:tblLook w:firstColumn="1" w:firstRow="1" w:lastColumn="0" w:lastRow="0" w:noHBand="0" w:noVBand="1" w:val="04A0"/>
+      </w:tblPr>
+      <w:tblGrid>
+        <w:gridCol w:w="1560"/>
+        <w:gridCol w:w="1560"/>
+        <w:gridCol w:w="1560"/>
+        <w:gridCol w:w="1560"/>
+        <w:gridCol w:w="1560"/>
+        <w:gridCol w:w="1560"/>
+      </w:tblGrid>
+      <w:tr>
+        <w:tc>
+          <w:tcPr>
+            <w:tcW w:type="dxa" w:w="1560"/>
+          </w:tcPr>
+          <w:p>
+            <w:pPr>
+              <w:jc w:val="center"/>
+            </w:pPr>
+            <w:r>
+              <w:rPr>
+                <w:rFonts w:ascii="Times New Roman" w:hAnsi="Times New Roman"/>
+                <w:b/>
+                <w:sz w:val="18"/>
+              </w:rPr>
+              <w:t>Specialty</w:t>
+            </w:r>
+          </w:p>
+        </w:tc>
+        <w:tc>
+          <w:tcPr>
+            <w:tcW w:type="dxa" w:w="1560"/>
+          </w:tcPr>
+          <w:p>
+            <w:pPr>
+              <w:jc w:val="center"/>
+            </w:pPr>
+            <w:r>
+              <w:rPr>
+                <w:rFonts w:ascii="Times New Roman" w:hAnsi="Times New Roman"/>
+                <w:b/>
+                <w:sz w:val="18"/>
+              </w:rPr>
+              <w:t>2024 count</w:t>
+            </w:r>
+          </w:p>
+        </w:tc>
+        <w:tc>
+          <w:tcPr>
+            <w:tcW w:type="dxa" w:w="1560"/>
+          </w:tcPr>
+          <w:p>
+            <w:pPr>
+              <w:jc w:val="center"/>
+            </w:pPr>
+            <w:r>
+              <w:rPr>
+                <w:rFonts w:ascii="Times New Roman" w:hAnsi="Times New Roman"/>
+                <w:b/>
+                <w:sz w:val="18"/>
+              </w:rPr>
+              <w:t>Baseline 2034</w:t>
+            </w:r>
+          </w:p>
+        </w:tc>
+        <w:tc>
+          <w:tcPr>
+            <w:tcW w:type="dxa" w:w="1560"/>
+          </w:tcPr>
+          <w:p>
+            <w:pPr>
+              <w:jc w:val="center"/>
+            </w:pPr>
+            <w:r>
+              <w:rPr>
+                <w:rFonts w:ascii="Times New Roman" w:hAnsi="Times New Roman"/>
+                <w:b/>
+                <w:sz w:val="18"/>
+              </w:rPr>
+              <w:t>Litigation zero (point)</w:t>
+            </w:r>
+          </w:p>
+        </w:tc>
+        <w:tc>
+          <w:tcPr>
+            <w:tcW w:type="dxa" w:w="1560"/>
+          </w:tcPr>
+          <w:p>
+            <w:pPr>
+              <w:jc w:val="center"/>
+            </w:pPr>
+            <w:r>
+              <w:rPr>
+                <w:rFonts w:ascii="Times New Roman" w:hAnsi="Times New Roman"/>
+                <w:b/>
+                <w:sz w:val="18"/>
+              </w:rPr>
+              <w:t>Litigation zero (95% lower)</w:t>
+            </w:r>
+          </w:p>
+        </w:tc>
+        <w:tc>
+          <w:tcPr>
+            <w:tcW w:type="dxa" w:w="1560"/>
+          </w:tcPr>
+          <w:p>
+            <w:pPr>
+              <w:jc w:val="center"/>
+            </w:pPr>
+            <w:r>
+              <w:rPr>
+                <w:rFonts w:ascii="Times New Roman" w:hAnsi="Times New Roman"/>
+                <w:b/>
+                <w:sz w:val="18"/>
+              </w:rPr>
+              <w:t>MDE benchmark</w:t>
+            </w:r>
+          </w:p>
+        </w:tc>
+      </w:tr>
+      <w:tr>
+        <w:tc>
+          <w:tcPr>
+            <w:tcW w:type="dxa" w:w="1560"/>
+          </w:tcPr>
+          <w:p>
+            <w:r>
+              <w:rPr>
+                <w:rFonts w:ascii="Times New Roman" w:hAnsi="Times New Roman"/>
+                <w:sz w:val="18"/>
+              </w:rPr>
+              <w:t>Internal medicine</w:t>
+            </w:r>
+          </w:p>
+        </w:tc>
+        <w:tc>
+          <w:tcPr>
+            <w:tcW w:type="dxa" w:w="1560"/>
+          </w:tcPr>
+          <w:p>
+            <w:pPr>
+              <w:jc w:val="center"/>
+            </w:pPr>
+            <w:r>
+              <w:rPr>
+                <w:rFonts w:ascii="Times New Roman" w:hAnsi="Times New Roman"/>
+                <w:sz w:val="18"/>
+              </w:rPr>
+              <w:t>124,010</w:t>
+            </w:r>
+          </w:p>
+        </w:tc>
+        <w:tc>
+          <w:tcPr>
+            <w:tcW w:type="dxa" w:w="1560"/>
+          </w:tcPr>
+          <w:p>
+            <w:pPr>
+              <w:jc w:val="center"/>
+            </w:pPr>
+            <w:r>
+              <w:rPr>
+                <w:rFonts w:ascii="Times New Roman" w:hAnsi="Times New Roman"/>
+                <w:sz w:val="18"/>
+              </w:rPr>
+              <w:t>136,909</w:t>
+            </w:r>
+          </w:p>
+        </w:tc>
+        <w:tc>
+          <w:tcPr>
+            <w:tcW w:type="dxa" w:w="1560"/>
+          </w:tcPr>
+          <w:p>
+            <w:pPr>
+              <w:jc w:val="center"/>
+            </w:pPr>
+            <w:r>
+              <w:rPr>
+                <w:rFonts w:ascii="Times New Roman" w:hAnsi="Times New Roman"/>
+                <w:sz w:val="18"/>
+              </w:rPr>
+              <w:t>138,010</w:t>
+            </w:r>
+          </w:p>
+        </w:tc>
+        <w:tc>
+          <w:tcPr>
+            <w:tcW w:type="dxa" w:w="1560"/>
+          </w:tcPr>
+          <w:p>
+            <w:pPr>
+              <w:jc w:val="center"/>
+            </w:pPr>
+            <w:r>
+              <w:rPr>
+                <w:rFonts w:ascii="Times New Roman" w:hAnsi="Times New Roman"/>
+                <w:sz w:val="18"/>
+              </w:rPr>
+              <w:t>142,075</w:t>
+            </w:r>
+          </w:p>
+        </w:tc>
+        <w:tc>
+          <w:tcPr>
+            <w:tcW w:type="dxa" w:w="1560"/>
+          </w:tcPr>
+          <w:p>
+            <w:pPr>
+              <w:jc w:val="center"/>
+            </w:pPr>
+            <w:r>
+              <w:rPr>
+                <w:rFonts w:ascii="Times New Roman" w:hAnsi="Times New Roman"/>
+                <w:sz w:val="18"/>
+              </w:rPr>
+              <w:t>144,492</w:t>
+            </w:r>
+          </w:p>
+        </w:tc>
+      </w:tr>
+      <w:tr>
+        <w:tc>
+          <w:tcPr>
+            <w:tcW w:type="dxa" w:w="1560"/>
+          </w:tcPr>
+          <w:p>
+            <w:r>
+              <w:rPr>
+                <w:rFonts w:ascii="Times New Roman" w:hAnsi="Times New Roman"/>
+                <w:sz w:val="18"/>
+              </w:rPr>
+              <w:t>Surgery</w:t>
+            </w:r>
+          </w:p>
+        </w:tc>
+        <w:tc>
+          <w:tcPr>
+            <w:tcW w:type="dxa" w:w="1560"/>
+          </w:tcPr>
+          <w:p>
+            <w:pPr>
+              <w:jc w:val="center"/>
+            </w:pPr>
+            <w:r>
+              <w:rPr>
+                <w:rFonts w:ascii="Times New Roman" w:hAnsi="Times New Roman"/>
+                <w:sz w:val="18"/>
+              </w:rPr>
+              <w:t>26,885</w:t>
+            </w:r>
+          </w:p>
+        </w:tc>
+        <w:tc>
+          <w:tcPr>
+            <w:tcW w:type="dxa" w:w="1560"/>
+          </w:tcPr>
+          <w:p>
+            <w:pPr>
+              <w:jc w:val="center"/>
+            </w:pPr>
+            <w:r>
+              <w:rPr>
+                <w:rFonts w:ascii="Times New Roman" w:hAnsi="Times New Roman"/>
+                <w:sz w:val="18"/>
+              </w:rPr>
+              <w:t>26,299</w:t>
+            </w:r>
+          </w:p>
+        </w:tc>
+        <w:tc>
+          <w:tcPr>
+            <w:tcW w:type="dxa" w:w="1560"/>
+          </w:tcPr>
+          <w:p>
+            <w:pPr>
+              <w:jc w:val="center"/>
+            </w:pPr>
+            <w:r>
+              <w:rPr>
+                <w:rFonts w:ascii="Times New Roman" w:hAnsi="Times New Roman"/>
+                <w:sz w:val="18"/>
+              </w:rPr>
+              <w:t>26,853</w:t>
+            </w:r>
+          </w:p>
+        </w:tc>
+        <w:tc>
+          <w:tcPr>
+            <w:tcW w:type="dxa" w:w="1560"/>
+          </w:tcPr>
+          <w:p>
+            <w:pPr>
+              <w:jc w:val="center"/>
+            </w:pPr>
+            <w:r>
+              <w:rPr>
+                <w:rFonts w:ascii="Times New Roman" w:hAnsi="Times New Roman"/>
+                <w:sz w:val="18"/>
+              </w:rPr>
+              <w:t>28,960</w:t>
+            </w:r>
+          </w:p>
+        </w:tc>
+        <w:tc>
+          <w:tcPr>
+            <w:tcW w:type="dxa" w:w="1560"/>
+          </w:tcPr>
+          <w:p>
+            <w:pPr>
+              <w:jc w:val="center"/>
+            </w:pPr>
+            <w:r>
+              <w:rPr>
+                <w:rFonts w:ascii="Times New Roman" w:hAnsi="Times New Roman"/>
+                <w:sz w:val="18"/>
+              </w:rPr>
+              <w:t>27,755</w:t>
+            </w:r>
+          </w:p>
+        </w:tc>
+      </w:tr>
+      <w:tr>
+        <w:tc>
+          <w:tcPr>
+            <w:tcW w:type="dxa" w:w="1560"/>
+          </w:tcPr>
+          <w:p>
+            <w:r>
+              <w:rPr>
+                <w:rFonts w:ascii="Times New Roman" w:hAnsi="Times New Roman"/>
+                <w:sz w:val="18"/>
+              </w:rPr>
+              <w:t>Orthopaedics</w:t>
+            </w:r>
+          </w:p>
+        </w:tc>
+        <w:tc>
+          <w:tcPr>
+            <w:tcW w:type="dxa" w:w="1560"/>
+          </w:tcPr>
+          <w:p>
+            <w:pPr>
+              <w:jc w:val="center"/>
+            </w:pPr>
+            <w:r>
+              <w:rPr>
+                <w:rFonts w:ascii="Times New Roman" w:hAnsi="Times New Roman"/>
+                <w:sz w:val="18"/>
+              </w:rPr>
+              <w:t>22,630</w:t>
+            </w:r>
+          </w:p>
+        </w:tc>
+        <w:tc>
+          <w:tcPr>
+            <w:tcW w:type="dxa" w:w="1560"/>
+          </w:tcPr>
+          <w:p>
+            <w:pPr>
+              <w:jc w:val="center"/>
+            </w:pPr>
+            <w:r>
+              <w:rPr>
+                <w:rFonts w:ascii="Times New Roman" w:hAnsi="Times New Roman"/>
+                <w:sz w:val="18"/>
+              </w:rPr>
+              <w:t>24,848</w:t>
+            </w:r>
+          </w:p>
+        </w:tc>
+        <w:tc>
+          <w:tcPr>
+            <w:tcW w:type="dxa" w:w="1560"/>
+          </w:tcPr>
+          <w:p>
+            <w:pPr>
+              <w:jc w:val="center"/>
+            </w:pPr>
+            <w:r>
+              <w:rPr>
+                <w:rFonts w:ascii="Times New Roman" w:hAnsi="Times New Roman"/>
+                <w:sz w:val="18"/>
+              </w:rPr>
+              <w:t>25,346</w:t>
+            </w:r>
+          </w:p>
+        </w:tc>
+        <w:tc>
+          <w:tcPr>
+            <w:tcW w:type="dxa" w:w="1560"/>
+          </w:tcPr>
+          <w:p>
+            <w:pPr>
+              <w:jc w:val="center"/>
+            </w:pPr>
+            <w:r>
+              <w:rPr>
+                <w:rFonts w:ascii="Times New Roman" w:hAnsi="Times New Roman"/>
+                <w:sz w:val="18"/>
+              </w:rPr>
+              <w:t>27,239</w:t>
+            </w:r>
+          </w:p>
+        </w:tc>
+        <w:tc>
+          <w:tcPr>
+            <w:tcW w:type="dxa" w:w="1560"/>
+          </w:tcPr>
+          <w:p>
+            <w:pPr>
+              <w:jc w:val="center"/>
+            </w:pPr>
+            <w:r>
+              <w:rPr>
+                <w:rFonts w:ascii="Times New Roman" w:hAnsi="Times New Roman"/>
+                <w:sz w:val="18"/>
+              </w:rPr>
+              <w:t>26,224</w:t>
+            </w:r>
+          </w:p>
+        </w:tc>
+      </w:tr>
+      <w:tr>
+        <w:tc>
+          <w:tcPr>
+            <w:tcW w:type="dxa" w:w="1560"/>
+          </w:tcPr>
+          <w:p>
+            <w:r>
+              <w:rPr>
+                <w:rFonts w:ascii="Times New Roman" w:hAnsi="Times New Roman"/>
+                <w:sz w:val="18"/>
+              </w:rPr>
+              <w:t>Plastic surgery</w:t>
+            </w:r>
+          </w:p>
+        </w:tc>
+        <w:tc>
+          <w:tcPr>
+            <w:tcW w:type="dxa" w:w="1560"/>
+          </w:tcPr>
+          <w:p>
+            <w:pPr>
+              <w:jc w:val="center"/>
+            </w:pPr>
+            <w:r>
+              <w:rPr>
+                <w:rFonts w:ascii="Times New Roman" w:hAnsi="Times New Roman"/>
+                <w:sz w:val="18"/>
+              </w:rPr>
+              <w:t>5,074</w:t>
+            </w:r>
+          </w:p>
+        </w:tc>
+        <w:tc>
+          <w:tcPr>
+            <w:tcW w:type="dxa" w:w="1560"/>
+          </w:tcPr>
+          <w:p>
+            <w:pPr>
+              <w:jc w:val="center"/>
+            </w:pPr>
+            <w:r>
+              <w:rPr>
+                <w:rFonts w:ascii="Times New Roman" w:hAnsi="Times New Roman"/>
+                <w:sz w:val="18"/>
+              </w:rPr>
+              <w:t>7,874</w:t>
+            </w:r>
+          </w:p>
+        </w:tc>
+        <w:tc>
+          <w:tcPr>
+            <w:tcW w:type="dxa" w:w="1560"/>
+          </w:tcPr>
+          <w:p>
+            <w:pPr>
+              <w:jc w:val="center"/>
+            </w:pPr>
+            <w:r>
+              <w:rPr>
+                <w:rFonts w:ascii="Times New Roman" w:hAnsi="Times New Roman"/>
+                <w:sz w:val="18"/>
+              </w:rPr>
+              <w:t>8,177</w:t>
+            </w:r>
+          </w:p>
+        </w:tc>
+        <w:tc>
+          <w:tcPr>
+            <w:tcW w:type="dxa" w:w="1560"/>
+          </w:tcPr>
+          <w:p>
+            <w:pPr>
+              <w:jc w:val="center"/>
+            </w:pPr>
+            <w:r>
+              <w:rPr>
+                <w:rFonts w:ascii="Times New Roman" w:hAnsi="Times New Roman"/>
+                <w:sz w:val="18"/>
+              </w:rPr>
+              <w:t>9,376</w:t>
+            </w:r>
+          </w:p>
+        </w:tc>
+        <w:tc>
+          <w:tcPr>
+            <w:tcW w:type="dxa" w:w="1560"/>
+          </w:tcPr>
+          <w:p>
+            <w:pPr>
+              <w:jc w:val="center"/>
+            </w:pPr>
+            <w:r>
+              <w:rPr>
+                <w:rFonts w:ascii="Times New Roman" w:hAnsi="Times New Roman"/>
+                <w:sz w:val="18"/>
+              </w:rPr>
+              <w:t>8,310</w:t>
+            </w:r>
+          </w:p>
+        </w:tc>
+      </w:tr>
+      <w:tr>
+        <w:tc>
+          <w:tcPr>
+            <w:tcW w:type="dxa" w:w="1560"/>
+          </w:tcPr>
+          <w:p>
+            <w:r>
+              <w:rPr>
+                <w:rFonts w:ascii="Times New Roman" w:hAnsi="Times New Roman"/>
+                <w:sz w:val="18"/>
+              </w:rPr>
+              <w:t>Obstetrics &amp; gynaecology</w:t>
+            </w:r>
+          </w:p>
+        </w:tc>
+        <w:tc>
+          <w:tcPr>
+            <w:tcW w:type="dxa" w:w="1560"/>
+          </w:tcPr>
+          <w:p>
+            <w:pPr>
+              <w:jc w:val="center"/>
+            </w:pPr>
+            <w:r>
+              <w:rPr>
+                <w:rFonts w:ascii="Times New Roman" w:hAnsi="Times New Roman"/>
+                <w:sz w:val="18"/>
+              </w:rPr>
+              <w:t>13,908</w:t>
+            </w:r>
+          </w:p>
+        </w:tc>
+        <w:tc>
+          <w:tcPr>
+            <w:tcW w:type="dxa" w:w="1560"/>
+          </w:tcPr>
+          <w:p>
+            <w:pPr>
+              <w:jc w:val="center"/>
+            </w:pPr>
+            <w:r>
+              <w:rPr>
+                <w:rFonts w:ascii="Times New Roman" w:hAnsi="Times New Roman"/>
+                <w:sz w:val="18"/>
+              </w:rPr>
+              <w:t>14,877</w:t>
+            </w:r>
+          </w:p>
+        </w:tc>
+        <w:tc>
+          <w:tcPr>
+            <w:tcW w:type="dxa" w:w="1560"/>
+          </w:tcPr>
+          <w:p>
+            <w:pPr>
+              <w:jc w:val="center"/>
+            </w:pPr>
+            <w:r>
+              <w:rPr>
+                <w:rFonts w:ascii="Times New Roman" w:hAnsi="Times New Roman"/>
+                <w:sz w:val="18"/>
+              </w:rPr>
+              <w:t>15,191</w:t>
+            </w:r>
+          </w:p>
+        </w:tc>
+        <w:tc>
+          <w:tcPr>
+            <w:tcW w:type="dxa" w:w="1560"/>
+          </w:tcPr>
+          <w:p>
+            <w:pPr>
+              <w:jc w:val="center"/>
+            </w:pPr>
+            <w:r>
+              <w:rPr>
+                <w:rFonts w:ascii="Times New Roman" w:hAnsi="Times New Roman"/>
+                <w:sz w:val="18"/>
+              </w:rPr>
+              <w:t>16,387</w:t>
+            </w:r>
+          </w:p>
+        </w:tc>
+        <w:tc>
+          <w:tcPr>
+            <w:tcW w:type="dxa" w:w="1560"/>
+          </w:tcPr>
+          <w:p>
+            <w:pPr>
+              <w:jc w:val="center"/>
+            </w:pPr>
+            <w:r>
+              <w:rPr>
+                <w:rFonts w:ascii="Times New Roman" w:hAnsi="Times New Roman"/>
+                <w:sz w:val="18"/>
+              </w:rPr>
+              <w:t>15,700</w:t>
+            </w:r>
+          </w:p>
+        </w:tc>
+      </w:tr>
+      <w:tr>
+        <w:tc>
+          <w:tcPr>
+            <w:tcW w:type="dxa" w:w="1560"/>
+          </w:tcPr>
+          <w:p>
+            <w:r>
+              <w:rPr>
+                <w:rFonts w:ascii="Times New Roman" w:hAnsi="Times New Roman"/>
+                <w:sz w:val="18"/>
+              </w:rPr>
+              <w:t>Paediatrics</w:t>
+            </w:r>
+          </w:p>
+        </w:tc>
+        <w:tc>
+          <w:tcPr>
+            <w:tcW w:type="dxa" w:w="1560"/>
+          </w:tcPr>
+          <w:p>
+            <w:pPr>
+              <w:jc w:val="center"/>
+            </w:pPr>
+            <w:r>
+              <w:rPr>
+                <w:rFonts w:ascii="Times New Roman" w:hAnsi="Times New Roman"/>
+                <w:sz w:val="18"/>
+              </w:rPr>
+              <w:t>18,009</w:t>
+            </w:r>
+          </w:p>
+        </w:tc>
+        <w:tc>
+          <w:tcPr>
+            <w:tcW w:type="dxa" w:w="1560"/>
+          </w:tcPr>
+          <w:p>
+            <w:pPr>
+              <w:jc w:val="center"/>
+            </w:pPr>
+            <w:r>
+              <w:rPr>
+                <w:rFonts w:ascii="Times New Roman" w:hAnsi="Times New Roman"/>
+                <w:sz w:val="18"/>
+              </w:rPr>
+              <w:t>19,949</w:t>
+            </w:r>
+          </w:p>
+        </w:tc>
+        <w:tc>
+          <w:tcPr>
+            <w:tcW w:type="dxa" w:w="1560"/>
+          </w:tcPr>
+          <w:p>
+            <w:pPr>
+              <w:jc w:val="center"/>
+            </w:pPr>
+            <w:r>
+              <w:rPr>
+                <w:rFonts w:ascii="Times New Roman" w:hAnsi="Times New Roman"/>
+                <w:sz w:val="18"/>
+              </w:rPr>
+              <w:t>20,023</w:t>
+            </w:r>
+          </w:p>
+        </w:tc>
+        <w:tc>
+          <w:tcPr>
+            <w:tcW w:type="dxa" w:w="1560"/>
+          </w:tcPr>
+          <w:p>
+            <w:pPr>
+              <w:jc w:val="center"/>
+            </w:pPr>
+            <w:r>
+              <w:rPr>
+                <w:rFonts w:ascii="Times New Roman" w:hAnsi="Times New Roman"/>
+                <w:sz w:val="18"/>
+              </w:rPr>
+              <w:t>20,295</w:t>
+            </w:r>
+          </w:p>
+        </w:tc>
+        <w:tc>
+          <w:tcPr>
+            <w:tcW w:type="dxa" w:w="1560"/>
+          </w:tcPr>
+          <w:p>
+            <w:pPr>
+              <w:jc w:val="center"/>
+            </w:pPr>
+            <w:r>
+              <w:rPr>
+                <w:rFonts w:ascii="Times New Roman" w:hAnsi="Times New Roman"/>
+                <w:sz w:val="18"/>
+              </w:rPr>
+              <w:t>21,054</w:t>
+            </w:r>
+          </w:p>
+        </w:tc>
+      </w:tr>
+      <w:tr>
+        <w:tc>
+          <w:tcPr>
+            <w:tcW w:type="dxa" w:w="1560"/>
+          </w:tcPr>
+          <w:p>
+            <w:r>
+              <w:rPr>
+                <w:rFonts w:ascii="Times New Roman" w:hAnsi="Times New Roman"/>
+                <w:sz w:val="18"/>
+              </w:rPr>
+              <w:t>Psychiatry</w:t>
+            </w:r>
+          </w:p>
+        </w:tc>
+        <w:tc>
+          <w:tcPr>
+            <w:tcW w:type="dxa" w:w="1560"/>
+          </w:tcPr>
+          <w:p>
+            <w:pPr>
+              <w:jc w:val="center"/>
+            </w:pPr>
+            <w:r>
+              <w:rPr>
+                <w:rFonts w:ascii="Times New Roman" w:hAnsi="Times New Roman"/>
+                <w:sz w:val="18"/>
+              </w:rPr>
+              <w:t>17,259</w:t>
+            </w:r>
+          </w:p>
+        </w:tc>
+        <w:tc>
+          <w:tcPr>
+            <w:tcW w:type="dxa" w:w="1560"/>
+          </w:tcPr>
+          <w:p>
+            <w:pPr>
+              <w:jc w:val="center"/>
+            </w:pPr>
+            <w:r>
+              <w:rPr>
+                <w:rFonts w:ascii="Times New Roman" w:hAnsi="Times New Roman"/>
+                <w:sz w:val="18"/>
+              </w:rPr>
+              <w:t>20,199</w:t>
+            </w:r>
+          </w:p>
+        </w:tc>
+        <w:tc>
+          <w:tcPr>
+            <w:tcW w:type="dxa" w:w="1560"/>
+          </w:tcPr>
+          <w:p>
+            <w:pPr>
+              <w:jc w:val="center"/>
+            </w:pPr>
+            <w:r>
+              <w:rPr>
+                <w:rFonts w:ascii="Times New Roman" w:hAnsi="Times New Roman"/>
+                <w:sz w:val="18"/>
+              </w:rPr>
+              <w:t>20,391</w:t>
+            </w:r>
+          </w:p>
+        </w:tc>
+        <w:tc>
+          <w:tcPr>
+            <w:tcW w:type="dxa" w:w="1560"/>
+          </w:tcPr>
+          <w:p>
+            <w:pPr>
+              <w:jc w:val="center"/>
+            </w:pPr>
+            <w:r>
+              <w:rPr>
+                <w:rFonts w:ascii="Times New Roman" w:hAnsi="Times New Roman"/>
+                <w:sz w:val="18"/>
+              </w:rPr>
+              <w:t>21,102</w:t>
+            </w:r>
+          </w:p>
+        </w:tc>
+        <w:tc>
+          <w:tcPr>
+            <w:tcW w:type="dxa" w:w="1560"/>
+          </w:tcPr>
+          <w:p>
+            <w:pPr>
+              <w:jc w:val="center"/>
+            </w:pPr>
+            <w:r>
+              <w:rPr>
+                <w:rFonts w:ascii="Times New Roman" w:hAnsi="Times New Roman"/>
+                <w:sz w:val="18"/>
+              </w:rPr>
+              <w:t>21,317</w:t>
+            </w:r>
+          </w:p>
+        </w:tc>
+      </w:tr>
+      <w:tr>
+        <w:tc>
+          <w:tcPr>
+            <w:tcW w:type="dxa" w:w="1560"/>
+          </w:tcPr>
+          <w:p>
+            <w:r>
+              <w:rPr>
+                <w:rFonts w:ascii="Times New Roman" w:hAnsi="Times New Roman"/>
+                <w:sz w:val="18"/>
+              </w:rPr>
+              <w:t>Ophthalmology</w:t>
+            </w:r>
+          </w:p>
+        </w:tc>
+        <w:tc>
+          <w:tcPr>
+            <w:tcW w:type="dxa" w:w="1560"/>
+          </w:tcPr>
+          <w:p>
+            <w:pPr>
+              <w:jc w:val="center"/>
+            </w:pPr>
+            <w:r>
+              <w:rPr>
+                <w:rFonts w:ascii="Times New Roman" w:hAnsi="Times New Roman"/>
+                <w:sz w:val="18"/>
+              </w:rPr>
+              <w:t>13,436</w:t>
+            </w:r>
+          </w:p>
+        </w:tc>
+        <w:tc>
+          <w:tcPr>
+            <w:tcW w:type="dxa" w:w="1560"/>
+          </w:tcPr>
+          <w:p>
+            <w:pPr>
+              <w:jc w:val="center"/>
+            </w:pPr>
+            <w:r>
+              <w:rPr>
+                <w:rFonts w:ascii="Times New Roman" w:hAnsi="Times New Roman"/>
+                <w:sz w:val="18"/>
+              </w:rPr>
+              <w:t>13,957</w:t>
+            </w:r>
+          </w:p>
+        </w:tc>
+        <w:tc>
+          <w:tcPr>
+            <w:tcW w:type="dxa" w:w="1560"/>
+          </w:tcPr>
+          <w:p>
+            <w:pPr>
+              <w:jc w:val="center"/>
+            </w:pPr>
+            <w:r>
+              <w:rPr>
+                <w:rFonts w:ascii="Times New Roman" w:hAnsi="Times New Roman"/>
+                <w:sz w:val="18"/>
+              </w:rPr>
+              <w:t>14,058</w:t>
+            </w:r>
+          </w:p>
+        </w:tc>
+        <w:tc>
+          <w:tcPr>
+            <w:tcW w:type="dxa" w:w="1560"/>
+          </w:tcPr>
+          <w:p>
+            <w:pPr>
+              <w:jc w:val="center"/>
+            </w:pPr>
+            <w:r>
+              <w:rPr>
+                <w:rFonts w:ascii="Times New Roman" w:hAnsi="Times New Roman"/>
+                <w:sz w:val="18"/>
+              </w:rPr>
+              <w:t>14,430</w:t>
+            </w:r>
+          </w:p>
+        </w:tc>
+        <w:tc>
+          <w:tcPr>
+            <w:tcW w:type="dxa" w:w="1560"/>
+          </w:tcPr>
+          <w:p>
+            <w:pPr>
+              <w:jc w:val="center"/>
+            </w:pPr>
+            <w:r>
+              <w:rPr>
+                <w:rFonts w:ascii="Times New Roman" w:hAnsi="Times New Roman"/>
+                <w:sz w:val="18"/>
+              </w:rPr>
+              <w:t>14,730</w:t>
+            </w:r>
+          </w:p>
+        </w:tc>
+      </w:tr>
+      <w:tr>
+        <w:tc>
+          <w:tcPr>
+            <w:tcW w:type="dxa" w:w="1560"/>
+          </w:tcPr>
+          <w:p>
+            <w:r>
+              <w:rPr>
+                <w:rFonts w:ascii="Times New Roman" w:hAnsi="Times New Roman"/>
+                <w:sz w:val="18"/>
+              </w:rPr>
+              <w:t>Otolaryngology</w:t>
+            </w:r>
+          </w:p>
+        </w:tc>
+        <w:tc>
+          <w:tcPr>
+            <w:tcW w:type="dxa" w:w="1560"/>
+          </w:tcPr>
+          <w:p>
+            <w:pPr>
+              <w:jc w:val="center"/>
+            </w:pPr>
+            <w:r>
+              <w:rPr>
+                <w:rFonts w:ascii="Times New Roman" w:hAnsi="Times New Roman"/>
+                <w:sz w:val="18"/>
+              </w:rPr>
+              <w:t>9,330</w:t>
+            </w:r>
+          </w:p>
+        </w:tc>
+        <w:tc>
+          <w:tcPr>
+            <w:tcW w:type="dxa" w:w="1560"/>
+          </w:tcPr>
+          <w:p>
+            <w:pPr>
+              <w:jc w:val="center"/>
+            </w:pPr>
+            <w:r>
+              <w:rPr>
+                <w:rFonts w:ascii="Times New Roman" w:hAnsi="Times New Roman"/>
+                <w:sz w:val="18"/>
+              </w:rPr>
+              <w:t>9,460</w:t>
+            </w:r>
+          </w:p>
+        </w:tc>
+        <w:tc>
+          <w:tcPr>
+            <w:tcW w:type="dxa" w:w="1560"/>
+          </w:tcPr>
+          <w:p>
+            <w:pPr>
+              <w:jc w:val="center"/>
+            </w:pPr>
+            <w:r>
+              <w:rPr>
+                <w:rFonts w:ascii="Times New Roman" w:hAnsi="Times New Roman"/>
+                <w:sz w:val="18"/>
+              </w:rPr>
+              <w:t>9,520</w:t>
+            </w:r>
+          </w:p>
+        </w:tc>
+        <w:tc>
+          <w:tcPr>
+            <w:tcW w:type="dxa" w:w="1560"/>
+          </w:tcPr>
+          <w:p>
+            <w:pPr>
+              <w:jc w:val="center"/>
+            </w:pPr>
+            <w:r>
+              <w:rPr>
+                <w:rFonts w:ascii="Times New Roman" w:hAnsi="Times New Roman"/>
+                <w:sz w:val="18"/>
+              </w:rPr>
+              <w:t>9,744</w:t>
+            </w:r>
+          </w:p>
+        </w:tc>
+        <w:tc>
+          <w:tcPr>
+            <w:tcW w:type="dxa" w:w="1560"/>
+          </w:tcPr>
+          <w:p>
+            <w:pPr>
+              <w:jc w:val="center"/>
+            </w:pPr>
+            <w:r>
+              <w:rPr>
+                <w:rFonts w:ascii="Times New Roman" w:hAnsi="Times New Roman"/>
+                <w:sz w:val="18"/>
+              </w:rPr>
+              <w:t>9,984</w:t>
+            </w:r>
+          </w:p>
+        </w:tc>
+      </w:tr>
+      <w:tr>
+        <w:tc>
+          <w:tcPr>
+            <w:tcW w:type="dxa" w:w="1560"/>
+          </w:tcPr>
+          <w:p>
+            <w:r>
+              <w:rPr>
+                <w:rFonts w:ascii="Times New Roman" w:hAnsi="Times New Roman"/>
+                <w:sz w:val="18"/>
+              </w:rPr>
+              <w:t>Urology</w:t>
+            </w:r>
+          </w:p>
+        </w:tc>
+        <w:tc>
+          <w:tcPr>
+            <w:tcW w:type="dxa" w:w="1560"/>
+          </w:tcPr>
+          <w:p>
+            <w:pPr>
+              <w:jc w:val="center"/>
+            </w:pPr>
+            <w:r>
+              <w:rPr>
+                <w:rFonts w:ascii="Times New Roman" w:hAnsi="Times New Roman"/>
+                <w:sz w:val="18"/>
+              </w:rPr>
+              <w:t>8,069</w:t>
+            </w:r>
+          </w:p>
+        </w:tc>
+        <w:tc>
+          <w:tcPr>
+            <w:tcW w:type="dxa" w:w="1560"/>
+          </w:tcPr>
+          <w:p>
+            <w:pPr>
+              <w:jc w:val="center"/>
+            </w:pPr>
+            <w:r>
+              <w:rPr>
+                <w:rFonts w:ascii="Times New Roman" w:hAnsi="Times New Roman"/>
+                <w:sz w:val="18"/>
+              </w:rPr>
+              <w:t>9,333</w:t>
+            </w:r>
+          </w:p>
+        </w:tc>
+        <w:tc>
+          <w:tcPr>
+            <w:tcW w:type="dxa" w:w="1560"/>
+          </w:tcPr>
+          <w:p>
+            <w:pPr>
+              <w:jc w:val="center"/>
+            </w:pPr>
+            <w:r>
+              <w:rPr>
+                <w:rFonts w:ascii="Times New Roman" w:hAnsi="Times New Roman"/>
+                <w:sz w:val="18"/>
+              </w:rPr>
+              <w:t>9,425</w:t>
+            </w:r>
+          </w:p>
+        </w:tc>
+        <w:tc>
+          <w:tcPr>
+            <w:tcW w:type="dxa" w:w="1560"/>
+          </w:tcPr>
+          <w:p>
+            <w:pPr>
+              <w:jc w:val="center"/>
+            </w:pPr>
+            <w:r>
+              <w:rPr>
+                <w:rFonts w:ascii="Times New Roman" w:hAnsi="Times New Roman"/>
+                <w:sz w:val="18"/>
+              </w:rPr>
+              <w:t>9,766</w:t>
+            </w:r>
+          </w:p>
+        </w:tc>
+        <w:tc>
+          <w:tcPr>
+            <w:tcW w:type="dxa" w:w="1560"/>
+          </w:tcPr>
+          <w:p>
+            <w:pPr>
+              <w:jc w:val="center"/>
+            </w:pPr>
+            <w:r>
+              <w:rPr>
+                <w:rFonts w:ascii="Times New Roman" w:hAnsi="Times New Roman"/>
+                <w:sz w:val="18"/>
+              </w:rPr>
+              <w:t>9,849</w:t>
+            </w:r>
+          </w:p>
+        </w:tc>
+      </w:tr>
+      <w:tr>
+        <w:tc>
+          <w:tcPr>
+            <w:tcW w:type="dxa" w:w="1560"/>
+          </w:tcPr>
+          <w:p>
+            <w:r>
+              <w:rPr>
+                <w:rFonts w:ascii="Times New Roman" w:hAnsi="Times New Roman"/>
+                <w:sz w:val="18"/>
+              </w:rPr>
+              <w:t>Dermatology</w:t>
+            </w:r>
+          </w:p>
+        </w:tc>
+        <w:tc>
+          <w:tcPr>
+            <w:tcW w:type="dxa" w:w="1560"/>
+          </w:tcPr>
+          <w:p>
+            <w:pPr>
+              <w:jc w:val="center"/>
+            </w:pPr>
+            <w:r>
+              <w:rPr>
+                <w:rFonts w:ascii="Times New Roman" w:hAnsi="Times New Roman"/>
+                <w:sz w:val="18"/>
+              </w:rPr>
+              <w:t>10,043</w:t>
+            </w:r>
+          </w:p>
+        </w:tc>
+        <w:tc>
+          <w:tcPr>
+            <w:tcW w:type="dxa" w:w="1560"/>
+          </w:tcPr>
+          <w:p>
+            <w:pPr>
+              <w:jc w:val="center"/>
+            </w:pPr>
+            <w:r>
+              <w:rPr>
+                <w:rFonts w:ascii="Times New Roman" w:hAnsi="Times New Roman"/>
+                <w:sz w:val="18"/>
+              </w:rPr>
+              <w:t>11,411</w:t>
+            </w:r>
+          </w:p>
+        </w:tc>
+        <w:tc>
+          <w:tcPr>
+            <w:tcW w:type="dxa" w:w="1560"/>
+          </w:tcPr>
+          <w:p>
+            <w:pPr>
+              <w:jc w:val="center"/>
+            </w:pPr>
+            <w:r>
+              <w:rPr>
+                <w:rFonts w:ascii="Times New Roman" w:hAnsi="Times New Roman"/>
+                <w:sz w:val="18"/>
+              </w:rPr>
+              <w:t>11,479</w:t>
+            </w:r>
+          </w:p>
+        </w:tc>
+        <w:tc>
+          <w:tcPr>
+            <w:tcW w:type="dxa" w:w="1560"/>
+          </w:tcPr>
+          <w:p>
+            <w:pPr>
+              <w:jc w:val="center"/>
+            </w:pPr>
+            <w:r>
+              <w:rPr>
+                <w:rFonts w:ascii="Times New Roman" w:hAnsi="Times New Roman"/>
+                <w:sz w:val="18"/>
+              </w:rPr>
+              <w:t>11,732</w:t>
+            </w:r>
+          </w:p>
+        </w:tc>
+        <w:tc>
+          <w:tcPr>
+            <w:tcW w:type="dxa" w:w="1560"/>
+          </w:tcPr>
+          <w:p>
+            <w:pPr>
+              <w:jc w:val="center"/>
+            </w:pPr>
+            <w:r>
+              <w:rPr>
+                <w:rFonts w:ascii="Times New Roman" w:hAnsi="Times New Roman"/>
+                <w:sz w:val="18"/>
+              </w:rPr>
+              <w:t>12,042</w:t>
+            </w:r>
+          </w:p>
+        </w:tc>
+      </w:tr>
+      <w:tr>
+        <w:tc>
+          <w:tcPr>
+            <w:tcW w:type="dxa" w:w="1560"/>
+          </w:tcPr>
+          <w:p>
+            <w:r>
+              <w:rPr>
+                <w:rFonts w:ascii="Times New Roman" w:hAnsi="Times New Roman"/>
+                <w:sz w:val="18"/>
+              </w:rPr>
+              <w:t>Anaesthesiology</w:t>
+            </w:r>
+          </w:p>
+        </w:tc>
+        <w:tc>
+          <w:tcPr>
+            <w:tcW w:type="dxa" w:w="1560"/>
+          </w:tcPr>
+          <w:p>
+            <w:pPr>
+              <w:jc w:val="center"/>
+            </w:pPr>
+            <w:r>
+              <w:rPr>
+                <w:rFonts w:ascii="Times New Roman" w:hAnsi="Times New Roman"/>
+                <w:sz w:val="18"/>
+              </w:rPr>
+              <w:t>10,628</w:t>
+            </w:r>
+          </w:p>
+        </w:tc>
+        <w:tc>
+          <w:tcPr>
+            <w:tcW w:type="dxa" w:w="1560"/>
+          </w:tcPr>
+          <w:p>
+            <w:pPr>
+              <w:jc w:val="center"/>
+            </w:pPr>
+            <w:r>
+              <w:rPr>
+                <w:rFonts w:ascii="Times New Roman" w:hAnsi="Times New Roman"/>
+                <w:sz w:val="18"/>
+              </w:rPr>
+              <w:t>13,699</w:t>
+            </w:r>
+          </w:p>
+        </w:tc>
+        <w:tc>
+          <w:tcPr>
+            <w:tcW w:type="dxa" w:w="1560"/>
+          </w:tcPr>
+          <w:p>
+            <w:pPr>
+              <w:jc w:val="center"/>
+            </w:pPr>
+            <w:r>
+              <w:rPr>
+                <w:rFonts w:ascii="Times New Roman" w:hAnsi="Times New Roman"/>
+                <w:sz w:val="18"/>
+              </w:rPr>
+              <w:t>13,745</w:t>
+            </w:r>
+          </w:p>
+        </w:tc>
+        <w:tc>
+          <w:tcPr>
+            <w:tcW w:type="dxa" w:w="1560"/>
+          </w:tcPr>
+          <w:p>
+            <w:pPr>
+              <w:jc w:val="center"/>
+            </w:pPr>
+            <w:r>
+              <w:rPr>
+                <w:rFonts w:ascii="Times New Roman" w:hAnsi="Times New Roman"/>
+                <w:sz w:val="18"/>
+              </w:rPr>
+              <w:t>13,915</w:t>
+            </w:r>
+          </w:p>
+        </w:tc>
+        <w:tc>
+          <w:tcPr>
+            <w:tcW w:type="dxa" w:w="1560"/>
+          </w:tcPr>
+          <w:p>
+            <w:pPr>
+              <w:jc w:val="center"/>
+            </w:pPr>
+            <w:r>
+              <w:rPr>
+                <w:rFonts w:ascii="Times New Roman" w:hAnsi="Times New Roman"/>
+                <w:sz w:val="18"/>
+              </w:rPr>
+              <w:t>14,458</w:t>
+            </w:r>
+          </w:p>
+        </w:tc>
+      </w:tr>
+      <w:tr>
+        <w:tc>
+          <w:tcPr>
+            <w:tcW w:type="dxa" w:w="1560"/>
+          </w:tcPr>
+          <w:p>
+            <w:r>
+              <w:rPr>
+                <w:rFonts w:ascii="Times New Roman" w:hAnsi="Times New Roman"/>
+                <w:sz w:val="18"/>
+              </w:rPr>
+              <w:t>All specialties</w:t>
+            </w:r>
+          </w:p>
+        </w:tc>
+        <w:tc>
+          <w:tcPr>
+            <w:tcW w:type="dxa" w:w="1560"/>
+          </w:tcPr>
+          <w:p>
+            <w:pPr>
+              <w:jc w:val="center"/>
+            </w:pPr>
+            <w:r>
+              <w:rPr>
+                <w:rFonts w:ascii="Times New Roman" w:hAnsi="Times New Roman"/>
+                <w:sz w:val="18"/>
+              </w:rPr>
+              <w:t>279,281</w:t>
+            </w:r>
+          </w:p>
+        </w:tc>
+        <w:tc>
+          <w:tcPr>
+            <w:tcW w:type="dxa" w:w="1560"/>
+          </w:tcPr>
+          <w:p>
+            <w:pPr>
+              <w:jc w:val="center"/>
+            </w:pPr>
+            <w:r>
+              <w:rPr>
+                <w:rFonts w:ascii="Times New Roman" w:hAnsi="Times New Roman"/>
+                <w:sz w:val="18"/>
+              </w:rPr>
+              <w:t>308,815</w:t>
+            </w:r>
+          </w:p>
+        </w:tc>
+        <w:tc>
+          <w:tcPr>
+            <w:tcW w:type="dxa" w:w="1560"/>
+          </w:tcPr>
+          <w:p>
+            <w:pPr>
+              <w:jc w:val="center"/>
+            </w:pPr>
+            <w:r>
+              <w:rPr>
+                <w:rFonts w:ascii="Times New Roman" w:hAnsi="Times New Roman"/>
+                <w:sz w:val="18"/>
+              </w:rPr>
+              <w:t>312,218</w:t>
+            </w:r>
+          </w:p>
+        </w:tc>
+        <w:tc>
+          <w:tcPr>
+            <w:tcW w:type="dxa" w:w="1560"/>
+          </w:tcPr>
+          <w:p>
+            <w:pPr>
+              <w:jc w:val="center"/>
+            </w:pPr>
+            <w:r>
+              <w:rPr>
+                <w:rFonts w:ascii="Times New Roman" w:hAnsi="Times New Roman"/>
+                <w:sz w:val="18"/>
+              </w:rPr>
+              <w:t>325,021</w:t>
+            </w:r>
+          </w:p>
+        </w:tc>
+        <w:tc>
+          <w:tcPr>
+            <w:tcW w:type="dxa" w:w="1560"/>
+          </w:tcPr>
+          <w:p>
+            <w:pPr>
+              <w:jc w:val="center"/>
+            </w:pPr>
+            <w:r>
+              <w:rPr>
+                <w:rFonts w:ascii="Times New Roman" w:hAnsi="Times New Roman"/>
+                <w:sz w:val="18"/>
+              </w:rPr>
+              <w:t>325,915</w:t>
+            </w:r>
+          </w:p>
+        </w:tc>
+      </w:tr>
+    </w:tbl>
+    <w:p/>
+    <w:p>
+      <w:pPr>
+        <w:spacing w:before="280" w:after="120"/>
+      </w:pPr>
+      <w:r>
+        <w:rPr>
+          <w:rFonts w:ascii="Times New Roman" w:hAnsi="Times New Roman"/>
+          <w:b/>
+          <w:sz w:val="20"/>
+        </w:rPr>
+        <w:t>Figure 4. Counterfactual policy-lever simulation: marginal 10-year change in physician counts by specialty relative to the projected baseline drift. The MDE benchmark is the minimum detectable per-SD effect from the primary analysis.</w:t>
       </w:r>
     </w:p>
     <w:p>
@@ -3228,7 +4747,7 @@
         <w:drawing>
           <wp:inline xmlns:a="http://schemas.openxmlformats.org/drawingml/2006/main" xmlns:pic="http://schemas.openxmlformats.org/drawingml/2006/picture">
             <wp:extent cx="5303520" cy="2410691"/>
-            <wp:docPr id="3" name="Picture 3"/>
+            <wp:docPr id="4" name="Picture 4"/>
             <wp:cNvGraphicFramePr>
               <a:graphicFrameLocks noChangeAspect="1"/>
             </wp:cNvGraphicFramePr>
@@ -3236,11 +4755,11 @@
               <a:graphicData uri="http://schemas.openxmlformats.org/drawingml/2006/picture">
                 <pic:pic>
                   <pic:nvPicPr>
-                    <pic:cNvPr id="0" name="ha_Figure_3.png"/>
+                    <pic:cNvPr id="0" name="ha_Figure_4.png"/>
                     <pic:cNvPicPr/>
                   </pic:nvPicPr>
                   <pic:blipFill>
-                    <a:blip r:embed="rId11"/>
+                    <a:blip r:embed="rId12"/>
                     <a:stretch>
                       <a:fillRect/>
                     </a:stretch>

--- a/medical_accident_its_analysis/manuscript/ha_manuscript_en.docx
+++ b/medical_accident_its_analysis/manuscript/ha_manuscript_en.docx
@@ -37,7 +37,7 @@
           <w:rFonts w:ascii="Times New Roman" w:hAnsi="Times New Roman"/>
           <w:sz w:val="24"/>
         </w:rPr>
-        <w:t>Specialty maldistribution is a global healthcare workforce-allocation problem, and many health systems assume that malpractice-litigation risk pushes physicians away from high-risk specialties. We used this question as a test case for a transparent, reproducible decision-analytics framework that evaluates a proposed workforce policy lever while avoiding size confounding and interpolation artifacts in sparse administrative panels. Using national primary data for {N_SPECIALTIES} specialties in Japan (2008–2024), we measured exposure as closed malpractice claims per 1,000 physicians (rate, not count) and regressed biennial log-change in physicians and hospitals on the lagged litigation rate in a panel with specialty and wave fixed effects, cluster-robust standard errors with a small-cluster t(G-1) correction, a cluster block-bootstrap robustness check, two one-sided equivalence (TOST) tests, and power diagnostics. The workforce grew in 11 of 12 specialties; general surgery, which changed by -2.3%, was the exception. Litigation rate was not associated with physician growth (coefficient -0.0009; 95% CI -0.0043 to +0.0025; p=0.56) or hospital growth (p=0.90). A one-SD higher rate changed physician growth by less than ±1% (TOST p=0.023; less than ±2% was p=&lt;0.001); the minimum detectable effect was 1.08% per SD at 80% power. Hospital growth was within ±2% (p=0.002) but not the stricter ±1% margin (p=0.059). Sensitivity analyses were unchanged. Specialty-level litigation risk is not associated with workforce decline in these national data. The decision-analytics framework is exportable to other healthcare workforce-policy levers.</w:t>
+        <w:t>Specialty maldistribution is a global healthcare workforce-allocation problem, and many health systems assume that malpractice-litigation risk pushes physicians away from high-risk specialties. We used this question as a test case for a transparent, reproducible decision-analytics framework that evaluates a proposed workforce policy lever while avoiding size confounding and interpolation artifacts in sparse administrative panels. Using national primary data for 12 specialties in Japan (2008–2024), we measured exposure as closed malpractice claims per 1,000 physicians (rate, not count) and regressed biennial log-change in physicians and hospitals on the lagged litigation rate in a panel with specialty and wave fixed effects, cluster-robust standard errors with a small-cluster t(G-1) correction, a cluster block-bootstrap robustness check, two one-sided equivalence (TOST) tests, and power diagnostics. The workforce grew in 11 of 12 specialties; general surgery, which changed by -2.3%, was the exception. Litigation rate was not associated with physician growth (coefficient -0.0009; 95% CI -0.0043 to +0.0025; p=0.56) or hospital growth (p=0.90). A one-SD higher rate changed physician growth by less than ±1% (TOST p=0.023; less than ±2% was p=&lt;0.001); the minimum detectable effect was 1.08% per SD at 80% power. Hospital growth was within ±2% (p=0.002) but not the stricter ±1% margin (p=0.059). Sensitivity analyses were unchanged. Specialty-level litigation risk is not associated with workforce decline in these national data. The decision-analytics framework is exportable to other healthcare workforce-policy levers.</w:t>
       </w:r>
     </w:p>
     <w:p>
@@ -58,7 +58,7 @@
           <w:i w:val="0"/>
           <w:sz w:val="24"/>
         </w:rPr>
-        <w:t>malpractice litigation; physician workforce; specialty maldistribution; equivalence testing; healthcare decision analytics; policy lever evaluation</w:t>
+        <w:t>malpractice litigation; physician workforce; specialty maldistribution; equivalence testing; healthcare analytics</w:t>
       </w:r>
     </w:p>
     <w:p>
@@ -70,7 +70,7 @@
           <w:rFonts w:ascii="Times New Roman" w:hAnsi="Times New Roman"/>
           <w:color w:val="000000"/>
         </w:rPr>
-        <w:t>Introduction</w:t>
+        <w:t>1. Introduction</w:t>
       </w:r>
     </w:p>
     <w:p>
@@ -179,7 +179,7 @@
           <w:rFonts w:ascii="Times New Roman" w:hAnsi="Times New Roman"/>
           <w:color w:val="000000"/>
         </w:rPr>
-        <w:t>Materials and methods</w:t>
+        <w:t>2. Materials and methods</w:t>
       </w:r>
     </w:p>
     <w:p>
@@ -191,7 +191,7 @@
           <w:rFonts w:ascii="Times New Roman" w:hAnsi="Times New Roman"/>
           <w:color w:val="000000"/>
         </w:rPr>
-        <w:t>Data sources</w:t>
+        <w:t>2.1. Data sources</w:t>
       </w:r>
     </w:p>
     <w:p>
@@ -359,7 +359,7 @@
           <w:rFonts w:ascii="Times New Roman" w:hAnsi="Times New Roman"/>
           <w:color w:val="000000"/>
         </w:rPr>
-        <w:t>Statistical analysis</w:t>
+        <w:t>2.2. Statistical analysis</w:t>
       </w:r>
     </w:p>
     <w:p>
@@ -610,7 +610,7 @@
           <w:rFonts w:ascii="Times New Roman" w:hAnsi="Times New Roman"/>
           <w:color w:val="000000"/>
         </w:rPr>
-        <w:t>Policy lever simulation</w:t>
+        <w:t>2.3. Policy lever simulation</w:t>
       </w:r>
     </w:p>
     <w:p>
@@ -682,7 +682,7 @@
           <w:rFonts w:ascii="Times New Roman" w:hAnsi="Times New Roman"/>
           <w:color w:val="000000"/>
         </w:rPr>
-        <w:t>Results</w:t>
+        <w:t>3. Results</w:t>
       </w:r>
     </w:p>
     <w:p>
@@ -694,7 +694,7 @@
           <w:rFonts w:ascii="Times New Roman" w:hAnsi="Times New Roman"/>
           <w:color w:val="000000"/>
         </w:rPr>
-        <w:t>Workforce and litigation trends</w:t>
+        <w:t>3.1. Workforce and litigation trends</w:t>
       </w:r>
     </w:p>
     <w:p>
@@ -2294,7 +2294,7 @@
           <w:rFonts w:ascii="Times New Roman" w:hAnsi="Times New Roman"/>
           <w:color w:val="000000"/>
         </w:rPr>
-        <w:t>Primary association and equivalence</w:t>
+        <w:t>3.2. Primary association and equivalence</w:t>
       </w:r>
     </w:p>
     <w:p>
@@ -2997,7 +2997,7 @@
           <w:rFonts w:ascii="Times New Roman" w:hAnsi="Times New Roman"/>
           <w:color w:val="000000"/>
         </w:rPr>
-        <w:t>Small-cluster robustness and power</w:t>
+        <w:t>3.3. Small-cluster robustness and power</w:t>
       </w:r>
     </w:p>
     <w:p>
@@ -3023,7 +3023,7 @@
           <w:rFonts w:ascii="Times New Roman" w:hAnsi="Times New Roman"/>
           <w:color w:val="000000"/>
         </w:rPr>
-        <w:t>Counts versus rates, and confounders</w:t>
+        <w:t>3.4. Counts versus rates, and confounders</w:t>
       </w:r>
     </w:p>
     <w:p>
@@ -3257,7 +3257,7 @@
           <w:rFonts w:ascii="Times New Roman" w:hAnsi="Times New Roman"/>
           <w:color w:val="000000"/>
         </w:rPr>
-        <w:t>Policy lever simulation</w:t>
+        <w:t>3.5. Policy lever simulation</w:t>
       </w:r>
     </w:p>
     <w:p>
@@ -4788,7 +4788,7 @@
           <w:rFonts w:ascii="Times New Roman" w:hAnsi="Times New Roman"/>
           <w:color w:val="000000"/>
         </w:rPr>
-        <w:t>Discussion</w:t>
+        <w:t>4. Discussion</w:t>
       </w:r>
     </w:p>
     <w:p>
@@ -5229,7 +5229,7 @@
           <w:rFonts w:ascii="Times New Roman" w:hAnsi="Times New Roman"/>
           <w:color w:val="000000"/>
         </w:rPr>
-        <w:t>Limitations</w:t>
+        <w:t>4.1. Limitations</w:t>
       </w:r>
     </w:p>
     <w:p>
@@ -5271,7 +5271,7 @@
           <w:rFonts w:ascii="Times New Roman" w:hAnsi="Times New Roman"/>
           <w:color w:val="000000"/>
         </w:rPr>
-        <w:t>Conclusions</w:t>
+        <w:t>5. Conclusions</w:t>
       </w:r>
     </w:p>
     <w:p>

--- a/medical_accident_its_analysis/manuscript/ha_manuscript_en.docx
+++ b/medical_accident_its_analysis/manuscript/ha_manuscript_en.docx
@@ -5445,7 +5445,7 @@
           <w:rFonts w:ascii="Times New Roman" w:hAnsi="Times New Roman"/>
           <w:sz w:val="20"/>
         </w:rPr>
-        <w:t>8. Ministry of Health, Labour and Welfare. Statistics of Physicians, Dentists and Pharmacists. Tokyo: MHLW; 2024. Available from: https://www.mhlw.go.jp/english/database/db-hw/</w:t>
+        <w:t>8. Ministry of Health, Labour and Welfare. Statistics of Physicians, Dentists and Pharmacists. Tokyo: MHLW; 2024. Available from: https://www.mhlw.go.jp/english/database/db-hw/ (accessed 11 August 2026).</w:t>
       </w:r>
     </w:p>
     <w:p>
@@ -5457,7 +5457,7 @@
           <w:rFonts w:ascii="Times New Roman" w:hAnsi="Times New Roman"/>
           <w:sz w:val="20"/>
         </w:rPr>
-        <w:t>9. Supreme Court of Japan, Committee on Medical Litigation. Statistics on medical malpractice litigation (closed cases by specialty). Tokyo: Supreme Court of Japan; 2024.</w:t>
+        <w:t>9. Supreme Court of Japan, Committee on Medical Litigation. Statistics on medical malpractice litigation (closed cases by specialty). Tokyo: Supreme Court of Japan; 2024. Available from: https://www.courts.go.jp/ (accessed 11 August 2026).</w:t>
       </w:r>
     </w:p>
     <w:p>
@@ -5469,7 +5469,7 @@
           <w:rFonts w:ascii="Times New Roman" w:hAnsi="Times New Roman"/>
           <w:sz w:val="20"/>
         </w:rPr>
-        <w:t>10. Ministry of Health, Labour and Welfare. Survey of Medical Institutions (Dynamic). Tokyo: MHLW; 2024. Available from: https://www.mhlw.go.jp/english/database/db-hw/</w:t>
+        <w:t>10. Ministry of Health, Labour and Welfare. Survey of Medical Institutions (Dynamic). Tokyo: MHLW; 2024. Available from: https://www.mhlw.go.jp/english/database/db-hw/ (accessed 11 August 2026).</w:t>
       </w:r>
     </w:p>
     <w:p>

--- a/medical_accident_its_analysis/manuscript/ha_manuscript_en.docx
+++ b/medical_accident_its_analysis/manuscript/ha_manuscript_en.docx
@@ -3271,1461 +3271,9 @@
           <w:i w:val="0"/>
           <w:sz w:val="24"/>
         </w:rPr>
-        <w:t>The counterfactual projection made the practical implications of the null regression result explicit. Under the point estimate, eliminating all malpractice litigation would add only 1.1% to the projected 2034 national physician stock relative to baseline drift. Even under the 95% lower-bound (most favourable) coefficient it would add 5.2%, comparable to the 5.5% gain from a generic lever equal to the minimum detectable effect. General surgery, the only specialty with negative baseline drift, illustrates the break-even arithmetic: its projected 2024-2034 decline of -2.2% would be reduced to -0.1% under the point estimate and reversed to 7.7% under the 95% lower bound. The latter requires eliminating every remaining closed claim and assumes the most adverse (most negative) coefficient compatible with the data; a more realistic policy would achieve far less. Table 3 reports projected 2034 physician counts by specialty and lever; Figure 4 shows the same information as marginal percentage changes. Litigation reduction is therefore not a high-leverage instrument for workforce allocation in this setting.</w:t>
+        <w:t>The counterfactual projection made the practical implications of the null regression result explicit. Under the point estimate, eliminating all malpractice litigation would add only 1.1% to the projected 2034 national physician stock relative to baseline drift. Even under the 95% lower-bound (most favourable) coefficient it would add 5.2%, comparable to the 5.5% gain from a generic lever equal to the minimum detectable effect. General surgery, the only specialty with negative baseline drift, illustrates the break-even arithmetic: its projected 2024-2034 decline of -2.2% would be reduced to -0.1% under the point estimate and reversed to 7.7% under the 95% lower bound. The latter requires eliminating every remaining closed claim and assumes the most adverse (most negative) coefficient compatible with the data; a more realistic policy would achieve far less. Full projected 2034 physician counts by specialty and lever are reported in Supplementary Table 7; Figure 4 summarises the same information as marginal percentage changes. Litigation reduction is therefore not a high-leverage instrument for workforce allocation in this setting.</w:t>
       </w:r>
     </w:p>
-    <w:p>
-      <w:pPr>
-        <w:spacing w:before="280" w:after="120"/>
-      </w:pPr>
-      <w:r>
-        <w:rPr>
-          <w:rFonts w:ascii="Times New Roman" w:hAnsi="Times New Roman"/>
-          <w:b/>
-          <w:sz w:val="20"/>
-        </w:rPr>
-        <w:t>Table 3. Counterfactual 2034 physician counts by specialty and policy lever. Counts are projected from observed biennial baseline drift plus the indicated effect; marginal percentage changes are shown in Figure 4.</w:t>
-      </w:r>
-    </w:p>
-    <w:tbl>
-      <w:tblPr>
-        <w:tblStyle w:val="TableGrid"/>
-        <w:tblW w:type="auto" w:w="0"/>
-        <w:tblLook w:firstColumn="1" w:firstRow="1" w:lastColumn="0" w:lastRow="0" w:noHBand="0" w:noVBand="1" w:val="04A0"/>
-      </w:tblPr>
-      <w:tblGrid>
-        <w:gridCol w:w="1560"/>
-        <w:gridCol w:w="1560"/>
-        <w:gridCol w:w="1560"/>
-        <w:gridCol w:w="1560"/>
-        <w:gridCol w:w="1560"/>
-        <w:gridCol w:w="1560"/>
-      </w:tblGrid>
-      <w:tr>
-        <w:tc>
-          <w:tcPr>
-            <w:tcW w:type="dxa" w:w="1560"/>
-          </w:tcPr>
-          <w:p>
-            <w:pPr>
-              <w:jc w:val="center"/>
-            </w:pPr>
-            <w:r>
-              <w:rPr>
-                <w:rFonts w:ascii="Times New Roman" w:hAnsi="Times New Roman"/>
-                <w:b/>
-                <w:sz w:val="18"/>
-              </w:rPr>
-              <w:t>Specialty</w:t>
-            </w:r>
-          </w:p>
-        </w:tc>
-        <w:tc>
-          <w:tcPr>
-            <w:tcW w:type="dxa" w:w="1560"/>
-          </w:tcPr>
-          <w:p>
-            <w:pPr>
-              <w:jc w:val="center"/>
-            </w:pPr>
-            <w:r>
-              <w:rPr>
-                <w:rFonts w:ascii="Times New Roman" w:hAnsi="Times New Roman"/>
-                <w:b/>
-                <w:sz w:val="18"/>
-              </w:rPr>
-              <w:t>2024 count</w:t>
-            </w:r>
-          </w:p>
-        </w:tc>
-        <w:tc>
-          <w:tcPr>
-            <w:tcW w:type="dxa" w:w="1560"/>
-          </w:tcPr>
-          <w:p>
-            <w:pPr>
-              <w:jc w:val="center"/>
-            </w:pPr>
-            <w:r>
-              <w:rPr>
-                <w:rFonts w:ascii="Times New Roman" w:hAnsi="Times New Roman"/>
-                <w:b/>
-                <w:sz w:val="18"/>
-              </w:rPr>
-              <w:t>Baseline 2034</w:t>
-            </w:r>
-          </w:p>
-        </w:tc>
-        <w:tc>
-          <w:tcPr>
-            <w:tcW w:type="dxa" w:w="1560"/>
-          </w:tcPr>
-          <w:p>
-            <w:pPr>
-              <w:jc w:val="center"/>
-            </w:pPr>
-            <w:r>
-              <w:rPr>
-                <w:rFonts w:ascii="Times New Roman" w:hAnsi="Times New Roman"/>
-                <w:b/>
-                <w:sz w:val="18"/>
-              </w:rPr>
-              <w:t>Litigation zero (point)</w:t>
-            </w:r>
-          </w:p>
-        </w:tc>
-        <w:tc>
-          <w:tcPr>
-            <w:tcW w:type="dxa" w:w="1560"/>
-          </w:tcPr>
-          <w:p>
-            <w:pPr>
-              <w:jc w:val="center"/>
-            </w:pPr>
-            <w:r>
-              <w:rPr>
-                <w:rFonts w:ascii="Times New Roman" w:hAnsi="Times New Roman"/>
-                <w:b/>
-                <w:sz w:val="18"/>
-              </w:rPr>
-              <w:t>Litigation zero (95% lower)</w:t>
-            </w:r>
-          </w:p>
-        </w:tc>
-        <w:tc>
-          <w:tcPr>
-            <w:tcW w:type="dxa" w:w="1560"/>
-          </w:tcPr>
-          <w:p>
-            <w:pPr>
-              <w:jc w:val="center"/>
-            </w:pPr>
-            <w:r>
-              <w:rPr>
-                <w:rFonts w:ascii="Times New Roman" w:hAnsi="Times New Roman"/>
-                <w:b/>
-                <w:sz w:val="18"/>
-              </w:rPr>
-              <w:t>MDE benchmark</w:t>
-            </w:r>
-          </w:p>
-        </w:tc>
-      </w:tr>
-      <w:tr>
-        <w:tc>
-          <w:tcPr>
-            <w:tcW w:type="dxa" w:w="1560"/>
-          </w:tcPr>
-          <w:p>
-            <w:r>
-              <w:rPr>
-                <w:rFonts w:ascii="Times New Roman" w:hAnsi="Times New Roman"/>
-                <w:sz w:val="18"/>
-              </w:rPr>
-              <w:t>Internal medicine</w:t>
-            </w:r>
-          </w:p>
-        </w:tc>
-        <w:tc>
-          <w:tcPr>
-            <w:tcW w:type="dxa" w:w="1560"/>
-          </w:tcPr>
-          <w:p>
-            <w:pPr>
-              <w:jc w:val="center"/>
-            </w:pPr>
-            <w:r>
-              <w:rPr>
-                <w:rFonts w:ascii="Times New Roman" w:hAnsi="Times New Roman"/>
-                <w:sz w:val="18"/>
-              </w:rPr>
-              <w:t>124,010</w:t>
-            </w:r>
-          </w:p>
-        </w:tc>
-        <w:tc>
-          <w:tcPr>
-            <w:tcW w:type="dxa" w:w="1560"/>
-          </w:tcPr>
-          <w:p>
-            <w:pPr>
-              <w:jc w:val="center"/>
-            </w:pPr>
-            <w:r>
-              <w:rPr>
-                <w:rFonts w:ascii="Times New Roman" w:hAnsi="Times New Roman"/>
-                <w:sz w:val="18"/>
-              </w:rPr>
-              <w:t>136,909</w:t>
-            </w:r>
-          </w:p>
-        </w:tc>
-        <w:tc>
-          <w:tcPr>
-            <w:tcW w:type="dxa" w:w="1560"/>
-          </w:tcPr>
-          <w:p>
-            <w:pPr>
-              <w:jc w:val="center"/>
-            </w:pPr>
-            <w:r>
-              <w:rPr>
-                <w:rFonts w:ascii="Times New Roman" w:hAnsi="Times New Roman"/>
-                <w:sz w:val="18"/>
-              </w:rPr>
-              <w:t>138,010</w:t>
-            </w:r>
-          </w:p>
-        </w:tc>
-        <w:tc>
-          <w:tcPr>
-            <w:tcW w:type="dxa" w:w="1560"/>
-          </w:tcPr>
-          <w:p>
-            <w:pPr>
-              <w:jc w:val="center"/>
-            </w:pPr>
-            <w:r>
-              <w:rPr>
-                <w:rFonts w:ascii="Times New Roman" w:hAnsi="Times New Roman"/>
-                <w:sz w:val="18"/>
-              </w:rPr>
-              <w:t>142,075</w:t>
-            </w:r>
-          </w:p>
-        </w:tc>
-        <w:tc>
-          <w:tcPr>
-            <w:tcW w:type="dxa" w:w="1560"/>
-          </w:tcPr>
-          <w:p>
-            <w:pPr>
-              <w:jc w:val="center"/>
-            </w:pPr>
-            <w:r>
-              <w:rPr>
-                <w:rFonts w:ascii="Times New Roman" w:hAnsi="Times New Roman"/>
-                <w:sz w:val="18"/>
-              </w:rPr>
-              <w:t>144,492</w:t>
-            </w:r>
-          </w:p>
-        </w:tc>
-      </w:tr>
-      <w:tr>
-        <w:tc>
-          <w:tcPr>
-            <w:tcW w:type="dxa" w:w="1560"/>
-          </w:tcPr>
-          <w:p>
-            <w:r>
-              <w:rPr>
-                <w:rFonts w:ascii="Times New Roman" w:hAnsi="Times New Roman"/>
-                <w:sz w:val="18"/>
-              </w:rPr>
-              <w:t>Surgery</w:t>
-            </w:r>
-          </w:p>
-        </w:tc>
-        <w:tc>
-          <w:tcPr>
-            <w:tcW w:type="dxa" w:w="1560"/>
-          </w:tcPr>
-          <w:p>
-            <w:pPr>
-              <w:jc w:val="center"/>
-            </w:pPr>
-            <w:r>
-              <w:rPr>
-                <w:rFonts w:ascii="Times New Roman" w:hAnsi="Times New Roman"/>
-                <w:sz w:val="18"/>
-              </w:rPr>
-              <w:t>26,885</w:t>
-            </w:r>
-          </w:p>
-        </w:tc>
-        <w:tc>
-          <w:tcPr>
-            <w:tcW w:type="dxa" w:w="1560"/>
-          </w:tcPr>
-          <w:p>
-            <w:pPr>
-              <w:jc w:val="center"/>
-            </w:pPr>
-            <w:r>
-              <w:rPr>
-                <w:rFonts w:ascii="Times New Roman" w:hAnsi="Times New Roman"/>
-                <w:sz w:val="18"/>
-              </w:rPr>
-              <w:t>26,299</w:t>
-            </w:r>
-          </w:p>
-        </w:tc>
-        <w:tc>
-          <w:tcPr>
-            <w:tcW w:type="dxa" w:w="1560"/>
-          </w:tcPr>
-          <w:p>
-            <w:pPr>
-              <w:jc w:val="center"/>
-            </w:pPr>
-            <w:r>
-              <w:rPr>
-                <w:rFonts w:ascii="Times New Roman" w:hAnsi="Times New Roman"/>
-                <w:sz w:val="18"/>
-              </w:rPr>
-              <w:t>26,853</w:t>
-            </w:r>
-          </w:p>
-        </w:tc>
-        <w:tc>
-          <w:tcPr>
-            <w:tcW w:type="dxa" w:w="1560"/>
-          </w:tcPr>
-          <w:p>
-            <w:pPr>
-              <w:jc w:val="center"/>
-            </w:pPr>
-            <w:r>
-              <w:rPr>
-                <w:rFonts w:ascii="Times New Roman" w:hAnsi="Times New Roman"/>
-                <w:sz w:val="18"/>
-              </w:rPr>
-              <w:t>28,960</w:t>
-            </w:r>
-          </w:p>
-        </w:tc>
-        <w:tc>
-          <w:tcPr>
-            <w:tcW w:type="dxa" w:w="1560"/>
-          </w:tcPr>
-          <w:p>
-            <w:pPr>
-              <w:jc w:val="center"/>
-            </w:pPr>
-            <w:r>
-              <w:rPr>
-                <w:rFonts w:ascii="Times New Roman" w:hAnsi="Times New Roman"/>
-                <w:sz w:val="18"/>
-              </w:rPr>
-              <w:t>27,755</w:t>
-            </w:r>
-          </w:p>
-        </w:tc>
-      </w:tr>
-      <w:tr>
-        <w:tc>
-          <w:tcPr>
-            <w:tcW w:type="dxa" w:w="1560"/>
-          </w:tcPr>
-          <w:p>
-            <w:r>
-              <w:rPr>
-                <w:rFonts w:ascii="Times New Roman" w:hAnsi="Times New Roman"/>
-                <w:sz w:val="18"/>
-              </w:rPr>
-              <w:t>Orthopaedics</w:t>
-            </w:r>
-          </w:p>
-        </w:tc>
-        <w:tc>
-          <w:tcPr>
-            <w:tcW w:type="dxa" w:w="1560"/>
-          </w:tcPr>
-          <w:p>
-            <w:pPr>
-              <w:jc w:val="center"/>
-            </w:pPr>
-            <w:r>
-              <w:rPr>
-                <w:rFonts w:ascii="Times New Roman" w:hAnsi="Times New Roman"/>
-                <w:sz w:val="18"/>
-              </w:rPr>
-              <w:t>22,630</w:t>
-            </w:r>
-          </w:p>
-        </w:tc>
-        <w:tc>
-          <w:tcPr>
-            <w:tcW w:type="dxa" w:w="1560"/>
-          </w:tcPr>
-          <w:p>
-            <w:pPr>
-              <w:jc w:val="center"/>
-            </w:pPr>
-            <w:r>
-              <w:rPr>
-                <w:rFonts w:ascii="Times New Roman" w:hAnsi="Times New Roman"/>
-                <w:sz w:val="18"/>
-              </w:rPr>
-              <w:t>24,848</w:t>
-            </w:r>
-          </w:p>
-        </w:tc>
-        <w:tc>
-          <w:tcPr>
-            <w:tcW w:type="dxa" w:w="1560"/>
-          </w:tcPr>
-          <w:p>
-            <w:pPr>
-              <w:jc w:val="center"/>
-            </w:pPr>
-            <w:r>
-              <w:rPr>
-                <w:rFonts w:ascii="Times New Roman" w:hAnsi="Times New Roman"/>
-                <w:sz w:val="18"/>
-              </w:rPr>
-              <w:t>25,346</w:t>
-            </w:r>
-          </w:p>
-        </w:tc>
-        <w:tc>
-          <w:tcPr>
-            <w:tcW w:type="dxa" w:w="1560"/>
-          </w:tcPr>
-          <w:p>
-            <w:pPr>
-              <w:jc w:val="center"/>
-            </w:pPr>
-            <w:r>
-              <w:rPr>
-                <w:rFonts w:ascii="Times New Roman" w:hAnsi="Times New Roman"/>
-                <w:sz w:val="18"/>
-              </w:rPr>
-              <w:t>27,239</w:t>
-            </w:r>
-          </w:p>
-        </w:tc>
-        <w:tc>
-          <w:tcPr>
-            <w:tcW w:type="dxa" w:w="1560"/>
-          </w:tcPr>
-          <w:p>
-            <w:pPr>
-              <w:jc w:val="center"/>
-            </w:pPr>
-            <w:r>
-              <w:rPr>
-                <w:rFonts w:ascii="Times New Roman" w:hAnsi="Times New Roman"/>
-                <w:sz w:val="18"/>
-              </w:rPr>
-              <w:t>26,224</w:t>
-            </w:r>
-          </w:p>
-        </w:tc>
-      </w:tr>
-      <w:tr>
-        <w:tc>
-          <w:tcPr>
-            <w:tcW w:type="dxa" w:w="1560"/>
-          </w:tcPr>
-          <w:p>
-            <w:r>
-              <w:rPr>
-                <w:rFonts w:ascii="Times New Roman" w:hAnsi="Times New Roman"/>
-                <w:sz w:val="18"/>
-              </w:rPr>
-              <w:t>Plastic surgery</w:t>
-            </w:r>
-          </w:p>
-        </w:tc>
-        <w:tc>
-          <w:tcPr>
-            <w:tcW w:type="dxa" w:w="1560"/>
-          </w:tcPr>
-          <w:p>
-            <w:pPr>
-              <w:jc w:val="center"/>
-            </w:pPr>
-            <w:r>
-              <w:rPr>
-                <w:rFonts w:ascii="Times New Roman" w:hAnsi="Times New Roman"/>
-                <w:sz w:val="18"/>
-              </w:rPr>
-              <w:t>5,074</w:t>
-            </w:r>
-          </w:p>
-        </w:tc>
-        <w:tc>
-          <w:tcPr>
-            <w:tcW w:type="dxa" w:w="1560"/>
-          </w:tcPr>
-          <w:p>
-            <w:pPr>
-              <w:jc w:val="center"/>
-            </w:pPr>
-            <w:r>
-              <w:rPr>
-                <w:rFonts w:ascii="Times New Roman" w:hAnsi="Times New Roman"/>
-                <w:sz w:val="18"/>
-              </w:rPr>
-              <w:t>7,874</w:t>
-            </w:r>
-          </w:p>
-        </w:tc>
-        <w:tc>
-          <w:tcPr>
-            <w:tcW w:type="dxa" w:w="1560"/>
-          </w:tcPr>
-          <w:p>
-            <w:pPr>
-              <w:jc w:val="center"/>
-            </w:pPr>
-            <w:r>
-              <w:rPr>
-                <w:rFonts w:ascii="Times New Roman" w:hAnsi="Times New Roman"/>
-                <w:sz w:val="18"/>
-              </w:rPr>
-              <w:t>8,177</w:t>
-            </w:r>
-          </w:p>
-        </w:tc>
-        <w:tc>
-          <w:tcPr>
-            <w:tcW w:type="dxa" w:w="1560"/>
-          </w:tcPr>
-          <w:p>
-            <w:pPr>
-              <w:jc w:val="center"/>
-            </w:pPr>
-            <w:r>
-              <w:rPr>
-                <w:rFonts w:ascii="Times New Roman" w:hAnsi="Times New Roman"/>
-                <w:sz w:val="18"/>
-              </w:rPr>
-              <w:t>9,376</w:t>
-            </w:r>
-          </w:p>
-        </w:tc>
-        <w:tc>
-          <w:tcPr>
-            <w:tcW w:type="dxa" w:w="1560"/>
-          </w:tcPr>
-          <w:p>
-            <w:pPr>
-              <w:jc w:val="center"/>
-            </w:pPr>
-            <w:r>
-              <w:rPr>
-                <w:rFonts w:ascii="Times New Roman" w:hAnsi="Times New Roman"/>
-                <w:sz w:val="18"/>
-              </w:rPr>
-              <w:t>8,310</w:t>
-            </w:r>
-          </w:p>
-        </w:tc>
-      </w:tr>
-      <w:tr>
-        <w:tc>
-          <w:tcPr>
-            <w:tcW w:type="dxa" w:w="1560"/>
-          </w:tcPr>
-          <w:p>
-            <w:r>
-              <w:rPr>
-                <w:rFonts w:ascii="Times New Roman" w:hAnsi="Times New Roman"/>
-                <w:sz w:val="18"/>
-              </w:rPr>
-              <w:t>Obstetrics &amp; gynaecology</w:t>
-            </w:r>
-          </w:p>
-        </w:tc>
-        <w:tc>
-          <w:tcPr>
-            <w:tcW w:type="dxa" w:w="1560"/>
-          </w:tcPr>
-          <w:p>
-            <w:pPr>
-              <w:jc w:val="center"/>
-            </w:pPr>
-            <w:r>
-              <w:rPr>
-                <w:rFonts w:ascii="Times New Roman" w:hAnsi="Times New Roman"/>
-                <w:sz w:val="18"/>
-              </w:rPr>
-              <w:t>13,908</w:t>
-            </w:r>
-          </w:p>
-        </w:tc>
-        <w:tc>
-          <w:tcPr>
-            <w:tcW w:type="dxa" w:w="1560"/>
-          </w:tcPr>
-          <w:p>
-            <w:pPr>
-              <w:jc w:val="center"/>
-            </w:pPr>
-            <w:r>
-              <w:rPr>
-                <w:rFonts w:ascii="Times New Roman" w:hAnsi="Times New Roman"/>
-                <w:sz w:val="18"/>
-              </w:rPr>
-              <w:t>14,877</w:t>
-            </w:r>
-          </w:p>
-        </w:tc>
-        <w:tc>
-          <w:tcPr>
-            <w:tcW w:type="dxa" w:w="1560"/>
-          </w:tcPr>
-          <w:p>
-            <w:pPr>
-              <w:jc w:val="center"/>
-            </w:pPr>
-            <w:r>
-              <w:rPr>
-                <w:rFonts w:ascii="Times New Roman" w:hAnsi="Times New Roman"/>
-                <w:sz w:val="18"/>
-              </w:rPr>
-              <w:t>15,191</w:t>
-            </w:r>
-          </w:p>
-        </w:tc>
-        <w:tc>
-          <w:tcPr>
-            <w:tcW w:type="dxa" w:w="1560"/>
-          </w:tcPr>
-          <w:p>
-            <w:pPr>
-              <w:jc w:val="center"/>
-            </w:pPr>
-            <w:r>
-              <w:rPr>
-                <w:rFonts w:ascii="Times New Roman" w:hAnsi="Times New Roman"/>
-                <w:sz w:val="18"/>
-              </w:rPr>
-              <w:t>16,387</w:t>
-            </w:r>
-          </w:p>
-        </w:tc>
-        <w:tc>
-          <w:tcPr>
-            <w:tcW w:type="dxa" w:w="1560"/>
-          </w:tcPr>
-          <w:p>
-            <w:pPr>
-              <w:jc w:val="center"/>
-            </w:pPr>
-            <w:r>
-              <w:rPr>
-                <w:rFonts w:ascii="Times New Roman" w:hAnsi="Times New Roman"/>
-                <w:sz w:val="18"/>
-              </w:rPr>
-              <w:t>15,700</w:t>
-            </w:r>
-          </w:p>
-        </w:tc>
-      </w:tr>
-      <w:tr>
-        <w:tc>
-          <w:tcPr>
-            <w:tcW w:type="dxa" w:w="1560"/>
-          </w:tcPr>
-          <w:p>
-            <w:r>
-              <w:rPr>
-                <w:rFonts w:ascii="Times New Roman" w:hAnsi="Times New Roman"/>
-                <w:sz w:val="18"/>
-              </w:rPr>
-              <w:t>Paediatrics</w:t>
-            </w:r>
-          </w:p>
-        </w:tc>
-        <w:tc>
-          <w:tcPr>
-            <w:tcW w:type="dxa" w:w="1560"/>
-          </w:tcPr>
-          <w:p>
-            <w:pPr>
-              <w:jc w:val="center"/>
-            </w:pPr>
-            <w:r>
-              <w:rPr>
-                <w:rFonts w:ascii="Times New Roman" w:hAnsi="Times New Roman"/>
-                <w:sz w:val="18"/>
-              </w:rPr>
-              <w:t>18,009</w:t>
-            </w:r>
-          </w:p>
-        </w:tc>
-        <w:tc>
-          <w:tcPr>
-            <w:tcW w:type="dxa" w:w="1560"/>
-          </w:tcPr>
-          <w:p>
-            <w:pPr>
-              <w:jc w:val="center"/>
-            </w:pPr>
-            <w:r>
-              <w:rPr>
-                <w:rFonts w:ascii="Times New Roman" w:hAnsi="Times New Roman"/>
-                <w:sz w:val="18"/>
-              </w:rPr>
-              <w:t>19,949</w:t>
-            </w:r>
-          </w:p>
-        </w:tc>
-        <w:tc>
-          <w:tcPr>
-            <w:tcW w:type="dxa" w:w="1560"/>
-          </w:tcPr>
-          <w:p>
-            <w:pPr>
-              <w:jc w:val="center"/>
-            </w:pPr>
-            <w:r>
-              <w:rPr>
-                <w:rFonts w:ascii="Times New Roman" w:hAnsi="Times New Roman"/>
-                <w:sz w:val="18"/>
-              </w:rPr>
-              <w:t>20,023</w:t>
-            </w:r>
-          </w:p>
-        </w:tc>
-        <w:tc>
-          <w:tcPr>
-            <w:tcW w:type="dxa" w:w="1560"/>
-          </w:tcPr>
-          <w:p>
-            <w:pPr>
-              <w:jc w:val="center"/>
-            </w:pPr>
-            <w:r>
-              <w:rPr>
-                <w:rFonts w:ascii="Times New Roman" w:hAnsi="Times New Roman"/>
-                <w:sz w:val="18"/>
-              </w:rPr>
-              <w:t>20,295</w:t>
-            </w:r>
-          </w:p>
-        </w:tc>
-        <w:tc>
-          <w:tcPr>
-            <w:tcW w:type="dxa" w:w="1560"/>
-          </w:tcPr>
-          <w:p>
-            <w:pPr>
-              <w:jc w:val="center"/>
-            </w:pPr>
-            <w:r>
-              <w:rPr>
-                <w:rFonts w:ascii="Times New Roman" w:hAnsi="Times New Roman"/>
-                <w:sz w:val="18"/>
-              </w:rPr>
-              <w:t>21,054</w:t>
-            </w:r>
-          </w:p>
-        </w:tc>
-      </w:tr>
-      <w:tr>
-        <w:tc>
-          <w:tcPr>
-            <w:tcW w:type="dxa" w:w="1560"/>
-          </w:tcPr>
-          <w:p>
-            <w:r>
-              <w:rPr>
-                <w:rFonts w:ascii="Times New Roman" w:hAnsi="Times New Roman"/>
-                <w:sz w:val="18"/>
-              </w:rPr>
-              <w:t>Psychiatry</w:t>
-            </w:r>
-          </w:p>
-        </w:tc>
-        <w:tc>
-          <w:tcPr>
-            <w:tcW w:type="dxa" w:w="1560"/>
-          </w:tcPr>
-          <w:p>
-            <w:pPr>
-              <w:jc w:val="center"/>
-            </w:pPr>
-            <w:r>
-              <w:rPr>
-                <w:rFonts w:ascii="Times New Roman" w:hAnsi="Times New Roman"/>
-                <w:sz w:val="18"/>
-              </w:rPr>
-              <w:t>17,259</w:t>
-            </w:r>
-          </w:p>
-        </w:tc>
-        <w:tc>
-          <w:tcPr>
-            <w:tcW w:type="dxa" w:w="1560"/>
-          </w:tcPr>
-          <w:p>
-            <w:pPr>
-              <w:jc w:val="center"/>
-            </w:pPr>
-            <w:r>
-              <w:rPr>
-                <w:rFonts w:ascii="Times New Roman" w:hAnsi="Times New Roman"/>
-                <w:sz w:val="18"/>
-              </w:rPr>
-              <w:t>20,199</w:t>
-            </w:r>
-          </w:p>
-        </w:tc>
-        <w:tc>
-          <w:tcPr>
-            <w:tcW w:type="dxa" w:w="1560"/>
-          </w:tcPr>
-          <w:p>
-            <w:pPr>
-              <w:jc w:val="center"/>
-            </w:pPr>
-            <w:r>
-              <w:rPr>
-                <w:rFonts w:ascii="Times New Roman" w:hAnsi="Times New Roman"/>
-                <w:sz w:val="18"/>
-              </w:rPr>
-              <w:t>20,391</w:t>
-            </w:r>
-          </w:p>
-        </w:tc>
-        <w:tc>
-          <w:tcPr>
-            <w:tcW w:type="dxa" w:w="1560"/>
-          </w:tcPr>
-          <w:p>
-            <w:pPr>
-              <w:jc w:val="center"/>
-            </w:pPr>
-            <w:r>
-              <w:rPr>
-                <w:rFonts w:ascii="Times New Roman" w:hAnsi="Times New Roman"/>
-                <w:sz w:val="18"/>
-              </w:rPr>
-              <w:t>21,102</w:t>
-            </w:r>
-          </w:p>
-        </w:tc>
-        <w:tc>
-          <w:tcPr>
-            <w:tcW w:type="dxa" w:w="1560"/>
-          </w:tcPr>
-          <w:p>
-            <w:pPr>
-              <w:jc w:val="center"/>
-            </w:pPr>
-            <w:r>
-              <w:rPr>
-                <w:rFonts w:ascii="Times New Roman" w:hAnsi="Times New Roman"/>
-                <w:sz w:val="18"/>
-              </w:rPr>
-              <w:t>21,317</w:t>
-            </w:r>
-          </w:p>
-        </w:tc>
-      </w:tr>
-      <w:tr>
-        <w:tc>
-          <w:tcPr>
-            <w:tcW w:type="dxa" w:w="1560"/>
-          </w:tcPr>
-          <w:p>
-            <w:r>
-              <w:rPr>
-                <w:rFonts w:ascii="Times New Roman" w:hAnsi="Times New Roman"/>
-                <w:sz w:val="18"/>
-              </w:rPr>
-              <w:t>Ophthalmology</w:t>
-            </w:r>
-          </w:p>
-        </w:tc>
-        <w:tc>
-          <w:tcPr>
-            <w:tcW w:type="dxa" w:w="1560"/>
-          </w:tcPr>
-          <w:p>
-            <w:pPr>
-              <w:jc w:val="center"/>
-            </w:pPr>
-            <w:r>
-              <w:rPr>
-                <w:rFonts w:ascii="Times New Roman" w:hAnsi="Times New Roman"/>
-                <w:sz w:val="18"/>
-              </w:rPr>
-              <w:t>13,436</w:t>
-            </w:r>
-          </w:p>
-        </w:tc>
-        <w:tc>
-          <w:tcPr>
-            <w:tcW w:type="dxa" w:w="1560"/>
-          </w:tcPr>
-          <w:p>
-            <w:pPr>
-              <w:jc w:val="center"/>
-            </w:pPr>
-            <w:r>
-              <w:rPr>
-                <w:rFonts w:ascii="Times New Roman" w:hAnsi="Times New Roman"/>
-                <w:sz w:val="18"/>
-              </w:rPr>
-              <w:t>13,957</w:t>
-            </w:r>
-          </w:p>
-        </w:tc>
-        <w:tc>
-          <w:tcPr>
-            <w:tcW w:type="dxa" w:w="1560"/>
-          </w:tcPr>
-          <w:p>
-            <w:pPr>
-              <w:jc w:val="center"/>
-            </w:pPr>
-            <w:r>
-              <w:rPr>
-                <w:rFonts w:ascii="Times New Roman" w:hAnsi="Times New Roman"/>
-                <w:sz w:val="18"/>
-              </w:rPr>
-              <w:t>14,058</w:t>
-            </w:r>
-          </w:p>
-        </w:tc>
-        <w:tc>
-          <w:tcPr>
-            <w:tcW w:type="dxa" w:w="1560"/>
-          </w:tcPr>
-          <w:p>
-            <w:pPr>
-              <w:jc w:val="center"/>
-            </w:pPr>
-            <w:r>
-              <w:rPr>
-                <w:rFonts w:ascii="Times New Roman" w:hAnsi="Times New Roman"/>
-                <w:sz w:val="18"/>
-              </w:rPr>
-              <w:t>14,430</w:t>
-            </w:r>
-          </w:p>
-        </w:tc>
-        <w:tc>
-          <w:tcPr>
-            <w:tcW w:type="dxa" w:w="1560"/>
-          </w:tcPr>
-          <w:p>
-            <w:pPr>
-              <w:jc w:val="center"/>
-            </w:pPr>
-            <w:r>
-              <w:rPr>
-                <w:rFonts w:ascii="Times New Roman" w:hAnsi="Times New Roman"/>
-                <w:sz w:val="18"/>
-              </w:rPr>
-              <w:t>14,730</w:t>
-            </w:r>
-          </w:p>
-        </w:tc>
-      </w:tr>
-      <w:tr>
-        <w:tc>
-          <w:tcPr>
-            <w:tcW w:type="dxa" w:w="1560"/>
-          </w:tcPr>
-          <w:p>
-            <w:r>
-              <w:rPr>
-                <w:rFonts w:ascii="Times New Roman" w:hAnsi="Times New Roman"/>
-                <w:sz w:val="18"/>
-              </w:rPr>
-              <w:t>Otolaryngology</w:t>
-            </w:r>
-          </w:p>
-        </w:tc>
-        <w:tc>
-          <w:tcPr>
-            <w:tcW w:type="dxa" w:w="1560"/>
-          </w:tcPr>
-          <w:p>
-            <w:pPr>
-              <w:jc w:val="center"/>
-            </w:pPr>
-            <w:r>
-              <w:rPr>
-                <w:rFonts w:ascii="Times New Roman" w:hAnsi="Times New Roman"/>
-                <w:sz w:val="18"/>
-              </w:rPr>
-              <w:t>9,330</w:t>
-            </w:r>
-          </w:p>
-        </w:tc>
-        <w:tc>
-          <w:tcPr>
-            <w:tcW w:type="dxa" w:w="1560"/>
-          </w:tcPr>
-          <w:p>
-            <w:pPr>
-              <w:jc w:val="center"/>
-            </w:pPr>
-            <w:r>
-              <w:rPr>
-                <w:rFonts w:ascii="Times New Roman" w:hAnsi="Times New Roman"/>
-                <w:sz w:val="18"/>
-              </w:rPr>
-              <w:t>9,460</w:t>
-            </w:r>
-          </w:p>
-        </w:tc>
-        <w:tc>
-          <w:tcPr>
-            <w:tcW w:type="dxa" w:w="1560"/>
-          </w:tcPr>
-          <w:p>
-            <w:pPr>
-              <w:jc w:val="center"/>
-            </w:pPr>
-            <w:r>
-              <w:rPr>
-                <w:rFonts w:ascii="Times New Roman" w:hAnsi="Times New Roman"/>
-                <w:sz w:val="18"/>
-              </w:rPr>
-              <w:t>9,520</w:t>
-            </w:r>
-          </w:p>
-        </w:tc>
-        <w:tc>
-          <w:tcPr>
-            <w:tcW w:type="dxa" w:w="1560"/>
-          </w:tcPr>
-          <w:p>
-            <w:pPr>
-              <w:jc w:val="center"/>
-            </w:pPr>
-            <w:r>
-              <w:rPr>
-                <w:rFonts w:ascii="Times New Roman" w:hAnsi="Times New Roman"/>
-                <w:sz w:val="18"/>
-              </w:rPr>
-              <w:t>9,744</w:t>
-            </w:r>
-          </w:p>
-        </w:tc>
-        <w:tc>
-          <w:tcPr>
-            <w:tcW w:type="dxa" w:w="1560"/>
-          </w:tcPr>
-          <w:p>
-            <w:pPr>
-              <w:jc w:val="center"/>
-            </w:pPr>
-            <w:r>
-              <w:rPr>
-                <w:rFonts w:ascii="Times New Roman" w:hAnsi="Times New Roman"/>
-                <w:sz w:val="18"/>
-              </w:rPr>
-              <w:t>9,984</w:t>
-            </w:r>
-          </w:p>
-        </w:tc>
-      </w:tr>
-      <w:tr>
-        <w:tc>
-          <w:tcPr>
-            <w:tcW w:type="dxa" w:w="1560"/>
-          </w:tcPr>
-          <w:p>
-            <w:r>
-              <w:rPr>
-                <w:rFonts w:ascii="Times New Roman" w:hAnsi="Times New Roman"/>
-                <w:sz w:val="18"/>
-              </w:rPr>
-              <w:t>Urology</w:t>
-            </w:r>
-          </w:p>
-        </w:tc>
-        <w:tc>
-          <w:tcPr>
-            <w:tcW w:type="dxa" w:w="1560"/>
-          </w:tcPr>
-          <w:p>
-            <w:pPr>
-              <w:jc w:val="center"/>
-            </w:pPr>
-            <w:r>
-              <w:rPr>
-                <w:rFonts w:ascii="Times New Roman" w:hAnsi="Times New Roman"/>
-                <w:sz w:val="18"/>
-              </w:rPr>
-              <w:t>8,069</w:t>
-            </w:r>
-          </w:p>
-        </w:tc>
-        <w:tc>
-          <w:tcPr>
-            <w:tcW w:type="dxa" w:w="1560"/>
-          </w:tcPr>
-          <w:p>
-            <w:pPr>
-              <w:jc w:val="center"/>
-            </w:pPr>
-            <w:r>
-              <w:rPr>
-                <w:rFonts w:ascii="Times New Roman" w:hAnsi="Times New Roman"/>
-                <w:sz w:val="18"/>
-              </w:rPr>
-              <w:t>9,333</w:t>
-            </w:r>
-          </w:p>
-        </w:tc>
-        <w:tc>
-          <w:tcPr>
-            <w:tcW w:type="dxa" w:w="1560"/>
-          </w:tcPr>
-          <w:p>
-            <w:pPr>
-              <w:jc w:val="center"/>
-            </w:pPr>
-            <w:r>
-              <w:rPr>
-                <w:rFonts w:ascii="Times New Roman" w:hAnsi="Times New Roman"/>
-                <w:sz w:val="18"/>
-              </w:rPr>
-              <w:t>9,425</w:t>
-            </w:r>
-          </w:p>
-        </w:tc>
-        <w:tc>
-          <w:tcPr>
-            <w:tcW w:type="dxa" w:w="1560"/>
-          </w:tcPr>
-          <w:p>
-            <w:pPr>
-              <w:jc w:val="center"/>
-            </w:pPr>
-            <w:r>
-              <w:rPr>
-                <w:rFonts w:ascii="Times New Roman" w:hAnsi="Times New Roman"/>
-                <w:sz w:val="18"/>
-              </w:rPr>
-              <w:t>9,766</w:t>
-            </w:r>
-          </w:p>
-        </w:tc>
-        <w:tc>
-          <w:tcPr>
-            <w:tcW w:type="dxa" w:w="1560"/>
-          </w:tcPr>
-          <w:p>
-            <w:pPr>
-              <w:jc w:val="center"/>
-            </w:pPr>
-            <w:r>
-              <w:rPr>
-                <w:rFonts w:ascii="Times New Roman" w:hAnsi="Times New Roman"/>
-                <w:sz w:val="18"/>
-              </w:rPr>
-              <w:t>9,849</w:t>
-            </w:r>
-          </w:p>
-        </w:tc>
-      </w:tr>
-      <w:tr>
-        <w:tc>
-          <w:tcPr>
-            <w:tcW w:type="dxa" w:w="1560"/>
-          </w:tcPr>
-          <w:p>
-            <w:r>
-              <w:rPr>
-                <w:rFonts w:ascii="Times New Roman" w:hAnsi="Times New Roman"/>
-                <w:sz w:val="18"/>
-              </w:rPr>
-              <w:t>Dermatology</w:t>
-            </w:r>
-          </w:p>
-        </w:tc>
-        <w:tc>
-          <w:tcPr>
-            <w:tcW w:type="dxa" w:w="1560"/>
-          </w:tcPr>
-          <w:p>
-            <w:pPr>
-              <w:jc w:val="center"/>
-            </w:pPr>
-            <w:r>
-              <w:rPr>
-                <w:rFonts w:ascii="Times New Roman" w:hAnsi="Times New Roman"/>
-                <w:sz w:val="18"/>
-              </w:rPr>
-              <w:t>10,043</w:t>
-            </w:r>
-          </w:p>
-        </w:tc>
-        <w:tc>
-          <w:tcPr>
-            <w:tcW w:type="dxa" w:w="1560"/>
-          </w:tcPr>
-          <w:p>
-            <w:pPr>
-              <w:jc w:val="center"/>
-            </w:pPr>
-            <w:r>
-              <w:rPr>
-                <w:rFonts w:ascii="Times New Roman" w:hAnsi="Times New Roman"/>
-                <w:sz w:val="18"/>
-              </w:rPr>
-              <w:t>11,411</w:t>
-            </w:r>
-          </w:p>
-        </w:tc>
-        <w:tc>
-          <w:tcPr>
-            <w:tcW w:type="dxa" w:w="1560"/>
-          </w:tcPr>
-          <w:p>
-            <w:pPr>
-              <w:jc w:val="center"/>
-            </w:pPr>
-            <w:r>
-              <w:rPr>
-                <w:rFonts w:ascii="Times New Roman" w:hAnsi="Times New Roman"/>
-                <w:sz w:val="18"/>
-              </w:rPr>
-              <w:t>11,479</w:t>
-            </w:r>
-          </w:p>
-        </w:tc>
-        <w:tc>
-          <w:tcPr>
-            <w:tcW w:type="dxa" w:w="1560"/>
-          </w:tcPr>
-          <w:p>
-            <w:pPr>
-              <w:jc w:val="center"/>
-            </w:pPr>
-            <w:r>
-              <w:rPr>
-                <w:rFonts w:ascii="Times New Roman" w:hAnsi="Times New Roman"/>
-                <w:sz w:val="18"/>
-              </w:rPr>
-              <w:t>11,732</w:t>
-            </w:r>
-          </w:p>
-        </w:tc>
-        <w:tc>
-          <w:tcPr>
-            <w:tcW w:type="dxa" w:w="1560"/>
-          </w:tcPr>
-          <w:p>
-            <w:pPr>
-              <w:jc w:val="center"/>
-            </w:pPr>
-            <w:r>
-              <w:rPr>
-                <w:rFonts w:ascii="Times New Roman" w:hAnsi="Times New Roman"/>
-                <w:sz w:val="18"/>
-              </w:rPr>
-              <w:t>12,042</w:t>
-            </w:r>
-          </w:p>
-        </w:tc>
-      </w:tr>
-      <w:tr>
-        <w:tc>
-          <w:tcPr>
-            <w:tcW w:type="dxa" w:w="1560"/>
-          </w:tcPr>
-          <w:p>
-            <w:r>
-              <w:rPr>
-                <w:rFonts w:ascii="Times New Roman" w:hAnsi="Times New Roman"/>
-                <w:sz w:val="18"/>
-              </w:rPr>
-              <w:t>Anaesthesiology</w:t>
-            </w:r>
-          </w:p>
-        </w:tc>
-        <w:tc>
-          <w:tcPr>
-            <w:tcW w:type="dxa" w:w="1560"/>
-          </w:tcPr>
-          <w:p>
-            <w:pPr>
-              <w:jc w:val="center"/>
-            </w:pPr>
-            <w:r>
-              <w:rPr>
-                <w:rFonts w:ascii="Times New Roman" w:hAnsi="Times New Roman"/>
-                <w:sz w:val="18"/>
-              </w:rPr>
-              <w:t>10,628</w:t>
-            </w:r>
-          </w:p>
-        </w:tc>
-        <w:tc>
-          <w:tcPr>
-            <w:tcW w:type="dxa" w:w="1560"/>
-          </w:tcPr>
-          <w:p>
-            <w:pPr>
-              <w:jc w:val="center"/>
-            </w:pPr>
-            <w:r>
-              <w:rPr>
-                <w:rFonts w:ascii="Times New Roman" w:hAnsi="Times New Roman"/>
-                <w:sz w:val="18"/>
-              </w:rPr>
-              <w:t>13,699</w:t>
-            </w:r>
-          </w:p>
-        </w:tc>
-        <w:tc>
-          <w:tcPr>
-            <w:tcW w:type="dxa" w:w="1560"/>
-          </w:tcPr>
-          <w:p>
-            <w:pPr>
-              <w:jc w:val="center"/>
-            </w:pPr>
-            <w:r>
-              <w:rPr>
-                <w:rFonts w:ascii="Times New Roman" w:hAnsi="Times New Roman"/>
-                <w:sz w:val="18"/>
-              </w:rPr>
-              <w:t>13,745</w:t>
-            </w:r>
-          </w:p>
-        </w:tc>
-        <w:tc>
-          <w:tcPr>
-            <w:tcW w:type="dxa" w:w="1560"/>
-          </w:tcPr>
-          <w:p>
-            <w:pPr>
-              <w:jc w:val="center"/>
-            </w:pPr>
-            <w:r>
-              <w:rPr>
-                <w:rFonts w:ascii="Times New Roman" w:hAnsi="Times New Roman"/>
-                <w:sz w:val="18"/>
-              </w:rPr>
-              <w:t>13,915</w:t>
-            </w:r>
-          </w:p>
-        </w:tc>
-        <w:tc>
-          <w:tcPr>
-            <w:tcW w:type="dxa" w:w="1560"/>
-          </w:tcPr>
-          <w:p>
-            <w:pPr>
-              <w:jc w:val="center"/>
-            </w:pPr>
-            <w:r>
-              <w:rPr>
-                <w:rFonts w:ascii="Times New Roman" w:hAnsi="Times New Roman"/>
-                <w:sz w:val="18"/>
-              </w:rPr>
-              <w:t>14,458</w:t>
-            </w:r>
-          </w:p>
-        </w:tc>
-      </w:tr>
-      <w:tr>
-        <w:tc>
-          <w:tcPr>
-            <w:tcW w:type="dxa" w:w="1560"/>
-          </w:tcPr>
-          <w:p>
-            <w:r>
-              <w:rPr>
-                <w:rFonts w:ascii="Times New Roman" w:hAnsi="Times New Roman"/>
-                <w:sz w:val="18"/>
-              </w:rPr>
-              <w:t>All specialties</w:t>
-            </w:r>
-          </w:p>
-        </w:tc>
-        <w:tc>
-          <w:tcPr>
-            <w:tcW w:type="dxa" w:w="1560"/>
-          </w:tcPr>
-          <w:p>
-            <w:pPr>
-              <w:jc w:val="center"/>
-            </w:pPr>
-            <w:r>
-              <w:rPr>
-                <w:rFonts w:ascii="Times New Roman" w:hAnsi="Times New Roman"/>
-                <w:sz w:val="18"/>
-              </w:rPr>
-              <w:t>279,281</w:t>
-            </w:r>
-          </w:p>
-        </w:tc>
-        <w:tc>
-          <w:tcPr>
-            <w:tcW w:type="dxa" w:w="1560"/>
-          </w:tcPr>
-          <w:p>
-            <w:pPr>
-              <w:jc w:val="center"/>
-            </w:pPr>
-            <w:r>
-              <w:rPr>
-                <w:rFonts w:ascii="Times New Roman" w:hAnsi="Times New Roman"/>
-                <w:sz w:val="18"/>
-              </w:rPr>
-              <w:t>308,815</w:t>
-            </w:r>
-          </w:p>
-        </w:tc>
-        <w:tc>
-          <w:tcPr>
-            <w:tcW w:type="dxa" w:w="1560"/>
-          </w:tcPr>
-          <w:p>
-            <w:pPr>
-              <w:jc w:val="center"/>
-            </w:pPr>
-            <w:r>
-              <w:rPr>
-                <w:rFonts w:ascii="Times New Roman" w:hAnsi="Times New Roman"/>
-                <w:sz w:val="18"/>
-              </w:rPr>
-              <w:t>312,218</w:t>
-            </w:r>
-          </w:p>
-        </w:tc>
-        <w:tc>
-          <w:tcPr>
-            <w:tcW w:type="dxa" w:w="1560"/>
-          </w:tcPr>
-          <w:p>
-            <w:pPr>
-              <w:jc w:val="center"/>
-            </w:pPr>
-            <w:r>
-              <w:rPr>
-                <w:rFonts w:ascii="Times New Roman" w:hAnsi="Times New Roman"/>
-                <w:sz w:val="18"/>
-              </w:rPr>
-              <w:t>325,021</w:t>
-            </w:r>
-          </w:p>
-        </w:tc>
-        <w:tc>
-          <w:tcPr>
-            <w:tcW w:type="dxa" w:w="1560"/>
-          </w:tcPr>
-          <w:p>
-            <w:pPr>
-              <w:jc w:val="center"/>
-            </w:pPr>
-            <w:r>
-              <w:rPr>
-                <w:rFonts w:ascii="Times New Roman" w:hAnsi="Times New Roman"/>
-                <w:sz w:val="18"/>
-              </w:rPr>
-              <w:t>325,915</w:t>
-            </w:r>
-          </w:p>
-        </w:tc>
-      </w:tr>
-    </w:tbl>
-    <w:p/>
     <w:p>
       <w:pPr>
         <w:spacing w:before="280" w:after="120"/>

--- a/medical_accident_its_analysis/manuscript/ha_manuscript_en.docx
+++ b/medical_accident_its_analysis/manuscript/ha_manuscript_en.docx
@@ -37,7 +37,7 @@
           <w:rFonts w:ascii="Times New Roman" w:hAnsi="Times New Roman"/>
           <w:sz w:val="24"/>
         </w:rPr>
-        <w:t>Specialty maldistribution is a global healthcare workforce-allocation problem, and many health systems assume that malpractice-litigation risk pushes physicians away from high-risk specialties. We used this question as a test case for a transparent, reproducible decision-analytics framework that evaluates a proposed workforce policy lever while avoiding size confounding and interpolation artifacts in sparse administrative panels. Using national primary data for 12 specialties in Japan (2008–2024), we measured exposure as closed malpractice claims per 1,000 physicians (rate, not count) and regressed biennial log-change in physicians and hospitals on the lagged litigation rate in a panel with specialty and wave fixed effects, cluster-robust standard errors with a small-cluster t(G-1) correction, a cluster block-bootstrap robustness check, two one-sided equivalence (TOST) tests, and power diagnostics. The workforce grew in 11 of 12 specialties; general surgery, which changed by -2.3%, was the exception. Litigation rate was not associated with physician growth (coefficient -0.0009; 95% CI -0.0043 to +0.0025; p=0.56) or hospital growth (p=0.90). A one-SD higher rate changed physician growth by less than ±1% (TOST p=0.023; less than ±2% was p=&lt;0.001); the minimum detectable effect was 1.08% per SD at 80% power. Hospital growth was within ±2% (p=0.002) but not the stricter ±1% margin (p=0.059). Sensitivity analyses were unchanged. Specialty-level litigation risk is not associated with workforce decline in these national data. The decision-analytics framework is exportable to other healthcare workforce-policy levers.</w:t>
+        <w:t>Specialty maldistribution is a global healthcare workforce-allocation problem, and many health systems assume that malpractice-litigation risk pushes physicians away from high-risk specialties. We used this question as a test case for a transparent, reproducible decision-analytics and operations-research framework that evaluates a proposed workforce policy lever while avoiding size confounding and interpolation artifacts in sparse administrative panels. Using national primary data for 12 specialties in Japan (2008–2024), we measured exposure as closed malpractice claims per 1,000 physicians (rate, not count) and regressed biennial log-change in physicians and hospitals on the lagged litigation rate in a panel with specialty and wave fixed effects, cluster-robust standard errors with a small-cluster t(G-1) correction, a cluster block-bootstrap robustness check, two one-sided equivalence (TOST) tests, and power diagnostics. The workforce grew in 11 of 12 specialties; general surgery, which changed by -2.3%, was the exception. Litigation rate was not associated with physician growth (coefficient -0.0009; 95% CI -0.0043 to +0.0025; p=0.56) or hospital growth (p=0.90). A one-SD higher rate changed physician growth by less than ±1% (TOST p=0.023; less than ±2% was p=&lt;0.001); the minimum detectable effect was 1.08% per SD at 80% power. Hospital growth was within ±2% (p=0.002) but not the stricter ±1% margin (p=0.059). Sensitivity analyses were unchanged. Specialty-level litigation risk is not associated with workforce decline in these national data. The decision-analytics and operations-research framework is exportable to other healthcare workforce-policy levers.</w:t>
       </w:r>
     </w:p>
     <w:p>
@@ -58,7 +58,7 @@
           <w:i w:val="0"/>
           <w:sz w:val="24"/>
         </w:rPr>
-        <w:t>malpractice litigation; physician workforce; specialty maldistribution; equivalence testing; healthcare analytics</w:t>
+        <w:t>malpractice litigation; physician workforce; specialty maldistribution; equivalence testing; healthcare decision analytics; operations research</w:t>
       </w:r>
     </w:p>
     <w:p>
@@ -130,7 +130,7 @@
           <w:i w:val="0"/>
           <w:sz w:val="24"/>
         </w:rPr>
-        <w:t>Prior work in this area often related raw annual counts of incidents or lawsuits to raw counts of physicians or facilities. Two features make such designs prone to spurious association. First, counts are not adjusted for specialty size: a larger specialty mechanically accumulates more procedures, more claims and more physicians, so count-based associations can arise without any behavioural mechanism. Second, the physician census is collected only biennially; interpolating it to an annual series and analysing it as if each year were an independent observation inflates the degrees of freedom of any lag-based method. These pitfalls are not unique to malpractice research; they arise whenever administrative counts are used to infer behavioural responses in healthcare organisations. From a decision-analytics perspective, the relevant question is not whether litigation risk is correlated with raw counts, but whether it is a policy lever that workforce planners can use to shift specialty supply. We therefore treat the litigation-workforce question as a test case for a transparent, reproducible decision-analytics framework for healthcare workforce allocation and resource planning.</w:t>
+        <w:t>Prior work in this area often related raw annual counts of incidents or lawsuits to raw counts of physicians or facilities. Two features make such designs prone to spurious association. First, counts are not adjusted for specialty size: a larger specialty mechanically accumulates more procedures, more claims and more physicians, so count-based associations can arise without any behavioural mechanism. Second, the physician census is collected only biennially; interpolating it to an annual series and analysing it as if each year were an independent observation inflates the degrees of freedom of any lag-based method. These pitfalls are not unique to malpractice research; they arise whenever administrative counts are used to infer behavioural responses in healthcare organisations. From a decision-analytics perspective, the relevant question is not whether litigation risk is correlated with raw counts, but whether it is a policy lever that workforce planners can use to shift specialty supply. We therefore treat the litigation-workforce question as a test case for a transparent, reproducible decision-analytics and operations-research framework for healthcare workforce allocation and resource planning. This is, to our knowledge, the first application of pre-specified equivalence testing and small-cluster inference diagnostics to the malpractice-litigation workforce literature.</w:t>
       </w:r>
     </w:p>
     <w:p>
@@ -624,7 +624,7 @@
           <w:i w:val="0"/>
           <w:sz w:val="24"/>
         </w:rPr>
-        <w:t>To translate the regression results into a decision-analytics output, we projected physician counts to 2034 under three stylised policy levers. The baseline used each specialty's observed mean biennial log-growth from 2004 to 2024. The two litigation-reduction levers set the litigation rate to zero and applied the point estimate and the 95% lower-bound coefficient, respectively, so they show both the central projection and the most favourable effect consistent with the data. The third lever added the minimum detectable per-SD effect (1.08% per biennium) to baseline growth as a benchmark for the smallest policy effect this panel could detect with 80% power. The projections are deterministic counterfactuals, not forecasts, and are reported as the marginal percent change in 2034 relative to the baseline drift.</w:t>
+        <w:t>To translate the regression results into a decision-analytics and operations-research output, we projected physician counts to 2034 under three stylised policy levers. The baseline used each specialty's observed mean biennial log-growth from 2004 to 2024. The two litigation-reduction levers set the litigation rate to zero and applied the point estimate and the 95% lower-bound coefficient, respectively, so they show both the central projection and the most favourable effect consistent with the data. The third lever added the minimum detectable per-SD effect (1.08% per biennium) to baseline growth as a benchmark for the smallest policy effect this panel could detect with 80% power. The projections are deterministic counterfactuals, not forecasts, and are reported as the marginal percent change in 2034 relative to the baseline drift.</w:t>
       </w:r>
     </w:p>
     <w:p>
@@ -3765,7 +3765,7 @@
           <w:i w:val="0"/>
           <w:sz w:val="24"/>
         </w:rPr>
-        <w:t>The framework we used is intentionally general. Specialty physician workforce allocation is a recurring healthcare decision problem, and the same sensitivity-analysis steps—rate adjustment to remove size confounding, measured-only panels to avoid interpolation, equivalence testing with policy-relevant margins, and small-cluster inference—can be applied to other proposed levers, such as fee schedules, regional quotas, or training subsidies. The analytic contribution is therefore not the malpractice finding itself but a transparent, reproducible workflow that helps decision-makers distinguish meaningful workforce effects from spurious count- or interpolation-based associations.</w:t>
+        <w:t>The framework we used is intentionally general and falls within healthcare operations research and decision analytics. Specialty physician workforce allocation is a recurring healthcare decision problem, and the same sensitivity-analysis steps—rate adjustment to remove size confounding, measured-only panels to avoid interpolation, equivalence testing with policy-relevant margins, and small-cluster inference—can be applied to other proposed levers, such as fee schedules, regional quotas, or training subsidies. The analytic contribution is therefore not the malpractice finding itself but a transparent, reproducible decision-support workflow that helps planners distinguish meaningful workforce effects from spurious count- or interpolation-based associations.</w:t>
       </w:r>
     </w:p>
     <w:p>

--- a/medical_accident_its_analysis/manuscript/ha_manuscript_en.docx
+++ b/medical_accident_its_analysis/manuscript/ha_manuscript_en.docx
@@ -315,6 +315,27 @@
           <w:i w:val="0"/>
           <w:sz w:val="24"/>
         </w:rPr>
+        <w:t>As context for the specialty-training pipeline, first-year specialist-trainee (senkoi) counts in 2018 and counts of physicians 3–5 years after medical registration in 2014 were summarised by specialty; coverage rates range widely across the 12 primary fields (Supplementary Table 8).</w:t>
+      </w:r>
+      <w:r>
+        <w:rPr>
+          <w:rFonts w:ascii="Times New Roman" w:hAnsi="Times New Roman"/>
+          <w:vertAlign w:val="superscript"/>
+        </w:rPr>
+        <w:t>[13-14]</w:t>
+      </w:r>
+    </w:p>
+    <w:p>
+      <w:pPr>
+        <w:spacing w:line="480" w:lineRule="auto" w:after="120"/>
+      </w:pPr>
+      <w:r>
+        <w:rPr>
+          <w:rFonts w:ascii="Times New Roman" w:hAnsi="Times New Roman"/>
+          <w:b w:val="0"/>
+          <w:i w:val="0"/>
+          <w:sz w:val="24"/>
+        </w:rPr>
         <w:t>Physician counts use the principal specialty classification; broad categories were matched to the Supreme Court's specialty labels, and subspecialties were aggregated in code. Because the Court assigns multi-specialty cases to a single principal specialty and states that the counts do not represent the intrinsic risk of each specialty, we treat litigation as an exposure signal rather than a measure of incident risk.</w:t>
       </w:r>
       <w:r>
@@ -338,7 +359,7 @@
           <w:rFonts w:ascii="Times New Roman" w:hAnsi="Times New Roman"/>
           <w:vertAlign w:val="superscript"/>
         </w:rPr>
-        <w:t>[13]</w:t>
+        <w:t>[15]</w:t>
       </w:r>
       <w:r>
         <w:rPr>
@@ -380,7 +401,7 @@
           <w:rFonts w:ascii="Times New Roman" w:hAnsi="Times New Roman"/>
           <w:vertAlign w:val="superscript"/>
         </w:rPr>
-        <w:t>[14]</w:t>
+        <w:t>[16]</w:t>
       </w:r>
       <w:r>
         <w:rPr>
@@ -645,7 +666,7 @@
           <w:rFonts w:ascii="Times New Roman" w:hAnsi="Times New Roman"/>
           <w:vertAlign w:val="superscript"/>
         </w:rPr>
-        <w:t>[15]</w:t>
+        <w:t>[17]</w:t>
       </w:r>
       <w:r>
         <w:rPr>
@@ -3206,7 +3227,7 @@
           <w:rFonts w:ascii="Times New Roman" w:hAnsi="Times New Roman"/>
           <w:vertAlign w:val="superscript"/>
         </w:rPr>
-        <w:t>[13]</w:t>
+        <w:t>[15]</w:t>
       </w:r>
       <w:r>
         <w:rPr>
@@ -3371,7 +3392,7 @@
           <w:rFonts w:ascii="Times New Roman" w:hAnsi="Times New Roman"/>
           <w:vertAlign w:val="superscript"/>
         </w:rPr>
-        <w:t>[16-18]</w:t>
+        <w:t>[18-20]</w:t>
       </w:r>
     </w:p>
     <w:p>
@@ -3406,7 +3427,7 @@
           <w:rFonts w:ascii="Times New Roman" w:hAnsi="Times New Roman"/>
           <w:vertAlign w:val="superscript"/>
         </w:rPr>
-        <w:t>[19]</w:t>
+        <w:t>[21]</w:t>
       </w:r>
       <w:r>
         <w:rPr>
@@ -3422,7 +3443,7 @@
           <w:rFonts w:ascii="Times New Roman" w:hAnsi="Times New Roman"/>
           <w:vertAlign w:val="superscript"/>
         </w:rPr>
-        <w:t>[20]</w:t>
+        <w:t>[22]</w:t>
       </w:r>
       <w:r>
         <w:rPr>
@@ -3438,7 +3459,7 @@
           <w:rFonts w:ascii="Times New Roman" w:hAnsi="Times New Roman"/>
           <w:vertAlign w:val="superscript"/>
         </w:rPr>
-        <w:t>[21]</w:t>
+        <w:t>[23]</w:t>
       </w:r>
       <w:r>
         <w:rPr>
@@ -3468,7 +3489,7 @@
           <w:rFonts w:ascii="Times New Roman" w:hAnsi="Times New Roman"/>
           <w:vertAlign w:val="superscript"/>
         </w:rPr>
-        <w:t>[22]</w:t>
+        <w:t>[24]</w:t>
       </w:r>
       <w:r>
         <w:rPr>
@@ -3484,7 +3505,7 @@
           <w:rFonts w:ascii="Times New Roman" w:hAnsi="Times New Roman"/>
           <w:vertAlign w:val="superscript"/>
         </w:rPr>
-        <w:t>[23]</w:t>
+        <w:t>[25]</w:t>
       </w:r>
       <w:r>
         <w:rPr>
@@ -3514,7 +3535,7 @@
           <w:rFonts w:ascii="Times New Roman" w:hAnsi="Times New Roman"/>
           <w:vertAlign w:val="superscript"/>
         </w:rPr>
-        <w:t>[16-17]</w:t>
+        <w:t>[18-19]</w:t>
       </w:r>
       <w:r>
         <w:rPr>
@@ -3530,7 +3551,7 @@
           <w:rFonts w:ascii="Times New Roman" w:hAnsi="Times New Roman"/>
           <w:vertAlign w:val="superscript"/>
         </w:rPr>
-        <w:t>[18]</w:t>
+        <w:t>[20]</w:t>
       </w:r>
       <w:r>
         <w:rPr>
@@ -3560,7 +3581,7 @@
           <w:rFonts w:ascii="Times New Roman" w:hAnsi="Times New Roman"/>
           <w:vertAlign w:val="superscript"/>
         </w:rPr>
-        <w:t>[24]</w:t>
+        <w:t>[26]</w:t>
       </w:r>
       <w:r>
         <w:rPr>
@@ -3590,7 +3611,7 @@
           <w:rFonts w:ascii="Times New Roman" w:hAnsi="Times New Roman"/>
           <w:vertAlign w:val="superscript"/>
         </w:rPr>
-        <w:t>[25]</w:t>
+        <w:t>[27]</w:t>
       </w:r>
       <w:r>
         <w:rPr>
@@ -3606,7 +3627,7 @@
           <w:rFonts w:ascii="Times New Roman" w:hAnsi="Times New Roman"/>
           <w:vertAlign w:val="superscript"/>
         </w:rPr>
-        <w:t>[26]</w:t>
+        <w:t>[28]</w:t>
       </w:r>
       <w:r>
         <w:rPr>
@@ -3636,7 +3657,7 @@
           <w:rFonts w:ascii="Times New Roman" w:hAnsi="Times New Roman"/>
           <w:vertAlign w:val="superscript"/>
         </w:rPr>
-        <w:t>[27]</w:t>
+        <w:t>[29]</w:t>
       </w:r>
       <w:r>
         <w:rPr>
@@ -3652,7 +3673,7 @@
           <w:rFonts w:ascii="Times New Roman" w:hAnsi="Times New Roman"/>
           <w:vertAlign w:val="superscript"/>
         </w:rPr>
-        <w:t>[28]</w:t>
+        <w:t>[30]</w:t>
       </w:r>
       <w:r>
         <w:rPr>
@@ -3696,7 +3717,7 @@
           <w:rFonts w:ascii="Times New Roman" w:hAnsi="Times New Roman"/>
           <w:vertAlign w:val="superscript"/>
         </w:rPr>
-        <w:t>[29]</w:t>
+        <w:t>[31]</w:t>
       </w:r>
       <w:r>
         <w:rPr>
@@ -3712,7 +3733,7 @@
           <w:rFonts w:ascii="Times New Roman" w:hAnsi="Times New Roman"/>
           <w:vertAlign w:val="superscript"/>
         </w:rPr>
-        <w:t>[30]</w:t>
+        <w:t>[32]</w:t>
       </w:r>
       <w:r>
         <w:rPr>
@@ -3742,7 +3763,7 @@
           <w:rFonts w:ascii="Times New Roman" w:hAnsi="Times New Roman"/>
           <w:vertAlign w:val="superscript"/>
         </w:rPr>
-        <w:t>[31]</w:t>
+        <w:t>[33]</w:t>
       </w:r>
       <w:r>
         <w:rPr>
@@ -4053,7 +4074,7 @@
           <w:rFonts w:ascii="Times New Roman" w:hAnsi="Times New Roman"/>
           <w:sz w:val="20"/>
         </w:rPr>
-        <w:t>13. Act on the Promotion of Medical Safety; Medical Accident Investigation System (2015). Tokyo: MHLW; 2015.</w:t>
+        <w:t>13. Ministry of Health, Labour and Welfare. 新専門医制度における専攻医の採用状況等について（平成30年度新専門医制度スタートに向けて）. Tokyo: MHLW; 2018. Available from: https://www.mhlw.go.jp/content/10803000/000452411.pdf (accessed 15 August 2026).</w:t>
       </w:r>
     </w:p>
     <w:p>
@@ -4065,7 +4086,7 @@
           <w:rFonts w:ascii="Times New Roman" w:hAnsi="Times New Roman"/>
           <w:sz w:val="20"/>
         </w:rPr>
-        <w:t>14. Angrist JD, Pischke JS. Mostly Harmless Econometrics. Princeton: Princeton University Press; 2009.</w:t>
+        <w:t>14. Ministry of Health, Labour and Welfare. 医籍登録後３～５年目の医師数（主たる診療科別）. Tokyo: MHLW; 2015. Available from: https://www.mhlw.go.jp/file/06-Seisakujouhou-10800000-Iseikyoku/323.pdf (accessed 15 August 2026).</w:t>
       </w:r>
     </w:p>
     <w:p>
@@ -4077,7 +4098,7 @@
           <w:rFonts w:ascii="Times New Roman" w:hAnsi="Times New Roman"/>
           <w:sz w:val="20"/>
         </w:rPr>
-        <w:t>15. Cameron AC, Miller DL. A practitioner's guide to cluster-robust inference. J Hum Resour. 2015;50(2):317-372.</w:t>
+        <w:t>15. Act on the Promotion of Medical Safety; Medical Accident Investigation System (2015). Tokyo: MHLW; 2015.</w:t>
       </w:r>
     </w:p>
     <w:p>
@@ -4089,7 +4110,7 @@
           <w:rFonts w:ascii="Times New Roman" w:hAnsi="Times New Roman"/>
           <w:sz w:val="20"/>
         </w:rPr>
-        <w:t>16. Tversky A, Kahneman D. Availability: a heuristic for judging frequency and probability. Cogn Psychol. 1973;5(2):207-232.</w:t>
+        <w:t>16. Angrist JD, Pischke JS. Mostly Harmless Econometrics. Princeton: Princeton University Press; 2009.</w:t>
       </w:r>
     </w:p>
     <w:p>
@@ -4101,7 +4122,7 @@
           <w:rFonts w:ascii="Times New Roman" w:hAnsi="Times New Roman"/>
           <w:sz w:val="20"/>
         </w:rPr>
-        <w:t>17. Kahneman D, Tversky A. Prospect theory: an analysis of decision under risk. Econometrica. 1979;47(2):263-291.</w:t>
+        <w:t>17. Cameron AC, Miller DL. A practitioner's guide to cluster-robust inference. J Hum Resour. 2015;50(2):317-372.</w:t>
       </w:r>
     </w:p>
     <w:p>
@@ -4113,7 +4134,7 @@
           <w:rFonts w:ascii="Times New Roman" w:hAnsi="Times New Roman"/>
           <w:sz w:val="20"/>
         </w:rPr>
-        <w:t>18. Samuelson W, Zeckhauser R. Status quo bias in decision making. J Risk Uncertain. 1988;1(1):7-59.</w:t>
+        <w:t>18. Tversky A, Kahneman D. Availability: a heuristic for judging frequency and probability. Cogn Psychol. 1973;5(2):207-232.</w:t>
       </w:r>
     </w:p>
     <w:p>
@@ -4125,7 +4146,7 @@
           <w:rFonts w:ascii="Times New Roman" w:hAnsi="Times New Roman"/>
           <w:sz w:val="20"/>
         </w:rPr>
-        <w:t>19. Matsa DA. Does malpractice liability keep the doctor away? Evidence from tort reform damage caps. J Legal Stud. 2007;36(S2):S143-S182.</w:t>
+        <w:t>19. Kahneman D, Tversky A. Prospect theory: an analysis of decision under risk. Econometrica. 1979;47(2):263-291.</w:t>
       </w:r>
     </w:p>
     <w:p>
@@ -4137,7 +4158,7 @@
           <w:rFonts w:ascii="Times New Roman" w:hAnsi="Times New Roman"/>
           <w:sz w:val="20"/>
         </w:rPr>
-        <w:t>20. Hyman DA, Silver C, Black B, Paik M. Does tort reform affect physician supply? Evidence from Texas. Int Rev Law Econ. 2015;42:203-218.</w:t>
+        <w:t>20. Samuelson W, Zeckhauser R. Status quo bias in decision making. J Risk Uncertain. 1988;1(1):7-59.</w:t>
       </w:r>
     </w:p>
     <w:p>
@@ -4149,7 +4170,7 @@
           <w:rFonts w:ascii="Times New Roman" w:hAnsi="Times New Roman"/>
           <w:sz w:val="20"/>
         </w:rPr>
-        <w:t>21. Frakes MD, Frank MB, Seabury SA. The effect of malpractice law on physician supply: Evidence from negligence-standard reforms. J Health Econ. 2020;70:1-16.</w:t>
+        <w:t>21. Matsa DA. Does malpractice liability keep the doctor away? Evidence from tort reform damage caps. J Legal Stud. 2007;36(S2):S143-S182.</w:t>
       </w:r>
     </w:p>
     <w:p>
@@ -4161,7 +4182,7 @@
           <w:rFonts w:ascii="Times New Roman" w:hAnsi="Times New Roman"/>
           <w:sz w:val="20"/>
         </w:rPr>
-        <w:t>22. Kessler DP, McClellan MB. Do doctors practice defensive medicine?. Q J Econ. 1996;111(2):353-390.</w:t>
+        <w:t>22. Hyman DA, Silver C, Black B, Paik M. Does tort reform affect physician supply? Evidence from Texas. Int Rev Law Econ. 2015;42:203-218.</w:t>
       </w:r>
     </w:p>
     <w:p>
@@ -4173,7 +4194,7 @@
           <w:rFonts w:ascii="Times New Roman" w:hAnsi="Times New Roman"/>
           <w:sz w:val="20"/>
         </w:rPr>
-        <w:t>23. Sloan FA, Shadle JH. Is there empirical evidence for "Defensive Medicine"? A reassessment. J Health Econ. 2008;27(2):481-491.</w:t>
+        <w:t>23. Frakes MD, Frank MB, Seabury SA. The effect of malpractice law on physician supply: Evidence from negligence-standard reforms. J Health Econ. 2020;70:1-16.</w:t>
       </w:r>
     </w:p>
     <w:p>
@@ -4185,7 +4206,7 @@
           <w:rFonts w:ascii="Times New Roman" w:hAnsi="Times New Roman"/>
           <w:sz w:val="20"/>
         </w:rPr>
-        <w:t>24. Taniguchi K, Watari T, Nagoshi K. Characteristics and trends of medical malpractice claims in Japan between 2006 and 2021. PLoS One. 2023;18(12):e0296155.</w:t>
+        <w:t>24. Kessler DP, McClellan MB. Do doctors practice defensive medicine?. Q J Econ. 1996;111(2):353-390.</w:t>
       </w:r>
     </w:p>
     <w:p>
@@ -4197,7 +4218,7 @@
           <w:rFonts w:ascii="Times New Roman" w:hAnsi="Times New Roman"/>
           <w:sz w:val="20"/>
         </w:rPr>
-        <w:t>25. Hasegawa J, Toyokawa S, Ikenoue T, et al. Relevant obstetric factors for cerebral palsy: from the Nationwide Obstetric Compensation System in Japan. PLoS One. 2016;11(1):e0148122.</w:t>
+        <w:t>25. Sloan FA, Shadle JH. Is there empirical evidence for "Defensive Medicine"? A reassessment. J Health Econ. 2008;27(2):481-491.</w:t>
       </w:r>
     </w:p>
     <w:p>
@@ -4209,7 +4230,7 @@
           <w:rFonts w:ascii="Times New Roman" w:hAnsi="Times New Roman"/>
           <w:sz w:val="20"/>
         </w:rPr>
-        <w:t>26. Morita H. Criminal prosecution and physician supply. Int Rev Law Econ. 2018;55:1-11.</w:t>
+        <w:t>26. Taniguchi K, Watari T, Nagoshi K. Characteristics and trends of medical malpractice claims in Japan between 2006 and 2021. PLoS One. 2023;18(12):e0296155.</w:t>
       </w:r>
     </w:p>
     <w:p>
@@ -4221,7 +4242,7 @@
           <w:rFonts w:ascii="Times New Roman" w:hAnsi="Times New Roman"/>
           <w:sz w:val="20"/>
         </w:rPr>
-        <w:t>27. Kamijo K, Wada Y, Ishida K, Warsof SL, Saade G, Kawakita T. Medical-legal claims in obstetrics and gynecology: Japan versus the United States. J Healthc Risk Manag. 2025;44(4):5-11. doi:10.1002/jhrm.70001.</w:t>
+        <w:t>27. Hasegawa J, Toyokawa S, Ikenoue T, et al. Relevant obstetric factors for cerebral palsy: from the Nationwide Obstetric Compensation System in Japan. PLoS One. 2016;11(1):e0148122.</w:t>
       </w:r>
     </w:p>
     <w:p>
@@ -4233,7 +4254,7 @@
           <w:rFonts w:ascii="Times New Roman" w:hAnsi="Times New Roman"/>
           <w:sz w:val="20"/>
         </w:rPr>
-        <w:t>28. Lin PL, Huang JP, Fujii T, Cho EH, Huang MC. A survey of specialty choice among obstetrics and gynecology residents in Japan, Korea, and Taiwan. J Obstet Gynaecol Res. 2022;48(7):1968-1977.</w:t>
+        <w:t>28. Morita H. Criminal prosecution and physician supply. Int Rev Law Econ. 2018;55:1-11.</w:t>
       </w:r>
     </w:p>
     <w:p>
@@ -4245,7 +4266,7 @@
           <w:rFonts w:ascii="Times New Roman" w:hAnsi="Times New Roman"/>
           <w:sz w:val="20"/>
         </w:rPr>
-        <w:t>29. Bismark M, Paterson R. No-fault compensation in New Zealand: harmonizing injury compensation, provider accountability, and patient safety. Health Aff. 2006;25(1):278-286.</w:t>
+        <w:t>29. Kamijo K, Wada Y, Ishida K, Warsof SL, Saade G, Kawakita T. Medical-legal claims in obstetrics and gynecology: Japan versus the United States. J Healthc Risk Manag. 2025;44(4):5-11. doi:10.1002/jhrm.70001.</w:t>
       </w:r>
     </w:p>
     <w:p>
@@ -4257,7 +4278,7 @@
           <w:rFonts w:ascii="Times New Roman" w:hAnsi="Times New Roman"/>
           <w:sz w:val="20"/>
         </w:rPr>
-        <w:t>30. Mello MM, Kachalia A, Studdert DM. Administrative compensation for medical injuries: lessons from three foreign systems. New York: The Commonwealth Fund; 2011.</w:t>
+        <w:t>30. Lin PL, Huang JP, Fujii T, Cho EH, Huang MC. A survey of specialty choice among obstetrics and gynecology residents in Japan, Korea, and Taiwan. J Obstet Gynaecol Res. 2022;48(7):1968-1977.</w:t>
       </w:r>
     </w:p>
     <w:p>
@@ -4269,7 +4290,31 @@
           <w:rFonts w:ascii="Times New Roman" w:hAnsi="Times New Roman"/>
           <w:sz w:val="20"/>
         </w:rPr>
-        <w:t>31. Helland E, Seabury SA. Tort reform and physician labor supply: a review of the evidence. Int Rev Law Econ. 2015;42:192-202.</w:t>
+        <w:t>31. Bismark M, Paterson R. No-fault compensation in New Zealand: harmonizing injury compensation, provider accountability, and patient safety. Health Aff. 2006;25(1):278-286.</w:t>
+      </w:r>
+    </w:p>
+    <w:p>
+      <w:pPr>
+        <w:spacing w:line="360" w:lineRule="auto"/>
+      </w:pPr>
+      <w:r>
+        <w:rPr>
+          <w:rFonts w:ascii="Times New Roman" w:hAnsi="Times New Roman"/>
+          <w:sz w:val="20"/>
+        </w:rPr>
+        <w:t>32. Mello MM, Kachalia A, Studdert DM. Administrative compensation for medical injuries: lessons from three foreign systems. New York: The Commonwealth Fund; 2011.</w:t>
+      </w:r>
+    </w:p>
+    <w:p>
+      <w:pPr>
+        <w:spacing w:line="360" w:lineRule="auto"/>
+      </w:pPr>
+      <w:r>
+        <w:rPr>
+          <w:rFonts w:ascii="Times New Roman" w:hAnsi="Times New Roman"/>
+          <w:sz w:val="20"/>
+        </w:rPr>
+        <w:t>33. Helland E, Seabury SA. Tort reform and physician labor supply: a review of the evidence. Int Rev Law Econ. 2015;42:192-202.</w:t>
       </w:r>
     </w:p>
     <w:sectPr>

--- a/medical_accident_its_analysis/manuscript/ha_manuscript_en.docx
+++ b/medical_accident_its_analysis/manuscript/ha_manuscript_en.docx
@@ -37,7 +37,7 @@
           <w:rFonts w:ascii="Times New Roman" w:hAnsi="Times New Roman"/>
           <w:sz w:val="24"/>
         </w:rPr>
-        <w:t>Specialty maldistribution is a global healthcare workforce-allocation problem, and many health systems assume that malpractice-litigation risk pushes physicians away from high-risk specialties. We used this question as a test case for a transparent, reproducible decision-analytics and operations-research framework that evaluates a proposed workforce policy lever while avoiding size confounding and interpolation artifacts in sparse administrative panels. Using national primary data for 12 specialties in Japan (2008–2024), we measured exposure as closed malpractice claims per 1,000 physicians (rate, not count) and regressed biennial log-change in physicians and hospitals on the lagged litigation rate in a panel with specialty and wave fixed effects, cluster-robust standard errors with a small-cluster t(G-1) correction, a cluster block-bootstrap robustness check, two one-sided equivalence (TOST) tests, and power diagnostics. The workforce grew in 11 of 12 specialties; general surgery, which changed by -2.3%, was the exception. Litigation rate was not associated with physician growth (coefficient -0.0009; 95% CI -0.0043 to +0.0025; p=0.56) or hospital growth (p=0.90). A one-SD higher rate changed physician growth by less than ±1% (TOST p=0.023; less than ±2% was p=&lt;0.001); the minimum detectable effect was 1.08% per SD at 80% power. Hospital growth was within ±2% (p=0.002) but not the stricter ±1% margin (p=0.059). Sensitivity analyses were unchanged. Specialty-level litigation risk is not associated with workforce decline in these national data. The decision-analytics and operations-research framework is exportable to other healthcare workforce-policy levers.</w:t>
+        <w:t>Specialty maldistribution is a global healthcare workforce-allocation problem, and many health systems assume that malpractice-litigation risk pushes physicians away from high-risk specialties. We used this question as a test case for a transparent, reproducible decision-analytics and operations-research framework that evaluates a proposed workforce policy lever while avoiding size confounding and interpolation artifacts in sparse administrative panels. Using national primary data for 12 specialties in Japan (2008-2024), we measured exposure as closed malpractice claims per 1,000 physicians (rate, not count) and regressed biennial log-change in physicians and hospitals on the lagged litigation rate in a panel with specialty and wave fixed effects, cluster-robust standard errors with a small-cluster t(G-1) correction, a cluster block-bootstrap robustness check, two one-sided equivalence (TOST) tests, and power diagnostics. The workforce grew in 11 of 12 specialties; general surgery, which changed by -2.3%, was the exception. Litigation rate was not associated with physician growth (coefficient -0.0009; 95% CI -0.0043 to +0.0025; p=0.56) or hospital growth (p=0.90). A one-SD higher rate changed physician growth by less than ±1% (TOST p=0.023; less than ±2% was p=&lt;0.001); the minimum detectable effect was 1.08% per SD at 80% power. Hospital growth was within ±2% (p=0.002) but not the stricter ±1% margin (p=0.059). Sensitivity analyses were unchanged. Specialty-level litigation risk is not associated with workforce decline in these national data. The decision-analytics and operations-research framework is exportable to other healthcare workforce-policy levers.</w:t>
       </w:r>
     </w:p>
     <w:p>
@@ -315,7 +315,7 @@
           <w:i w:val="0"/>
           <w:sz w:val="24"/>
         </w:rPr>
-        <w:t>As context for the specialty-training pipeline, first-year specialist-trainee (senkoi) counts in 2018 and counts of physicians 3–5 years after medical registration in 2014 were summarised by specialty; coverage rates range widely across the 12 primary fields (Supplementary Table 8).</w:t>
+        <w:t>As context for the specialty-training pipeline, first-year specialist-trainee (senkoi) counts in 2018 and counts of physicians 3-5 years after medical registration in 2014 were summarised by specialty; coverage rates range widely across the 12 primary fields (Supplementary Table 8).</w:t>
       </w:r>
       <w:r>
         <w:rPr>
@@ -394,7 +394,7 @@
           <w:i w:val="0"/>
           <w:sz w:val="24"/>
         </w:rPr>
-        <w:t>We formalised the evaluation as a sensitivity-analysis framework that varies the exposure definition (counts versus rates), panel frequency (measured biennial waves versus interpolated annual values), and potential confounders (JMSR reports, media coverage, JOCS-CP period) while holding the specialty-level panel structure constant. The exposure was the litigation rate, defined as closed claims per 1,000 physicians in each specialty-year, which removes specialty-size confounding because large specialties generate more claims for reasons unrelated to per-physician risk. The primary analysis used the 9 measured biennial physician waves (2008–2024). For each specialty we computed the biennial log-change in physicians (and, separately, in hospitals) and regressed it on the litigation rate at the start of the interval, in a panel with specialty and wave fixed effects and standard errors clustered by specialty.</w:t>
+        <w:t>We formalised the evaluation as a sensitivity-analysis framework that varies the exposure definition (counts versus rates), panel frequency (measured biennial waves versus interpolated annual values), and potential confounders (JMSR reports, media coverage, JOCS-CP period) while holding the specialty-level panel structure constant. The exposure was the litigation rate, defined as closed claims per 1,000 physicians in each specialty-year, which removes specialty-size confounding because large specialties generate more claims for reasons unrelated to per-physician risk. The primary analysis used the 9 measured biennial physician waves (2008-2024). For each specialty we computed the biennial log-change in physicians (and, separately, in hospitals) and regressed it on the litigation rate at the start of the interval, in a panel with specialty and wave fixed effects and standard errors clustered by specialty.</w:t>
       </w:r>
       <w:r>
         <w:rPr>
@@ -419,7 +419,7 @@
       </w:pPr>
       <m:oMath xmlns:mml="http://www.w3.org/1998/Math/MathML">
         <m:r>
-          <m:t>Δ</m:t>
+          <m:t>Delta</m:t>
         </m:r>
         <m:r>
           <m:rPr>
@@ -448,7 +448,7 @@
         <m:sSub>
           <m:e>
             <m:r>
-              <m:t>α</m:t>
+              <m:t>alpha</m:t>
             </m:r>
           </m:e>
           <m:sub>
@@ -463,7 +463,7 @@
         <m:sSub>
           <m:e>
             <m:r>
-              <m:t>δ</m:t>
+              <m:t>delta</m:t>
             </m:r>
           </m:e>
           <m:sub>
@@ -473,7 +473,7 @@
           </m:sub>
         </m:sSub>
         <m:r>
-          <m:t>+β·</m:t>
+          <m:t>+beta*</m:t>
         </m:r>
         <m:sSub>
           <m:e>
@@ -486,7 +486,7 @@
           </m:e>
           <m:sub>
             <m:r>
-              <m:t>s,t−1</m:t>
+              <m:t>s,t-1</m:t>
             </m:r>
           </m:sub>
         </m:sSub>
@@ -496,7 +496,7 @@
         <m:sSub>
           <m:e>
             <m:r>
-              <m:t>ϵ</m:t>
+              <m:t>epsilon</m:t>
             </m:r>
           </m:e>
           <m:sub>
@@ -569,7 +569,7 @@
           </m:sub>
         </m:sSub>
         <m:r>
-          <m:t>:β≤−m</m:t>
+          <m:t>:beta&lt;=-m</m:t>
         </m:r>
         <m:r>
           <m:rPr>
@@ -590,7 +590,7 @@
           </m:sub>
         </m:sSub>
         <m:r>
-          <m:t>:β≥+m</m:t>
+          <m:t>:beta&gt;=+m</m:t>
         </m:r>
       </m:oMath>
     </w:p>
@@ -619,7 +619,7 @@
           <w:i w:val="0"/>
           <w:sz w:val="24"/>
         </w:rPr>
-        <w:t>We complemented the analytical small-cluster inference with two diagnostic quantities. First, a cluster block-bootstrap with B = 1,999 replications resampled specialties with replacement, re-fitted the primary model, and reported percentile bootstrap 95% confidence intervals and a bootstrap p-value based on the distribution of absolute t-statistics. Second, we report the minimum detectable effect (MDE) at 80% power for the per-SD litigation-rate coefficient and the power to declare equivalence when the true effect is zero. The MDE is (t(0.975, df) + t(0.80, df)) × SE; the equivalence power is 2·F_t(m/SE) − 1, where F_t is the cumulative distribution of the t(df) distribution. These diagnostics make the limited-panel information explicit to workforce planners evaluating this policy lever.</w:t>
+        <w:t>We complemented the analytical small-cluster inference with two diagnostic quantities. First, a cluster block-bootstrap with B = 1,999 replications resampled specialties with replacement, re-fitted the primary model, and reported percentile bootstrap 95% confidence intervals and a bootstrap p-value based on the distribution of absolute t-statistics. Second, we report the minimum detectable effect (MDE) at 80% power for the per-SD litigation-rate coefficient and the power to declare equivalence when the true effect is zero. The MDE is (t(0.975, df) + t(0.80, df)) * SE; the equivalence power is 2*F_t(m/SE) - 1, where F_t is the cumulative distribution of the t(df) distribution. These diagnostics make the limited-panel information explicit to workforce planners evaluating this policy lever.</w:t>
       </w:r>
     </w:p>
     <w:p>
@@ -691,7 +691,7 @@
           <w:i w:val="0"/>
           <w:sz w:val="24"/>
         </w:rPr>
-        <w:t xml:space="preserve"> Sensitivity analyses repeated the models on (i) the annual hospital series, (ii) a linearly interpolated annual physician series (with degrees of freedom governed by the measured waves, not the interpolated n), (iii) raw counts instead of rates, (iv) the annual hospital series 2016-2024 additionally controlling for the JMSR report rate (reports per 1,000 physicians), and (v) the annual hospital series 2009–2018 additionally controlling for total Nikkei Telecom article counts. Because the article-count series is a national yearly variable, it is collinear with full wave fixed effects; this sensitivity therefore uses specialty fixed effects plus a linear time trend rather than wave dummies. The JOCS-CP indicator and all sensitivity models are exploratory; we report raw p-values and Holm step-down adjusted p-values for this family. Analyses used Python (statsmodels); code and data are openly available at https://github.com/bougtoir/medical-accident-its-analysis.</w:t>
+        <w:t xml:space="preserve"> Sensitivity analyses repeated the models on (i) the annual hospital series, (ii) a linearly interpolated annual physician series (with degrees of freedom governed by the measured waves, not the interpolated n), (iii) raw counts instead of rates, (iv) the annual hospital series 2016-2024 additionally controlling for the JMSR report rate (reports per 1,000 physicians), and (v) the annual hospital series 2009-2018 additionally controlling for total Nikkei Telecom article counts. Because the article-count series is a national yearly variable, it is collinear with full wave fixed effects; this sensitivity therefore uses specialty fixed effects plus a linear time trend rather than wave dummies. The JOCS-CP indicator and all sensitivity models are exploratory; we report raw p-values and Holm step-down adjusted p-values for this family. Analyses used Python (statsmodels); code and data are openly available at https://github.com/bougtoir/medical-accident-its-analysis.</w:t>
       </w:r>
     </w:p>
     <w:p>
@@ -3650,7 +3650,7 @@
           <w:i w:val="0"/>
           <w:sz w:val="24"/>
         </w:rPr>
-        <w:t>The obstetrics and gynaecology case is the most discussed example of the litigation-workforce nexus, and it is consistent with our interpretation. A recent Japan–U.S. comparison of medical-legal claims in obstetrics and gynaecology (OB/GYN) found that the proportion of malpractice claims in this specialty fell from 15.1 percent in 2004 to 5.2 percent in 2022, and that claims per 100 OB/GYN physicians fell from 0.9 in 2007 to 0.4 in 2016, while maternal and neonatal mortality also declined.</w:t>
+        <w:t>The obstetrics and gynaecology case is the most discussed example of the litigation-workforce nexus, and it is consistent with our interpretation. A recent Japan-U.S. comparison of medical-legal claims in obstetrics and gynaecology (OB/GYN) found that the proportion of malpractice claims in this specialty fell from 15.1 percent in 2004 to 5.2 percent in 2022, and that claims per 100 OB/GYN physicians fell from 0.9 in 2007 to 0.4 in 2016, while maternal and neonatal mortality also declined.</w:t>
       </w:r>
       <w:r>
         <w:rPr>
@@ -3772,7 +3772,7 @@
           <w:i w:val="0"/>
           <w:sz w:val="24"/>
         </w:rPr>
-        <w:t xml:space="preserve"> Applying similar logic in the same national setting would require individual-level or prefecture-level career data linked to local litigation, media, and reimbursement environments. Until then, the present specialty-level rate analysis provides the most systematic evidence available on the central policy question: whether malpractice litigation risk drives physicians away from high-risk specialties. The answer, in these data, is no—or at least not in a way that is detectable or policy-relevant across 9 measured waves (2008–2024).</w:t>
+        <w:t xml:space="preserve"> Applying similar logic in the same national setting would require individual-level or prefecture-level career data linked to local litigation, media, and reimbursement environments. Until then, the present specialty-level rate analysis provides the most systematic evidence available on the central policy question: whether malpractice litigation risk drives physicians away from high-risk specialties. The answer, in these data, is no—or at least not in a way that is detectable or policy-relevant across 9 measured waves (2008-2024).</w:t>
       </w:r>
     </w:p>
     <w:p>
@@ -3854,7 +3854,7 @@
           <w:i w:val="0"/>
           <w:sz w:val="24"/>
         </w:rPr>
-        <w:t>Across 2008–2024, specialty-level malpractice-litigation risk was not associated with physician or hospital decline in these national data, and the physician effect was statistically equivalent to null within a small margin. From a decision-analytics standpoint, malpractice litigation is not a reliable policy lever for correcting specialty maldistribution in this setting. Policymakers may more productively target structural incentives, especially no-fault compensation, rather than rely on the assumption that reducing litigation will retain physicians in high-risk specialties. The transparent, reproducible sensitivity-analysis framework used here is exportable to other healthcare workforce-policy levers.</w:t>
+        <w:t>Across 2008-2024, specialty-level malpractice-litigation risk was not associated with physician or hospital decline in these national data, and the physician effect was statistically equivalent to null within a small margin. From a decision-analytics standpoint, malpractice litigation is not a reliable policy lever for correcting specialty maldistribution in this setting. Policymakers may more productively target structural incentives, especially no-fault compensation, rather than rely on the assumption that reducing litigation will retain physicians in high-risk specialties. The transparent, reproducible sensitivity-analysis framework used here is exportable to other healthcare workforce-policy levers.</w:t>
       </w:r>
     </w:p>
     <w:p>
@@ -4406,7 +4406,7 @@
     <w:lvl w:ilvl="0">
       <w:start w:val="1"/>
       <w:numFmt w:val="bullet"/>
-      <w:lvlText w:val=""/>
+      <w:lvlText w:val="*"/>
       <w:lvlJc w:val="left"/>
       <w:pPr>
         <w:tabs>
@@ -4427,7 +4427,7 @@
       <w:start w:val="1"/>
       <w:numFmt w:val="bullet"/>
       <w:pStyle w:val="ListBullet3"/>
-      <w:lvlText w:val=""/>
+      <w:lvlText w:val="*"/>
       <w:lvlJc w:val="left"/>
       <w:pPr>
         <w:tabs>
@@ -4448,7 +4448,7 @@
       <w:start w:val="1"/>
       <w:numFmt w:val="bullet"/>
       <w:pStyle w:val="ListBullet2"/>
-      <w:lvlText w:val=""/>
+      <w:lvlText w:val="*"/>
       <w:lvlJc w:val="left"/>
       <w:pPr>
         <w:tabs>
@@ -4487,7 +4487,7 @@
       <w:start w:val="1"/>
       <w:numFmt w:val="bullet"/>
       <w:pStyle w:val="ListBullet"/>
-      <w:lvlText w:val=""/>
+      <w:lvlText w:val="*"/>
       <w:lvlJc w:val="left"/>
       <w:pPr>
         <w:tabs>
@@ -28231,10 +28231,10 @@
         <a:latin typeface="Calibri"/>
         <a:ea typeface=""/>
         <a:cs typeface=""/>
-        <a:font script="Jpan" typeface="ＭＳ ゴシック"/>
-        <a:font script="Hang" typeface="맑은 고딕"/>
-        <a:font script="Hans" typeface="宋体"/>
-        <a:font script="Hant" typeface="新細明體"/>
+        <a:font script="Jpan" typeface="MS Gothic"/>
+        <a:font script="Hang" typeface="Malgun Gothic"/>
+        <a:font script="Hans" typeface="SimSun"/>
+        <a:font script="Hant" typeface="PMingLiU"/>
         <a:font script="Arab" typeface="Times New Roman"/>
         <a:font script="Hebr" typeface="Times New Roman"/>
         <a:font script="Thai" typeface="Angsana New"/>
@@ -28266,10 +28266,10 @@
         <a:latin typeface="Cambria"/>
         <a:ea typeface=""/>
         <a:cs typeface=""/>
-        <a:font script="Jpan" typeface="ＭＳ 明朝"/>
-        <a:font script="Hang" typeface="맑은 고딕"/>
-        <a:font script="Hans" typeface="宋体"/>
-        <a:font script="Hant" typeface="新細明體"/>
+        <a:font script="Jpan" typeface="MS Mincho"/>
+        <a:font script="Hang" typeface="Malgun Gothic"/>
+        <a:font script="Hans" typeface="SimSun"/>
+        <a:font script="Hant" typeface="PMingLiU"/>
         <a:font script="Arab" typeface="Arial"/>
         <a:font script="Hebr" typeface="Arial"/>
         <a:font script="Thai" typeface="Cordia New"/>
